--- a/thesis/修士論文_第1章_第2章.docx
+++ b/thesis/修士論文_第1章_第2章.docx
@@ -4,25 +4,36 @@
   <w:body>
     <w:p>
       <w:pPr>
-        <w:pStyle w:val="1"/>
-        <w:rPr>
-          <w:lang w:eastAsia="ja-JP"/>
-        </w:rPr>
-      </w:pPr>
-      <w:r>
-        <w:rPr>
+        <w:keepNext/>
+        <w:spacing w:lineRule="exact" w:line="360"/>
+        <w:ind w:firstLine="0" w:left="0"/>
+        <w:rPr>
+          <w:lang w:eastAsia="ja-JP"/>
+        </w:rPr>
+      </w:pPr>
+      <w:r>
+        <w:rPr>
+          <w:rFonts w:ascii="Century" w:hAnsi="Century" w:eastAsia="ＭＳ 明朝"/>
+          <w:b/>
+          <w:sz w:val="24"/>
           <w:lang w:eastAsia="ja-JP"/>
         </w:rPr>
         <w:t>第</w:t>
       </w:r>
       <w:r>
         <w:rPr>
+          <w:rFonts w:ascii="Century" w:hAnsi="Century" w:eastAsia="ＭＳ 明朝"/>
+          <w:b/>
+          <w:sz w:val="24"/>
           <w:lang w:eastAsia="ja-JP"/>
         </w:rPr>
         <w:t>1</w:t>
       </w:r>
       <w:r>
         <w:rPr>
+          <w:rFonts w:ascii="Century" w:hAnsi="Century" w:eastAsia="ＭＳ 明朝"/>
+          <w:b/>
+          <w:sz w:val="24"/>
           <w:lang w:eastAsia="ja-JP"/>
         </w:rPr>
         <w:t>章　序論</w:t>
@@ -30,7 +41,9 @@
     </w:p>
     <w:p>
       <w:pPr>
-        <w:pStyle w:val="2"/>
+        <w:keepNext/>
+        <w:spacing w:lineRule="exact" w:line="360"/>
+        <w:ind w:firstLine="0" w:left="0"/>
         <w:rPr>
           <w:rFonts w:eastAsiaTheme="minorEastAsia"/>
           <w:sz w:val="28"/>
@@ -40,6 +53,9 @@
       </w:pPr>
       <w:r>
         <w:rPr>
+          <w:rFonts w:ascii="Century" w:hAnsi="Century" w:eastAsia="ＭＳ 明朝"/>
+          <w:b/>
+          <w:sz w:val="24"/>
           <w:szCs w:val="28"/>
           <w:lang w:eastAsia="ja-JP"/>
         </w:rPr>
@@ -47,6 +63,9 @@
       </w:r>
       <w:r>
         <w:rPr>
+          <w:rFonts w:ascii="Century" w:hAnsi="Century" w:eastAsia="ＭＳ 明朝"/>
+          <w:b/>
+          <w:sz w:val="24"/>
           <w:szCs w:val="28"/>
           <w:lang w:eastAsia="ja-JP"/>
         </w:rPr>
@@ -55,7 +74,9 @@
     </w:p>
     <w:p>
       <w:pPr>
-        <w:pStyle w:val="3"/>
+        <w:keepNext/>
+        <w:spacing w:lineRule="exact" w:line="360"/>
+        <w:ind w:firstLine="0" w:left="0"/>
         <w:rPr>
           <w:sz w:val="28"/>
           <w:szCs w:val="28"/>
@@ -64,6 +85,9 @@
       </w:pPr>
       <w:r>
         <w:rPr>
+          <w:rFonts w:ascii="Century" w:hAnsi="Century" w:eastAsia="ＭＳ 明朝"/>
+          <w:b/>
+          <w:sz w:val="24"/>
           <w:szCs w:val="28"/>
           <w:lang w:eastAsia="ja-JP"/>
         </w:rPr>
@@ -71,6 +95,9 @@
       </w:r>
       <w:r>
         <w:rPr>
+          <w:rFonts w:ascii="Century" w:hAnsi="Century" w:eastAsia="ＭＳ 明朝"/>
+          <w:b/>
+          <w:sz w:val="24"/>
           <w:szCs w:val="28"/>
           <w:lang w:eastAsia="ja-JP"/>
         </w:rPr>
@@ -78,6 +105,9 @@
       </w:r>
       <w:r>
         <w:rPr>
+          <w:rFonts w:ascii="Century" w:hAnsi="Century" w:eastAsia="ＭＳ 明朝"/>
+          <w:b/>
+          <w:sz w:val="24"/>
           <w:szCs w:val="28"/>
           <w:lang w:eastAsia="ja-JP"/>
         </w:rPr>
@@ -85,6 +115,9 @@
       </w:r>
       <w:r>
         <w:rPr>
+          <w:rFonts w:ascii="Century" w:hAnsi="Century" w:eastAsia="ＭＳ 明朝"/>
+          <w:b/>
+          <w:sz w:val="24"/>
           <w:szCs w:val="28"/>
           <w:lang w:eastAsia="ja-JP"/>
         </w:rPr>
@@ -93,7 +126,8 @@
     </w:p>
     <w:p>
       <w:pPr>
-        <w:ind w:firstLine="210"/>
+        <w:spacing w:lineRule="exact" w:line="360"/>
+        <w:ind w:firstLine="240"/>
         <w:jc w:val="both"/>
         <w:rPr>
           <w:sz w:val="28"/>
@@ -103,7 +137,7 @@
       </w:pPr>
       <w:r>
         <w:rPr>
-          <w:rFonts w:hint="eastAsia"/>
+          <w:rFonts w:hint="eastAsia" w:ascii="Century" w:hAnsi="Century" w:eastAsia="ＭＳ 明朝"/>
           <w:sz w:val="24"/>
           <w:szCs w:val="28"/>
           <w:lang w:eastAsia="ja-JP"/>
@@ -112,7 +146,7 @@
       </w:r>
       <w:r>
         <w:rPr>
-          <w:rFonts w:hint="eastAsia"/>
+          <w:rFonts w:hint="eastAsia" w:ascii="Century" w:hAnsi="Century" w:eastAsia="ＭＳ 明朝"/>
           <w:sz w:val="24"/>
           <w:szCs w:val="28"/>
           <w:lang w:eastAsia="ja-JP"/>
@@ -121,7 +155,7 @@
       </w:r>
       <w:r>
         <w:rPr>
-          <w:rFonts w:hint="eastAsia"/>
+          <w:rFonts w:hint="eastAsia" w:ascii="Century" w:hAnsi="Century" w:eastAsia="ＭＳ 明朝"/>
           <w:sz w:val="24"/>
           <w:szCs w:val="28"/>
           <w:lang w:eastAsia="ja-JP"/>
@@ -130,7 +164,7 @@
       </w:r>
       <w:r>
         <w:rPr>
-          <w:rFonts w:hint="eastAsia"/>
+          <w:rFonts w:hint="eastAsia" w:ascii="Century" w:hAnsi="Century" w:eastAsia="ＭＳ 明朝"/>
           <w:sz w:val="24"/>
           <w:szCs w:val="28"/>
           <w:lang w:eastAsia="ja-JP"/>
@@ -139,7 +173,7 @@
       </w:r>
       <w:r>
         <w:rPr>
-          <w:rFonts w:hint="eastAsia"/>
+          <w:rFonts w:hint="eastAsia" w:ascii="Century" w:hAnsi="Century" w:eastAsia="ＭＳ 明朝"/>
           <w:sz w:val="24"/>
           <w:szCs w:val="28"/>
           <w:lang w:eastAsia="ja-JP"/>
@@ -148,7 +182,7 @@
       </w:r>
       <w:r>
         <w:rPr>
-          <w:rFonts w:hint="eastAsia"/>
+          <w:rFonts w:hint="eastAsia" w:ascii="Century" w:hAnsi="Century" w:eastAsia="ＭＳ 明朝"/>
           <w:sz w:val="24"/>
           <w:szCs w:val="28"/>
           <w:lang w:eastAsia="ja-JP"/>
@@ -157,7 +191,7 @@
       </w:r>
       <w:r>
         <w:rPr>
-          <w:rFonts w:hint="eastAsia"/>
+          <w:rFonts w:hint="eastAsia" w:ascii="Century" w:hAnsi="Century" w:eastAsia="ＭＳ 明朝"/>
           <w:sz w:val="24"/>
           <w:szCs w:val="28"/>
           <w:lang w:eastAsia="ja-JP"/>
@@ -167,7 +201,7 @@
       <w:proofErr w:type="spellStart"/>
       <w:r>
         <w:rPr>
-          <w:rFonts w:hint="eastAsia"/>
+          <w:rFonts w:hint="eastAsia" w:ascii="Century" w:hAnsi="Century" w:eastAsia="ＭＳ 明朝"/>
           <w:sz w:val="24"/>
           <w:szCs w:val="28"/>
           <w:lang w:eastAsia="ja-JP"/>
@@ -177,7 +211,7 @@
       <w:proofErr w:type="spellEnd"/>
       <w:r>
         <w:rPr>
-          <w:rFonts w:hint="eastAsia"/>
+          <w:rFonts w:hint="eastAsia" w:ascii="Century" w:hAnsi="Century" w:eastAsia="ＭＳ 明朝"/>
           <w:sz w:val="24"/>
           <w:szCs w:val="28"/>
           <w:lang w:eastAsia="ja-JP"/>
@@ -186,7 +220,7 @@
       </w:r>
       <w:r>
         <w:rPr>
-          <w:rFonts w:hint="eastAsia"/>
+          <w:rFonts w:hint="eastAsia" w:ascii="Century" w:hAnsi="Century" w:eastAsia="ＭＳ 明朝"/>
           <w:sz w:val="24"/>
           <w:szCs w:val="28"/>
           <w:lang w:eastAsia="ja-JP"/>
@@ -195,7 +229,7 @@
       </w:r>
       <w:r>
         <w:rPr>
-          <w:rFonts w:hint="eastAsia"/>
+          <w:rFonts w:hint="eastAsia" w:ascii="Century" w:hAnsi="Century" w:eastAsia="ＭＳ 明朝"/>
           <w:sz w:val="24"/>
           <w:szCs w:val="28"/>
           <w:lang w:eastAsia="ja-JP"/>
@@ -204,7 +238,7 @@
       </w:r>
       <w:r>
         <w:rPr>
-          <w:rFonts w:hint="eastAsia"/>
+          <w:rFonts w:hint="eastAsia" w:ascii="Century" w:hAnsi="Century" w:eastAsia="ＭＳ 明朝"/>
           <w:sz w:val="24"/>
           <w:szCs w:val="28"/>
           <w:lang w:eastAsia="ja-JP"/>
@@ -213,7 +247,7 @@
       </w:r>
       <w:r>
         <w:rPr>
-          <w:rFonts w:hint="eastAsia"/>
+          <w:rFonts w:hint="eastAsia" w:ascii="Century" w:hAnsi="Century" w:eastAsia="ＭＳ 明朝"/>
           <w:sz w:val="24"/>
           <w:szCs w:val="28"/>
           <w:lang w:eastAsia="ja-JP"/>
@@ -222,7 +256,7 @@
       </w:r>
       <w:r>
         <w:rPr>
-          <w:rFonts w:hint="eastAsia"/>
+          <w:rFonts w:hint="eastAsia" w:ascii="Century" w:hAnsi="Century" w:eastAsia="ＭＳ 明朝"/>
           <w:sz w:val="24"/>
           <w:szCs w:val="28"/>
           <w:lang w:eastAsia="ja-JP"/>
@@ -231,7 +265,7 @@
       </w:r>
       <w:r>
         <w:rPr>
-          <w:rFonts w:hint="eastAsia"/>
+          <w:rFonts w:hint="eastAsia" w:ascii="Century" w:hAnsi="Century" w:eastAsia="ＭＳ 明朝"/>
           <w:sz w:val="24"/>
           <w:szCs w:val="28"/>
           <w:lang w:eastAsia="ja-JP"/>
@@ -240,7 +274,7 @@
       </w:r>
       <w:r>
         <w:rPr>
-          <w:rFonts w:hint="eastAsia"/>
+          <w:rFonts w:hint="eastAsia" w:ascii="Century" w:hAnsi="Century" w:eastAsia="ＭＳ 明朝"/>
           <w:sz w:val="24"/>
           <w:szCs w:val="28"/>
           <w:lang w:eastAsia="ja-JP"/>
@@ -249,7 +283,7 @@
       </w:r>
       <w:r>
         <w:rPr>
-          <w:rFonts w:hint="eastAsia"/>
+          <w:rFonts w:hint="eastAsia" w:ascii="Century" w:hAnsi="Century" w:eastAsia="ＭＳ 明朝"/>
           <w:sz w:val="24"/>
           <w:szCs w:val="28"/>
           <w:lang w:eastAsia="ja-JP"/>
@@ -258,7 +292,7 @@
       </w:r>
       <w:r>
         <w:rPr>
-          <w:rFonts w:hint="eastAsia"/>
+          <w:rFonts w:hint="eastAsia" w:ascii="Century" w:hAnsi="Century" w:eastAsia="ＭＳ 明朝"/>
           <w:sz w:val="24"/>
           <w:szCs w:val="28"/>
           <w:lang w:eastAsia="ja-JP"/>
@@ -268,7 +302,7 @@
       <w:proofErr w:type="spellStart"/>
       <w:r>
         <w:rPr>
-          <w:rFonts w:hint="eastAsia"/>
+          <w:rFonts w:hint="eastAsia" w:ascii="Century" w:hAnsi="Century" w:eastAsia="ＭＳ 明朝"/>
           <w:sz w:val="24"/>
           <w:szCs w:val="28"/>
           <w:lang w:eastAsia="ja-JP"/>
@@ -278,7 +312,7 @@
       <w:proofErr w:type="spellEnd"/>
       <w:r>
         <w:rPr>
-          <w:rFonts w:hint="eastAsia"/>
+          <w:rFonts w:hint="eastAsia" w:ascii="Century" w:hAnsi="Century" w:eastAsia="ＭＳ 明朝"/>
           <w:sz w:val="24"/>
           <w:szCs w:val="28"/>
           <w:lang w:eastAsia="ja-JP"/>
@@ -287,7 +321,7 @@
       </w:r>
       <w:r>
         <w:rPr>
-          <w:rFonts w:hint="eastAsia"/>
+          <w:rFonts w:hint="eastAsia" w:ascii="Century" w:hAnsi="Century" w:eastAsia="ＭＳ 明朝"/>
           <w:sz w:val="24"/>
           <w:szCs w:val="28"/>
           <w:lang w:eastAsia="ja-JP"/>
@@ -296,7 +330,7 @@
       </w:r>
       <w:r>
         <w:rPr>
-          <w:rFonts w:hint="eastAsia"/>
+          <w:rFonts w:hint="eastAsia" w:ascii="Century" w:hAnsi="Century" w:eastAsia="ＭＳ 明朝"/>
           <w:sz w:val="24"/>
           <w:szCs w:val="28"/>
           <w:lang w:eastAsia="ja-JP"/>
@@ -305,7 +339,7 @@
       </w:r>
       <w:r>
         <w:rPr>
-          <w:rFonts w:hint="eastAsia"/>
+          <w:rFonts w:hint="eastAsia" w:ascii="Century" w:hAnsi="Century" w:eastAsia="ＭＳ 明朝"/>
           <w:sz w:val="24"/>
           <w:szCs w:val="28"/>
           <w:lang w:eastAsia="ja-JP"/>
@@ -314,7 +348,7 @@
       </w:r>
       <w:r>
         <w:rPr>
-          <w:rFonts w:hint="eastAsia"/>
+          <w:rFonts w:hint="eastAsia" w:ascii="Century" w:hAnsi="Century" w:eastAsia="ＭＳ 明朝"/>
           <w:sz w:val="24"/>
           <w:szCs w:val="28"/>
           <w:lang w:eastAsia="ja-JP"/>
@@ -323,7 +357,7 @@
       </w:r>
       <w:r>
         <w:rPr>
-          <w:rFonts w:hint="eastAsia"/>
+          <w:rFonts w:hint="eastAsia" w:ascii="Century" w:hAnsi="Century" w:eastAsia="ＭＳ 明朝"/>
           <w:sz w:val="24"/>
           <w:szCs w:val="28"/>
           <w:lang w:eastAsia="ja-JP"/>
@@ -333,7 +367,8 @@
     </w:p>
     <w:p>
       <w:pPr>
-        <w:ind w:firstLine="210"/>
+        <w:spacing w:lineRule="exact" w:line="360"/>
+        <w:ind w:firstLine="240"/>
         <w:jc w:val="both"/>
         <w:rPr>
           <w:sz w:val="28"/>
@@ -343,6 +378,7 @@
       </w:pPr>
       <w:r>
         <w:rPr>
+          <w:rFonts w:ascii="Century" w:hAnsi="Century" w:eastAsia="ＭＳ 明朝"/>
           <w:sz w:val="24"/>
           <w:szCs w:val="28"/>
           <w:lang w:eastAsia="ja-JP"/>
@@ -351,6 +387,7 @@
       </w:r>
       <w:r>
         <w:rPr>
+          <w:rFonts w:ascii="Century" w:hAnsi="Century" w:eastAsia="ＭＳ 明朝"/>
           <w:sz w:val="24"/>
           <w:szCs w:val="28"/>
           <w:lang w:eastAsia="ja-JP"/>
@@ -359,6 +396,7 @@
       </w:r>
       <w:r>
         <w:rPr>
+          <w:rFonts w:ascii="Century" w:hAnsi="Century" w:eastAsia="ＭＳ 明朝"/>
           <w:sz w:val="24"/>
           <w:szCs w:val="28"/>
           <w:lang w:eastAsia="ja-JP"/>
@@ -367,6 +405,7 @@
       </w:r>
       <w:r>
         <w:rPr>
+          <w:rFonts w:ascii="Century" w:hAnsi="Century" w:eastAsia="ＭＳ 明朝"/>
           <w:sz w:val="24"/>
           <w:szCs w:val="28"/>
           <w:lang w:eastAsia="ja-JP"/>
@@ -375,7 +414,7 @@
       </w:r>
       <w:r>
         <w:rPr>
-          <w:rFonts w:ascii="MS Mincho" w:hAnsi="MS Mincho"/>
+          <w:rFonts w:ascii="Century" w:hAnsi="Century" w:eastAsia="ＭＳ 明朝"/>
           <w:sz w:val="24"/>
           <w:szCs w:val="28"/>
           <w:lang w:eastAsia="ja-JP"/>
@@ -384,38 +423,39 @@
       </w:r>
       <w:r>
         <w:rPr>
-          <w:rFonts w:ascii="MS Mincho" w:hAnsi="MS Mincho"/>
-          <w:sz w:val="24"/>
-          <w:szCs w:val="28"/>
-          <w:lang w:eastAsia="ja-JP"/>
-        </w:rPr>
-      </w:r>
-      <w:r>
-        <w:rPr>
-          <w:rFonts w:ascii="MS Mincho" w:hAnsi="MS Mincho" w:hint="eastAsia"/>
-          <w:sz w:val="24"/>
-          <w:szCs w:val="28"/>
-          <w:lang w:eastAsia="ja-JP"/>
-        </w:rPr>
-      </w:r>
-      <w:r>
-        <w:rPr>
-          <w:rFonts w:ascii="MS Mincho" w:eastAsiaTheme="minorEastAsia" w:hAnsi="MS Mincho" w:hint="eastAsia"/>
-          <w:sz w:val="24"/>
-          <w:szCs w:val="28"/>
-          <w:lang w:eastAsia="ja-JP"/>
-        </w:rPr>
-      </w:r>
-      <w:r>
-        <w:rPr>
-          <w:rFonts w:ascii="MS Mincho" w:hAnsi="MS Mincho"/>
-          <w:sz w:val="24"/>
-          <w:szCs w:val="28"/>
-          <w:lang w:eastAsia="ja-JP"/>
-        </w:rPr>
-      </w:r>
-      <w:r>
-        <w:rPr>
+          <w:rFonts w:ascii="Century" w:hAnsi="Century" w:eastAsia="ＭＳ 明朝"/>
+          <w:sz w:val="24"/>
+          <w:szCs w:val="28"/>
+          <w:lang w:eastAsia="ja-JP"/>
+        </w:rPr>
+      </w:r>
+      <w:r>
+        <w:rPr>
+          <w:rFonts w:ascii="Century" w:hAnsi="Century" w:hint="eastAsia" w:eastAsia="ＭＳ 明朝"/>
+          <w:sz w:val="24"/>
+          <w:szCs w:val="28"/>
+          <w:lang w:eastAsia="ja-JP"/>
+        </w:rPr>
+      </w:r>
+      <w:r>
+        <w:rPr>
+          <w:rFonts w:ascii="Century" w:hAnsi="Century" w:hint="eastAsia" w:eastAsia="ＭＳ 明朝"/>
+          <w:sz w:val="24"/>
+          <w:szCs w:val="28"/>
+          <w:lang w:eastAsia="ja-JP"/>
+        </w:rPr>
+      </w:r>
+      <w:r>
+        <w:rPr>
+          <w:rFonts w:ascii="Century" w:hAnsi="Century" w:eastAsia="ＭＳ 明朝"/>
+          <w:sz w:val="24"/>
+          <w:szCs w:val="28"/>
+          <w:lang w:eastAsia="ja-JP"/>
+        </w:rPr>
+      </w:r>
+      <w:r>
+        <w:rPr>
+          <w:rFonts w:ascii="Century" w:hAnsi="Century" w:eastAsia="ＭＳ 明朝"/>
           <w:sz w:val="24"/>
           <w:szCs w:val="28"/>
           <w:lang w:eastAsia="ja-JP"/>
@@ -424,6 +464,7 @@
       </w:r>
       <w:r>
         <w:rPr>
+          <w:rFonts w:ascii="Century" w:hAnsi="Century" w:eastAsia="ＭＳ 明朝"/>
           <w:sz w:val="24"/>
           <w:szCs w:val="28"/>
           <w:lang w:eastAsia="ja-JP"/>
@@ -432,6 +473,7 @@
       </w:r>
       <w:r>
         <w:rPr>
+          <w:rFonts w:ascii="Century" w:hAnsi="Century" w:eastAsia="ＭＳ 明朝"/>
           <w:sz w:val="24"/>
           <w:szCs w:val="28"/>
           <w:lang w:eastAsia="ja-JP"/>
@@ -440,7 +482,7 @@
       </w:r>
       <w:r>
         <w:rPr>
-          <w:rFonts w:hint="eastAsia"/>
+          <w:rFonts w:hint="eastAsia" w:ascii="Century" w:hAnsi="Century" w:eastAsia="ＭＳ 明朝"/>
           <w:sz w:val="24"/>
           <w:szCs w:val="28"/>
           <w:lang w:eastAsia="ja-JP"/>
@@ -449,6 +491,7 @@
       </w:r>
       <w:r>
         <w:rPr>
+          <w:rFonts w:ascii="Century" w:hAnsi="Century" w:eastAsia="ＭＳ 明朝"/>
           <w:sz w:val="24"/>
           <w:szCs w:val="28"/>
           <w:lang w:eastAsia="ja-JP"/>
@@ -457,7 +500,7 @@
       </w:r>
       <w:r>
         <w:rPr>
-          <w:rFonts w:hint="eastAsia"/>
+          <w:rFonts w:hint="eastAsia" w:ascii="Century" w:hAnsi="Century" w:eastAsia="ＭＳ 明朝"/>
           <w:sz w:val="24"/>
           <w:szCs w:val="28"/>
           <w:lang w:eastAsia="ja-JP"/>
@@ -466,6 +509,7 @@
       </w:r>
       <w:r>
         <w:rPr>
+          <w:rFonts w:ascii="Century" w:hAnsi="Century" w:eastAsia="ＭＳ 明朝"/>
           <w:sz w:val="24"/>
           <w:szCs w:val="28"/>
           <w:lang w:eastAsia="ja-JP"/>
@@ -474,7 +518,7 @@
       </w:r>
       <w:r>
         <w:rPr>
-          <w:rFonts w:hint="eastAsia"/>
+          <w:rFonts w:hint="eastAsia" w:ascii="Century" w:hAnsi="Century" w:eastAsia="ＭＳ 明朝"/>
           <w:sz w:val="24"/>
           <w:szCs w:val="28"/>
           <w:lang w:eastAsia="ja-JP"/>
@@ -483,6 +527,7 @@
       </w:r>
       <w:r>
         <w:rPr>
+          <w:rFonts w:ascii="Century" w:hAnsi="Century" w:eastAsia="ＭＳ 明朝"/>
           <w:sz w:val="24"/>
           <w:szCs w:val="28"/>
           <w:lang w:eastAsia="ja-JP"/>
@@ -491,6 +536,7 @@
       </w:r>
       <w:r>
         <w:rPr>
+          <w:rFonts w:ascii="Century" w:hAnsi="Century" w:eastAsia="ＭＳ 明朝"/>
           <w:sz w:val="24"/>
           <w:szCs w:val="28"/>
           <w:lang w:eastAsia="ja-JP"/>
@@ -499,7 +545,7 @@
       </w:r>
       <w:r>
         <w:rPr>
-          <w:rFonts w:hint="eastAsia"/>
+          <w:rFonts w:hint="eastAsia" w:ascii="Century" w:hAnsi="Century" w:eastAsia="ＭＳ 明朝"/>
           <w:sz w:val="24"/>
           <w:szCs w:val="28"/>
           <w:lang w:eastAsia="ja-JP"/>
@@ -508,6 +554,7 @@
       </w:r>
       <w:r>
         <w:rPr>
+          <w:rFonts w:ascii="Century" w:hAnsi="Century" w:eastAsia="ＭＳ 明朝"/>
           <w:sz w:val="24"/>
           <w:szCs w:val="28"/>
           <w:lang w:eastAsia="ja-JP"/>
@@ -516,7 +563,7 @@
       </w:r>
       <w:r>
         <w:rPr>
-          <w:rFonts w:hint="eastAsia"/>
+          <w:rFonts w:hint="eastAsia" w:ascii="Century" w:hAnsi="Century" w:eastAsia="ＭＳ 明朝"/>
           <w:sz w:val="24"/>
           <w:szCs w:val="28"/>
           <w:lang w:eastAsia="ja-JP"/>
@@ -525,6 +572,7 @@
       </w:r>
       <w:r>
         <w:rPr>
+          <w:rFonts w:ascii="Century" w:hAnsi="Century" w:eastAsia="ＭＳ 明朝"/>
           <w:sz w:val="24"/>
           <w:szCs w:val="28"/>
           <w:lang w:eastAsia="ja-JP"/>
@@ -533,6 +581,7 @@
       </w:r>
       <w:r>
         <w:rPr>
+          <w:rFonts w:ascii="Century" w:hAnsi="Century" w:eastAsia="ＭＳ 明朝"/>
           <w:sz w:val="24"/>
           <w:szCs w:val="28"/>
           <w:lang w:eastAsia="ja-JP"/>
@@ -541,6 +590,7 @@
       </w:r>
       <w:r>
         <w:rPr>
+          <w:rFonts w:ascii="Century" w:hAnsi="Century" w:eastAsia="ＭＳ 明朝"/>
           <w:sz w:val="24"/>
           <w:szCs w:val="28"/>
           <w:lang w:eastAsia="ja-JP"/>
@@ -549,7 +599,7 @@
       </w:r>
       <w:r>
         <w:rPr>
-          <w:rFonts w:hint="eastAsia"/>
+          <w:rFonts w:hint="eastAsia" w:ascii="Century" w:hAnsi="Century" w:eastAsia="ＭＳ 明朝"/>
           <w:sz w:val="24"/>
           <w:szCs w:val="28"/>
           <w:lang w:eastAsia="ja-JP"/>
@@ -558,6 +608,7 @@
       </w:r>
       <w:r>
         <w:rPr>
+          <w:rFonts w:ascii="Century" w:hAnsi="Century" w:eastAsia="ＭＳ 明朝"/>
           <w:sz w:val="24"/>
           <w:szCs w:val="28"/>
           <w:lang w:eastAsia="ja-JP"/>
@@ -566,7 +617,7 @@
       </w:r>
       <w:r>
         <w:rPr>
-          <w:rFonts w:hint="eastAsia"/>
+          <w:rFonts w:hint="eastAsia" w:ascii="Century" w:hAnsi="Century" w:eastAsia="ＭＳ 明朝"/>
           <w:sz w:val="24"/>
           <w:szCs w:val="28"/>
           <w:lang w:eastAsia="ja-JP"/>
@@ -575,6 +626,7 @@
       </w:r>
       <w:r>
         <w:rPr>
+          <w:rFonts w:ascii="Century" w:hAnsi="Century" w:eastAsia="ＭＳ 明朝"/>
           <w:sz w:val="24"/>
           <w:szCs w:val="28"/>
           <w:lang w:eastAsia="ja-JP"/>
@@ -583,7 +635,7 @@
       </w:r>
       <w:r>
         <w:rPr>
-          <w:rFonts w:hint="eastAsia"/>
+          <w:rFonts w:hint="eastAsia" w:ascii="Century" w:hAnsi="Century" w:eastAsia="ＭＳ 明朝"/>
           <w:sz w:val="24"/>
           <w:szCs w:val="28"/>
           <w:lang w:eastAsia="ja-JP"/>
@@ -592,6 +644,7 @@
       </w:r>
       <w:r>
         <w:rPr>
+          <w:rFonts w:ascii="Century" w:hAnsi="Century" w:eastAsia="ＭＳ 明朝"/>
           <w:sz w:val="24"/>
           <w:szCs w:val="28"/>
           <w:lang w:eastAsia="ja-JP"/>
@@ -600,6 +653,7 @@
       </w:r>
       <w:r>
         <w:rPr>
+          <w:rFonts w:ascii="Century" w:hAnsi="Century" w:eastAsia="ＭＳ 明朝"/>
           <w:sz w:val="24"/>
           <w:szCs w:val="28"/>
           <w:lang w:eastAsia="ja-JP"/>
@@ -608,6 +662,7 @@
       </w:r>
       <w:r>
         <w:rPr>
+          <w:rFonts w:ascii="Century" w:hAnsi="Century" w:eastAsia="ＭＳ 明朝"/>
           <w:sz w:val="24"/>
           <w:szCs w:val="28"/>
           <w:lang w:eastAsia="ja-JP"/>
@@ -616,6 +671,7 @@
       </w:r>
       <w:r>
         <w:rPr>
+          <w:rFonts w:ascii="Century" w:hAnsi="Century" w:eastAsia="ＭＳ 明朝"/>
           <w:sz w:val="24"/>
           <w:szCs w:val="28"/>
           <w:lang w:eastAsia="ja-JP"/>
@@ -624,6 +680,7 @@
       </w:r>
       <w:r>
         <w:rPr>
+          <w:rFonts w:ascii="Century" w:hAnsi="Century" w:eastAsia="ＭＳ 明朝"/>
           <w:sz w:val="24"/>
           <w:szCs w:val="28"/>
           <w:lang w:eastAsia="ja-JP"/>
@@ -632,6 +689,7 @@
       </w:r>
       <w:r>
         <w:rPr>
+          <w:rFonts w:ascii="Century" w:hAnsi="Century" w:eastAsia="ＭＳ 明朝"/>
           <w:sz w:val="24"/>
           <w:szCs w:val="28"/>
           <w:lang w:eastAsia="ja-JP"/>
@@ -640,7 +698,7 @@
       </w:r>
       <w:r>
         <w:rPr>
-          <w:rFonts w:hint="eastAsia"/>
+          <w:rFonts w:hint="eastAsia" w:ascii="Century" w:hAnsi="Century" w:eastAsia="ＭＳ 明朝"/>
           <w:sz w:val="24"/>
           <w:szCs w:val="28"/>
           <w:lang w:eastAsia="ja-JP"/>
@@ -649,6 +707,7 @@
       </w:r>
       <w:r>
         <w:rPr>
+          <w:rFonts w:ascii="Century" w:hAnsi="Century" w:eastAsia="ＭＳ 明朝"/>
           <w:sz w:val="24"/>
           <w:szCs w:val="28"/>
           <w:lang w:eastAsia="ja-JP"/>
@@ -657,22 +716,23 @@
       </w:r>
       <w:r>
         <w:rPr>
-          <w:rFonts w:ascii="MS Mincho" w:hAnsi="MS Mincho"/>
-          <w:sz w:val="24"/>
-          <w:szCs w:val="28"/>
-          <w:lang w:eastAsia="ja-JP"/>
-        </w:rPr>
-      </w:r>
-      <w:r>
-        <w:rPr>
-          <w:rFonts w:ascii="MS Mincho" w:hAnsi="MS Mincho" w:hint="eastAsia"/>
-          <w:sz w:val="24"/>
-          <w:szCs w:val="28"/>
-          <w:lang w:eastAsia="ja-JP"/>
-        </w:rPr>
-      </w:r>
-      <w:r>
-        <w:rPr>
+          <w:rFonts w:ascii="Century" w:hAnsi="Century" w:eastAsia="ＭＳ 明朝"/>
+          <w:sz w:val="24"/>
+          <w:szCs w:val="28"/>
+          <w:lang w:eastAsia="ja-JP"/>
+        </w:rPr>
+      </w:r>
+      <w:r>
+        <w:rPr>
+          <w:rFonts w:ascii="Century" w:hAnsi="Century" w:hint="eastAsia" w:eastAsia="ＭＳ 明朝"/>
+          <w:sz w:val="24"/>
+          <w:szCs w:val="28"/>
+          <w:lang w:eastAsia="ja-JP"/>
+        </w:rPr>
+      </w:r>
+      <w:r>
+        <w:rPr>
+          <w:rFonts w:ascii="Century" w:hAnsi="Century" w:eastAsia="ＭＳ 明朝"/>
           <w:sz w:val="24"/>
           <w:szCs w:val="28"/>
           <w:lang w:eastAsia="ja-JP"/>
@@ -681,6 +741,7 @@
       </w:r>
       <w:r>
         <w:rPr>
+          <w:rFonts w:ascii="Century" w:hAnsi="Century" w:eastAsia="ＭＳ 明朝"/>
           <w:sz w:val="24"/>
           <w:szCs w:val="28"/>
           <w:lang w:eastAsia="ja-JP"/>
@@ -689,6 +750,7 @@
       </w:r>
       <w:r>
         <w:rPr>
+          <w:rFonts w:ascii="Century" w:hAnsi="Century" w:eastAsia="ＭＳ 明朝"/>
           <w:sz w:val="24"/>
           <w:szCs w:val="28"/>
           <w:lang w:eastAsia="ja-JP"/>
@@ -697,6 +759,7 @@
       </w:r>
       <w:r>
         <w:rPr>
+          <w:rFonts w:ascii="Century" w:hAnsi="Century" w:eastAsia="ＭＳ 明朝"/>
           <w:sz w:val="24"/>
           <w:szCs w:val="28"/>
           <w:lang w:eastAsia="ja-JP"/>
@@ -705,6 +768,7 @@
       </w:r>
       <w:r>
         <w:rPr>
+          <w:rFonts w:ascii="Century" w:hAnsi="Century" w:eastAsia="ＭＳ 明朝"/>
           <w:sz w:val="24"/>
           <w:szCs w:val="28"/>
           <w:lang w:eastAsia="ja-JP"/>
@@ -713,7 +777,7 @@
       </w:r>
       <w:r>
         <w:rPr>
-          <w:rFonts w:ascii="MS Mincho" w:hAnsi="MS Mincho" w:hint="eastAsia"/>
+          <w:rFonts w:ascii="Century" w:hAnsi="Century" w:hint="eastAsia" w:eastAsia="ＭＳ 明朝"/>
           <w:sz w:val="24"/>
           <w:szCs w:val="28"/>
           <w:lang w:eastAsia="ja-JP"/>
@@ -722,7 +786,7 @@
       </w:r>
       <w:r>
         <w:rPr>
-          <w:rFonts w:ascii="MS Mincho" w:hAnsi="MS Mincho" w:cs="MS Mincho" w:hint="eastAsia"/>
+          <w:rFonts w:ascii="Century" w:hAnsi="Century" w:cs="MS Mincho" w:hint="eastAsia" w:eastAsia="ＭＳ 明朝"/>
           <w:sz w:val="24"/>
           <w:szCs w:val="28"/>
           <w:lang w:eastAsia="ja-JP"/>
@@ -731,6 +795,7 @@
       </w:r>
       <w:r>
         <w:rPr>
+          <w:rFonts w:ascii="Century" w:hAnsi="Century" w:eastAsia="ＭＳ 明朝"/>
           <w:sz w:val="24"/>
           <w:szCs w:val="28"/>
           <w:lang w:eastAsia="ja-JP"/>
@@ -740,8 +805,9 @@
     </w:p>
     <w:p>
       <w:pPr>
-        <w:pStyle w:val="3"/>
-        <w:ind w:firstLine="210"/>
+        <w:keepNext/>
+        <w:spacing w:lineRule="exact" w:line="360"/>
+        <w:ind w:firstLine="0" w:left="0"/>
         <w:jc w:val="both"/>
         <w:rPr>
           <w:b/>
@@ -753,7 +819,10 @@
       </w:pPr>
       <w:r>
         <w:rPr>
+          <w:rFonts w:ascii="Century" w:hAnsi="Century" w:eastAsia="ＭＳ 明朝"/>
+          <w:b/>
           <w:bCs/>
+          <w:sz w:val="24"/>
           <w:szCs w:val="28"/>
           <w:lang w:eastAsia="ja-JP"/>
         </w:rPr>
@@ -761,7 +830,10 @@
       </w:r>
       <w:r>
         <w:rPr>
+          <w:rFonts w:ascii="Century" w:hAnsi="Century" w:eastAsia="ＭＳ 明朝"/>
+          <w:b/>
           <w:bCs/>
+          <w:sz w:val="24"/>
           <w:szCs w:val="28"/>
           <w:lang w:eastAsia="ja-JP"/>
         </w:rPr>
@@ -770,7 +842,8 @@
     </w:p>
     <w:p>
       <w:pPr>
-        <w:ind w:firstLine="210"/>
+        <w:spacing w:lineRule="exact" w:line="360"/>
+        <w:ind w:firstLine="240"/>
         <w:jc w:val="both"/>
         <w:rPr>
           <w:rFonts w:ascii="MS Mincho" w:eastAsiaTheme="minorEastAsia" w:hAnsi="MS Mincho"/>
@@ -781,7 +854,7 @@
       </w:pPr>
       <w:r>
         <w:rPr>
-          <w:rFonts w:ascii="MS Mincho" w:hAnsi="MS Mincho"/>
+          <w:rFonts w:ascii="Century" w:hAnsi="Century" w:eastAsia="ＭＳ 明朝"/>
           <w:sz w:val="24"/>
           <w:szCs w:val="28"/>
           <w:lang w:eastAsia="ja-JP"/>
@@ -791,7 +864,8 @@
     </w:p>
     <w:p>
       <w:pPr>
-        <w:ind w:firstLine="210"/>
+        <w:spacing w:lineRule="exact" w:line="360"/>
+        <w:ind w:firstLine="240"/>
         <w:jc w:val="both"/>
         <w:rPr>
           <w:rFonts w:eastAsiaTheme="minorEastAsia"/>
@@ -802,6 +876,7 @@
       </w:pPr>
       <w:r>
         <w:rPr>
+          <w:rFonts w:ascii="Century" w:hAnsi="Century" w:eastAsia="ＭＳ 明朝"/>
           <w:sz w:val="24"/>
           <w:szCs w:val="28"/>
           <w:lang w:eastAsia="ja-JP"/>
@@ -811,6 +886,7 @@
       </w:r>
       <w:r>
         <w:rPr>
+          <w:rFonts w:ascii="Century" w:hAnsi="Century" w:eastAsia="ＭＳ 明朝"/>
           <w:sz w:val="24"/>
           <w:szCs w:val="28"/>
           <w:lang w:eastAsia="ja-JP"/>
@@ -819,6 +895,7 @@
       </w:r>
       <w:r>
         <w:rPr>
+          <w:rFonts w:ascii="Century" w:hAnsi="Century" w:eastAsia="ＭＳ 明朝"/>
           <w:sz w:val="24"/>
           <w:szCs w:val="28"/>
           <w:lang w:eastAsia="ja-JP"/>
@@ -827,27 +904,31 @@
       </w:r>
       <w:r>
         <w:rPr>
-          <w:sz w:val="24"/>
-          <w:szCs w:val="28"/>
-          <w:lang w:eastAsia="ja-JP"/>
-        </w:rPr>
-      </w:r>
-      <w:r>
-        <w:rPr>
-          <w:sz w:val="24"/>
-          <w:szCs w:val="28"/>
-          <w:lang w:eastAsia="ja-JP"/>
-        </w:rPr>
-      </w:r>
-      <w:r>
-        <w:rPr>
-          <w:sz w:val="24"/>
-          <w:szCs w:val="28"/>
-          <w:lang w:eastAsia="ja-JP"/>
-        </w:rPr>
-      </w:r>
-      <w:r>
-        <w:rPr>
+          <w:rFonts w:ascii="Century" w:hAnsi="Century" w:eastAsia="ＭＳ 明朝"/>
+          <w:sz w:val="24"/>
+          <w:szCs w:val="28"/>
+          <w:lang w:eastAsia="ja-JP"/>
+        </w:rPr>
+      </w:r>
+      <w:r>
+        <w:rPr>
+          <w:rFonts w:ascii="Century" w:hAnsi="Century" w:eastAsia="ＭＳ 明朝"/>
+          <w:sz w:val="24"/>
+          <w:szCs w:val="28"/>
+          <w:lang w:eastAsia="ja-JP"/>
+        </w:rPr>
+      </w:r>
+      <w:r>
+        <w:rPr>
+          <w:rFonts w:ascii="Century" w:hAnsi="Century" w:eastAsia="ＭＳ 明朝"/>
+          <w:sz w:val="24"/>
+          <w:szCs w:val="28"/>
+          <w:lang w:eastAsia="ja-JP"/>
+        </w:rPr>
+      </w:r>
+      <w:r>
+        <w:rPr>
+          <w:rFonts w:ascii="Century" w:hAnsi="Century" w:eastAsia="ＭＳ 明朝"/>
           <w:sz w:val="24"/>
           <w:szCs w:val="28"/>
           <w:lang w:eastAsia="ja-JP"/>
@@ -856,6 +937,7 @@
       </w:r>
       <w:r>
         <w:rPr>
+          <w:rFonts w:ascii="Century" w:hAnsi="Century" w:eastAsia="ＭＳ 明朝"/>
           <w:sz w:val="24"/>
           <w:szCs w:val="28"/>
           <w:lang w:eastAsia="ja-JP"/>
@@ -864,6 +946,7 @@
       </w:r>
       <w:r>
         <w:rPr>
+          <w:rFonts w:ascii="Century" w:hAnsi="Century" w:eastAsia="ＭＳ 明朝"/>
           <w:sz w:val="24"/>
           <w:szCs w:val="28"/>
           <w:lang w:eastAsia="ja-JP"/>
@@ -872,27 +955,31 @@
       </w:r>
       <w:r>
         <w:rPr>
-          <w:sz w:val="24"/>
-          <w:szCs w:val="28"/>
-          <w:lang w:eastAsia="ja-JP"/>
-        </w:rPr>
-      </w:r>
-      <w:r>
-        <w:rPr>
-          <w:sz w:val="24"/>
-          <w:szCs w:val="28"/>
-          <w:lang w:eastAsia="ja-JP"/>
-        </w:rPr>
-      </w:r>
-      <w:r>
-        <w:rPr>
-          <w:sz w:val="24"/>
-          <w:szCs w:val="28"/>
-          <w:lang w:eastAsia="ja-JP"/>
-        </w:rPr>
-      </w:r>
-      <w:r>
-        <w:rPr>
+          <w:rFonts w:ascii="Century" w:hAnsi="Century" w:eastAsia="ＭＳ 明朝"/>
+          <w:sz w:val="24"/>
+          <w:szCs w:val="28"/>
+          <w:lang w:eastAsia="ja-JP"/>
+        </w:rPr>
+      </w:r>
+      <w:r>
+        <w:rPr>
+          <w:rFonts w:ascii="Century" w:hAnsi="Century" w:eastAsia="ＭＳ 明朝"/>
+          <w:sz w:val="24"/>
+          <w:szCs w:val="28"/>
+          <w:lang w:eastAsia="ja-JP"/>
+        </w:rPr>
+      </w:r>
+      <w:r>
+        <w:rPr>
+          <w:rFonts w:ascii="Century" w:hAnsi="Century" w:eastAsia="ＭＳ 明朝"/>
+          <w:sz w:val="24"/>
+          <w:szCs w:val="28"/>
+          <w:lang w:eastAsia="ja-JP"/>
+        </w:rPr>
+      </w:r>
+      <w:r>
+        <w:rPr>
+          <w:rFonts w:ascii="Century" w:hAnsi="Century" w:eastAsia="ＭＳ 明朝"/>
           <w:sz w:val="24"/>
           <w:szCs w:val="28"/>
           <w:lang w:eastAsia="ja-JP"/>
@@ -901,6 +988,7 @@
       </w:r>
       <w:r>
         <w:rPr>
+          <w:rFonts w:ascii="Century" w:hAnsi="Century" w:eastAsia="ＭＳ 明朝"/>
           <w:sz w:val="24"/>
           <w:szCs w:val="28"/>
           <w:lang w:eastAsia="ja-JP"/>
@@ -909,6 +997,7 @@
       </w:r>
       <w:r>
         <w:rPr>
+          <w:rFonts w:ascii="Century" w:hAnsi="Century" w:eastAsia="ＭＳ 明朝"/>
           <w:sz w:val="24"/>
           <w:szCs w:val="28"/>
           <w:lang w:eastAsia="ja-JP"/>
@@ -918,7 +1007,8 @@
     </w:p>
     <w:p>
       <w:pPr>
-        <w:ind w:firstLine="210"/>
+        <w:spacing w:lineRule="exact" w:line="360"/>
+        <w:ind w:firstLine="240"/>
         <w:jc w:val="both"/>
         <w:rPr>
           <w:rFonts w:ascii="MS Mincho" w:eastAsiaTheme="minorEastAsia" w:hAnsi="MS Mincho"/>
@@ -929,7 +1019,7 @@
       </w:pPr>
       <w:r>
         <w:rPr>
-          <w:rFonts w:ascii="MS Mincho" w:hAnsi="MS Mincho"/>
+          <w:rFonts w:ascii="Century" w:hAnsi="Century" w:eastAsia="ＭＳ 明朝"/>
           <w:sz w:val="24"/>
           <w:szCs w:val="28"/>
           <w:lang w:eastAsia="ja-JP"/>
@@ -939,7 +1029,7 @@
       <w:proofErr w:type="spellStart"/>
       <w:r>
         <w:rPr>
-          <w:rFonts w:ascii="MS Mincho" w:hAnsi="MS Mincho"/>
+          <w:rFonts w:ascii="Century" w:hAnsi="Century" w:eastAsia="ＭＳ 明朝"/>
           <w:sz w:val="24"/>
           <w:szCs w:val="28"/>
           <w:lang w:eastAsia="ja-JP"/>
@@ -949,7 +1039,7 @@
       <w:proofErr w:type="spellEnd"/>
       <w:r>
         <w:rPr>
-          <w:rFonts w:ascii="MS Mincho" w:hAnsi="MS Mincho"/>
+          <w:rFonts w:ascii="Century" w:hAnsi="Century" w:eastAsia="ＭＳ 明朝"/>
           <w:sz w:val="24"/>
           <w:szCs w:val="28"/>
           <w:lang w:eastAsia="ja-JP"/>
@@ -958,7 +1048,7 @@
       </w:r>
       <w:r>
         <w:rPr>
-          <w:rFonts w:ascii="MS Mincho" w:hAnsi="MS Mincho"/>
+          <w:rFonts w:ascii="Century" w:hAnsi="Century" w:eastAsia="ＭＳ 明朝"/>
           <w:sz w:val="24"/>
           <w:szCs w:val="28"/>
           <w:lang w:eastAsia="ja-JP"/>
@@ -967,7 +1057,7 @@
       </w:r>
       <w:r>
         <w:rPr>
-          <w:rFonts w:ascii="MS Mincho" w:hAnsi="MS Mincho"/>
+          <w:rFonts w:ascii="Century" w:hAnsi="Century" w:eastAsia="ＭＳ 明朝"/>
           <w:sz w:val="24"/>
           <w:szCs w:val="28"/>
           <w:lang w:eastAsia="ja-JP"/>
@@ -977,7 +1067,8 @@
     </w:p>
     <w:p>
       <w:pPr>
-        <w:ind w:firstLine="210"/>
+        <w:spacing w:lineRule="exact" w:line="360"/>
+        <w:ind w:firstLine="240"/>
         <w:jc w:val="both"/>
         <w:rPr>
           <w:rFonts w:ascii="MS Mincho" w:hAnsi="MS Mincho"/>
@@ -988,7 +1079,7 @@
       </w:pPr>
       <w:r>
         <w:rPr>
-          <w:rFonts w:ascii="MS Mincho" w:hAnsi="MS Mincho"/>
+          <w:rFonts w:ascii="Century" w:hAnsi="Century" w:eastAsia="ＭＳ 明朝"/>
           <w:sz w:val="24"/>
           <w:szCs w:val="28"/>
           <w:lang w:eastAsia="ja-JP"/>
@@ -998,8 +1089,9 @@
     </w:p>
     <w:p>
       <w:pPr>
-        <w:pStyle w:val="3"/>
-        <w:ind w:firstLine="210"/>
+        <w:keepNext/>
+        <w:spacing w:lineRule="exact" w:line="360"/>
+        <w:ind w:firstLine="0" w:left="0"/>
         <w:jc w:val="both"/>
         <w:rPr>
           <w:rFonts w:ascii="MS Mincho" w:eastAsiaTheme="minorEastAsia" w:hAnsi="MS Mincho"/>
@@ -1012,8 +1104,10 @@
       </w:pPr>
       <w:r>
         <w:rPr>
-          <w:rFonts w:ascii="MS Mincho" w:hAnsi="MS Mincho"/>
+          <w:rFonts w:ascii="Century" w:hAnsi="Century" w:eastAsia="ＭＳ 明朝"/>
+          <w:b/>
           <w:bCs/>
+          <w:sz w:val="24"/>
           <w:szCs w:val="28"/>
           <w:lang w:eastAsia="ja-JP"/>
         </w:rPr>
@@ -1022,7 +1116,8 @@
     </w:p>
     <w:p>
       <w:pPr>
-        <w:ind w:firstLine="210"/>
+        <w:spacing w:lineRule="exact" w:line="360"/>
+        <w:ind w:firstLine="240"/>
         <w:jc w:val="both"/>
         <w:rPr>
           <w:rFonts w:ascii="MS Mincho" w:eastAsiaTheme="minorEastAsia" w:hAnsi="MS Mincho"/>
@@ -1033,7 +1128,7 @@
       </w:pPr>
       <w:r>
         <w:rPr>
-          <w:rFonts w:ascii="MS Mincho" w:hAnsi="MS Mincho" w:hint="eastAsia"/>
+          <w:rFonts w:ascii="Century" w:hAnsi="Century" w:hint="eastAsia" w:eastAsia="ＭＳ 明朝"/>
           <w:sz w:val="24"/>
           <w:szCs w:val="28"/>
           <w:lang w:eastAsia="ja-JP"/>
@@ -1043,7 +1138,8 @@
     </w:p>
     <w:p>
       <w:pPr>
-        <w:ind w:firstLine="210"/>
+        <w:spacing w:lineRule="exact" w:line="360"/>
+        <w:ind w:firstLine="240"/>
         <w:jc w:val="both"/>
         <w:rPr>
           <w:rFonts w:ascii="MS Mincho" w:eastAsiaTheme="minorEastAsia" w:hAnsi="MS Mincho"/>
@@ -1054,7 +1150,7 @@
       </w:pPr>
       <w:r>
         <w:rPr>
-          <w:rFonts w:ascii="MS Mincho" w:hAnsi="MS Mincho" w:hint="eastAsia"/>
+          <w:rFonts w:ascii="Century" w:hAnsi="Century" w:hint="eastAsia" w:eastAsia="ＭＳ 明朝"/>
           <w:sz w:val="24"/>
           <w:szCs w:val="28"/>
           <w:lang w:eastAsia="ja-JP"/>
@@ -1063,7 +1159,7 @@
       </w:r>
       <w:r>
         <w:rPr>
-          <w:rFonts w:ascii="MS Mincho" w:hAnsi="MS Mincho" w:hint="eastAsia"/>
+          <w:rFonts w:ascii="Century" w:hAnsi="Century" w:hint="eastAsia" w:eastAsia="ＭＳ 明朝"/>
           <w:sz w:val="24"/>
           <w:szCs w:val="28"/>
           <w:lang w:eastAsia="ja-JP"/>
@@ -1073,7 +1169,8 @@
     </w:p>
     <w:p>
       <w:pPr>
-        <w:ind w:firstLine="210"/>
+        <w:spacing w:lineRule="exact" w:line="360"/>
+        <w:ind w:firstLine="240"/>
         <w:jc w:val="both"/>
         <w:rPr>
           <w:rFonts w:ascii="MS Mincho" w:eastAsiaTheme="minorEastAsia" w:hAnsi="MS Mincho"/>
@@ -1084,7 +1181,7 @@
       </w:pPr>
       <w:r>
         <w:rPr>
-          <w:rFonts w:ascii="MS Mincho" w:hAnsi="MS Mincho" w:hint="eastAsia"/>
+          <w:rFonts w:ascii="Century" w:hAnsi="Century" w:hint="eastAsia" w:eastAsia="ＭＳ 明朝"/>
           <w:sz w:val="24"/>
           <w:szCs w:val="28"/>
           <w:lang w:eastAsia="ja-JP"/>
@@ -1094,7 +1191,8 @@
     </w:p>
     <w:p>
       <w:pPr>
-        <w:ind w:firstLine="210"/>
+        <w:spacing w:lineRule="exact" w:line="360"/>
+        <w:ind w:firstLine="240"/>
         <w:jc w:val="both"/>
         <w:rPr>
           <w:rFonts w:ascii="MS Mincho" w:eastAsiaTheme="minorEastAsia" w:hAnsi="MS Mincho"/>
@@ -1105,7 +1203,7 @@
       </w:pPr>
       <w:r>
         <w:rPr>
-          <w:rFonts w:ascii="MS Mincho" w:hAnsi="MS Mincho" w:hint="eastAsia"/>
+          <w:rFonts w:ascii="Century" w:hAnsi="Century" w:hint="eastAsia" w:eastAsia="ＭＳ 明朝"/>
           <w:sz w:val="24"/>
           <w:szCs w:val="28"/>
           <w:lang w:eastAsia="ja-JP"/>
@@ -1114,15 +1212,15 @@
       </w:r>
       <w:r>
         <w:rPr>
-          <w:rFonts w:ascii="MS Mincho" w:hAnsi="MS Mincho" w:hint="eastAsia"/>
-          <w:sz w:val="24"/>
-          <w:szCs w:val="28"/>
-          <w:lang w:eastAsia="ja-JP"/>
-        </w:rPr>
-      </w:r>
-      <w:r>
-        <w:rPr>
-          <w:rFonts w:ascii="MS Mincho" w:hAnsi="MS Mincho" w:hint="eastAsia"/>
+          <w:rFonts w:ascii="Century" w:hAnsi="Century" w:hint="eastAsia" w:eastAsia="ＭＳ 明朝"/>
+          <w:sz w:val="24"/>
+          <w:szCs w:val="28"/>
+          <w:lang w:eastAsia="ja-JP"/>
+        </w:rPr>
+      </w:r>
+      <w:r>
+        <w:rPr>
+          <w:rFonts w:ascii="Century" w:hAnsi="Century" w:hint="eastAsia" w:eastAsia="ＭＳ 明朝"/>
           <w:sz w:val="24"/>
           <w:szCs w:val="28"/>
           <w:lang w:eastAsia="ja-JP"/>
@@ -1131,7 +1229,7 @@
       </w:r>
       <w:r>
         <w:rPr>
-          <w:rFonts w:ascii="MS Mincho" w:hAnsi="MS Mincho" w:hint="eastAsia"/>
+          <w:rFonts w:ascii="Century" w:hAnsi="Century" w:hint="eastAsia" w:eastAsia="ＭＳ 明朝"/>
           <w:sz w:val="24"/>
           <w:szCs w:val="28"/>
           <w:lang w:eastAsia="ja-JP"/>
@@ -1142,8 +1240,9 @@
     </w:p>
     <w:p>
       <w:pPr>
-        <w:pStyle w:val="2"/>
-        <w:ind w:firstLine="210"/>
+        <w:keepNext/>
+        <w:spacing w:lineRule="exact" w:line="360"/>
+        <w:ind w:firstLine="0" w:left="0"/>
         <w:jc w:val="both"/>
         <w:rPr>
           <w:rFonts w:ascii="MS Mincho" w:eastAsiaTheme="minorEastAsia" w:hAnsi="MS Mincho"/>
@@ -1156,8 +1255,10 @@
       </w:pPr>
       <w:r>
         <w:rPr>
-          <w:rFonts w:ascii="MS Mincho" w:hAnsi="MS Mincho"/>
+          <w:rFonts w:ascii="Century" w:hAnsi="Century" w:eastAsia="ＭＳ 明朝"/>
+          <w:b/>
           <w:bCs/>
+          <w:sz w:val="24"/>
           <w:szCs w:val="28"/>
           <w:lang w:eastAsia="ja-JP"/>
         </w:rPr>
@@ -1166,7 +1267,8 @@
     </w:p>
     <w:p>
       <w:pPr>
-        <w:ind w:firstLine="210"/>
+        <w:spacing w:lineRule="exact" w:line="360"/>
+        <w:ind w:firstLine="240"/>
         <w:jc w:val="both"/>
         <w:rPr>
           <w:rFonts w:ascii="MS Mincho" w:eastAsiaTheme="minorEastAsia" w:hAnsi="MS Mincho"/>
@@ -1180,7 +1282,8 @@
     </w:p>
     <w:p>
       <w:pPr>
-        <w:ind w:firstLine="210"/>
+        <w:spacing w:lineRule="exact" w:line="360"/>
+        <w:ind w:firstLine="240"/>
         <w:jc w:val="both"/>
         <w:rPr>
           <w:rFonts w:eastAsiaTheme="minorEastAsia"/>
@@ -1191,6 +1294,7 @@
       </w:pPr>
       <w:r>
         <w:rPr>
+          <w:rFonts w:ascii="Century" w:hAnsi="Century" w:eastAsia="ＭＳ 明朝"/>
           <w:sz w:val="24"/>
           <w:szCs w:val="28"/>
           <w:lang w:eastAsia="ja-JP"/>
@@ -1199,6 +1303,7 @@
       </w:r>
       <w:r>
         <w:rPr>
+          <w:rFonts w:ascii="Century" w:hAnsi="Century" w:eastAsia="ＭＳ 明朝"/>
           <w:sz w:val="24"/>
           <w:szCs w:val="28"/>
           <w:lang w:eastAsia="ja-JP"/>
@@ -1207,6 +1312,7 @@
       </w:r>
       <w:r>
         <w:rPr>
+          <w:rFonts w:ascii="Century" w:hAnsi="Century" w:eastAsia="ＭＳ 明朝"/>
           <w:sz w:val="24"/>
           <w:szCs w:val="28"/>
           <w:lang w:eastAsia="ja-JP"/>
@@ -1215,6 +1321,7 @@
       </w:r>
       <w:r>
         <w:rPr>
+          <w:rFonts w:ascii="Century" w:hAnsi="Century" w:eastAsia="ＭＳ 明朝"/>
           <w:sz w:val="24"/>
           <w:szCs w:val="28"/>
           <w:lang w:eastAsia="ja-JP"/>
@@ -1223,27 +1330,31 @@
       </w:r>
       <w:r>
         <w:rPr>
-          <w:sz w:val="24"/>
-          <w:szCs w:val="28"/>
-          <w:lang w:eastAsia="ja-JP"/>
-        </w:rPr>
-      </w:r>
-      <w:r>
-        <w:rPr>
-          <w:sz w:val="24"/>
-          <w:szCs w:val="28"/>
-          <w:lang w:eastAsia="ja-JP"/>
-        </w:rPr>
-      </w:r>
-      <w:r>
-        <w:rPr>
-          <w:sz w:val="24"/>
-          <w:szCs w:val="28"/>
-          <w:lang w:eastAsia="ja-JP"/>
-        </w:rPr>
-      </w:r>
-      <w:r>
-        <w:rPr>
+          <w:rFonts w:ascii="Century" w:hAnsi="Century" w:eastAsia="ＭＳ 明朝"/>
+          <w:sz w:val="24"/>
+          <w:szCs w:val="28"/>
+          <w:lang w:eastAsia="ja-JP"/>
+        </w:rPr>
+      </w:r>
+      <w:r>
+        <w:rPr>
+          <w:rFonts w:ascii="Century" w:hAnsi="Century" w:eastAsia="ＭＳ 明朝"/>
+          <w:sz w:val="24"/>
+          <w:szCs w:val="28"/>
+          <w:lang w:eastAsia="ja-JP"/>
+        </w:rPr>
+      </w:r>
+      <w:r>
+        <w:rPr>
+          <w:rFonts w:ascii="Century" w:hAnsi="Century" w:eastAsia="ＭＳ 明朝"/>
+          <w:sz w:val="24"/>
+          <w:szCs w:val="28"/>
+          <w:lang w:eastAsia="ja-JP"/>
+        </w:rPr>
+      </w:r>
+      <w:r>
+        <w:rPr>
+          <w:rFonts w:ascii="Century" w:hAnsi="Century" w:eastAsia="ＭＳ 明朝"/>
           <w:sz w:val="24"/>
           <w:szCs w:val="28"/>
           <w:lang w:eastAsia="ja-JP"/>
@@ -1252,6 +1363,7 @@
       </w:r>
       <w:r>
         <w:rPr>
+          <w:rFonts w:ascii="Century" w:hAnsi="Century" w:eastAsia="ＭＳ 明朝"/>
           <w:sz w:val="24"/>
           <w:szCs w:val="28"/>
           <w:lang w:eastAsia="ja-JP"/>
@@ -1260,6 +1372,7 @@
       </w:r>
       <w:r>
         <w:rPr>
+          <w:rFonts w:ascii="Century" w:hAnsi="Century" w:eastAsia="ＭＳ 明朝"/>
           <w:sz w:val="24"/>
           <w:szCs w:val="28"/>
           <w:lang w:eastAsia="ja-JP"/>
@@ -1269,7 +1382,8 @@
     </w:p>
     <w:p>
       <w:pPr>
-        <w:ind w:firstLine="210"/>
+        <w:spacing w:lineRule="exact" w:line="360"/>
+        <w:ind w:firstLine="240"/>
         <w:jc w:val="both"/>
         <w:rPr>
           <w:rFonts w:ascii="MS Mincho" w:eastAsiaTheme="minorEastAsia" w:hAnsi="MS Mincho"/>
@@ -1280,7 +1394,7 @@
       </w:pPr>
       <w:r>
         <w:rPr>
-          <w:rFonts w:ascii="MS Mincho" w:hAnsi="MS Mincho"/>
+          <w:rFonts w:ascii="Century" w:hAnsi="Century" w:eastAsia="ＭＳ 明朝"/>
           <w:sz w:val="24"/>
           <w:szCs w:val="28"/>
           <w:lang w:eastAsia="ja-JP"/>
@@ -1290,7 +1404,8 @@
     </w:p>
     <w:p>
       <w:pPr>
-        <w:ind w:firstLine="210"/>
+        <w:spacing w:lineRule="exact" w:line="360"/>
+        <w:ind w:firstLine="240"/>
         <w:jc w:val="both"/>
         <w:rPr>
           <w:rFonts w:ascii="MS Mincho" w:eastAsiaTheme="minorEastAsia" w:hAnsi="MS Mincho"/>
@@ -1301,7 +1416,7 @@
       </w:pPr>
       <w:r>
         <w:rPr>
-          <w:rFonts w:ascii="MS Mincho" w:hAnsi="MS Mincho"/>
+          <w:rFonts w:ascii="Century" w:hAnsi="Century" w:eastAsia="ＭＳ 明朝"/>
           <w:sz w:val="24"/>
           <w:szCs w:val="28"/>
           <w:lang w:eastAsia="ja-JP"/>
@@ -1311,7 +1426,8 @@
     </w:p>
     <w:p>
       <w:pPr>
-        <w:ind w:firstLine="210"/>
+        <w:spacing w:lineRule="exact" w:line="360"/>
+        <w:ind w:firstLine="240"/>
         <w:jc w:val="both"/>
         <w:rPr>
           <w:rFonts w:ascii="MS Mincho" w:eastAsiaTheme="minorEastAsia" w:hAnsi="MS Mincho"/>
@@ -1322,7 +1438,7 @@
       </w:pPr>
       <w:r>
         <w:rPr>
-          <w:rFonts w:ascii="MS Mincho" w:hAnsi="MS Mincho" w:hint="eastAsia"/>
+          <w:rFonts w:ascii="Century" w:hAnsi="Century" w:hint="eastAsia" w:eastAsia="ＭＳ 明朝"/>
           <w:sz w:val="24"/>
           <w:szCs w:val="28"/>
           <w:lang w:eastAsia="ja-JP"/>
@@ -1331,7 +1447,7 @@
       </w:r>
       <w:r>
         <w:rPr>
-          <w:rFonts w:ascii="MS Mincho" w:hAnsi="MS Mincho"/>
+          <w:rFonts w:ascii="Century" w:hAnsi="Century" w:eastAsia="ＭＳ 明朝"/>
           <w:sz w:val="24"/>
           <w:szCs w:val="28"/>
           <w:lang w:eastAsia="ja-JP"/>
@@ -1340,7 +1456,7 @@
       </w:r>
       <w:r>
         <w:rPr>
-          <w:rFonts w:ascii="MS Mincho" w:hAnsi="MS Mincho" w:hint="eastAsia"/>
+          <w:rFonts w:ascii="Century" w:hAnsi="Century" w:hint="eastAsia" w:eastAsia="ＭＳ 明朝"/>
           <w:sz w:val="24"/>
           <w:szCs w:val="28"/>
           <w:lang w:eastAsia="ja-JP"/>
@@ -1349,7 +1465,7 @@
       </w:r>
       <w:r>
         <w:rPr>
-          <w:rFonts w:ascii="MS Mincho" w:hAnsi="MS Mincho" w:cs="微软雅黑" w:hint="eastAsia"/>
+          <w:rFonts w:ascii="Century" w:hAnsi="Century" w:cs="微软雅黑" w:hint="eastAsia" w:eastAsia="ＭＳ 明朝"/>
           <w:sz w:val="24"/>
           <w:szCs w:val="28"/>
           <w:lang w:eastAsia="ja-JP"/>
@@ -1358,7 +1474,7 @@
       </w:r>
       <w:r>
         <w:rPr>
-          <w:rFonts w:ascii="MS Mincho" w:hAnsi="MS Mincho" w:cs="等线" w:hint="eastAsia"/>
+          <w:rFonts w:ascii="Century" w:hAnsi="Century" w:cs="等线" w:hint="eastAsia" w:eastAsia="ＭＳ 明朝"/>
           <w:sz w:val="24"/>
           <w:szCs w:val="28"/>
           <w:lang w:eastAsia="ja-JP"/>
@@ -1367,7 +1483,7 @@
       </w:r>
       <w:r>
         <w:rPr>
-          <w:rFonts w:ascii="MS Mincho" w:hAnsi="MS Mincho" w:hint="eastAsia"/>
+          <w:rFonts w:ascii="Century" w:hAnsi="Century" w:hint="eastAsia" w:eastAsia="ＭＳ 明朝"/>
           <w:sz w:val="24"/>
           <w:szCs w:val="28"/>
           <w:lang w:eastAsia="ja-JP"/>
@@ -1376,7 +1492,7 @@
       </w:r>
       <w:r>
         <w:rPr>
-          <w:rFonts w:ascii="MS Mincho" w:hAnsi="MS Mincho" w:cs="微软雅黑" w:hint="eastAsia"/>
+          <w:rFonts w:ascii="Century" w:hAnsi="Century" w:cs="微软雅黑" w:hint="eastAsia" w:eastAsia="ＭＳ 明朝"/>
           <w:sz w:val="24"/>
           <w:szCs w:val="28"/>
           <w:lang w:eastAsia="ja-JP"/>
@@ -1385,7 +1501,7 @@
       </w:r>
       <w:r>
         <w:rPr>
-          <w:rFonts w:ascii="MS Mincho" w:hAnsi="MS Mincho" w:cs="等线" w:hint="eastAsia"/>
+          <w:rFonts w:ascii="Century" w:hAnsi="Century" w:cs="等线" w:hint="eastAsia" w:eastAsia="ＭＳ 明朝"/>
           <w:sz w:val="24"/>
           <w:szCs w:val="28"/>
           <w:lang w:eastAsia="ja-JP"/>
@@ -1394,7 +1510,7 @@
       </w:r>
       <w:r>
         <w:rPr>
-          <w:rFonts w:ascii="MS Mincho" w:hAnsi="MS Mincho" w:hint="eastAsia"/>
+          <w:rFonts w:ascii="Century" w:hAnsi="Century" w:hint="eastAsia" w:eastAsia="ＭＳ 明朝"/>
           <w:sz w:val="24"/>
           <w:szCs w:val="28"/>
           <w:lang w:eastAsia="ja-JP"/>
@@ -1403,7 +1519,7 @@
       </w:r>
       <w:r>
         <w:rPr>
-          <w:rFonts w:ascii="MS Mincho" w:hAnsi="MS Mincho" w:hint="eastAsia"/>
+          <w:rFonts w:ascii="Century" w:hAnsi="Century" w:hint="eastAsia" w:eastAsia="ＭＳ 明朝"/>
           <w:sz w:val="24"/>
           <w:szCs w:val="28"/>
           <w:lang w:eastAsia="ja-JP"/>
@@ -1412,7 +1528,7 @@
       </w:r>
       <w:r>
         <w:rPr>
-          <w:rFonts w:ascii="MS Mincho" w:hAnsi="MS Mincho" w:hint="eastAsia"/>
+          <w:rFonts w:ascii="Century" w:hAnsi="Century" w:hint="eastAsia" w:eastAsia="ＭＳ 明朝"/>
           <w:sz w:val="24"/>
           <w:szCs w:val="28"/>
           <w:lang w:eastAsia="ja-JP"/>
@@ -1421,7 +1537,7 @@
       </w:r>
       <w:r>
         <w:rPr>
-          <w:rFonts w:ascii="MS Mincho" w:hAnsi="MS Mincho"/>
+          <w:rFonts w:ascii="Century" w:hAnsi="Century" w:eastAsia="ＭＳ 明朝"/>
           <w:sz w:val="24"/>
           <w:szCs w:val="28"/>
           <w:lang w:eastAsia="ja-JP"/>
@@ -1430,7 +1546,7 @@
       </w:r>
       <w:r>
         <w:rPr>
-          <w:rFonts w:ascii="MS Mincho" w:hAnsi="MS Mincho" w:hint="eastAsia"/>
+          <w:rFonts w:ascii="Century" w:hAnsi="Century" w:hint="eastAsia" w:eastAsia="ＭＳ 明朝"/>
           <w:sz w:val="24"/>
           <w:szCs w:val="28"/>
           <w:lang w:eastAsia="ja-JP"/>
@@ -1440,7 +1556,8 @@
     </w:p>
     <w:p>
       <w:pPr>
-        <w:ind w:firstLine="210"/>
+        <w:spacing w:lineRule="exact" w:line="360"/>
+        <w:ind w:firstLine="240"/>
         <w:jc w:val="both"/>
         <w:rPr>
           <w:rFonts w:ascii="MS Mincho" w:eastAsiaTheme="minorEastAsia" w:hAnsi="MS Mincho"/>
@@ -1451,7 +1568,7 @@
       </w:pPr>
       <w:r>
         <w:rPr>
-          <w:rFonts w:ascii="MS Mincho" w:eastAsiaTheme="minorEastAsia" w:hAnsi="MS Mincho"/>
+          <w:rFonts w:ascii="Century" w:hAnsi="Century" w:eastAsia="ＭＳ 明朝"/>
           <w:sz w:val="24"/>
           <w:szCs w:val="28"/>
           <w:lang w:eastAsia="ja-JP"/>
@@ -1460,7 +1577,7 @@
       </w:r>
       <w:r>
         <w:rPr>
-          <w:rFonts w:ascii="MS Mincho" w:hAnsi="MS Mincho"/>
+          <w:rFonts w:ascii="Century" w:hAnsi="Century" w:eastAsia="ＭＳ 明朝"/>
           <w:sz w:val="24"/>
           <w:szCs w:val="28"/>
           <w:lang w:eastAsia="ja-JP"/>
@@ -1469,15 +1586,15 @@
       </w:r>
       <w:r>
         <w:rPr>
-          <w:rFonts w:ascii="MS Mincho" w:hAnsi="MS Mincho" w:hint="eastAsia"/>
-          <w:sz w:val="24"/>
-          <w:szCs w:val="28"/>
-          <w:lang w:eastAsia="ja-JP"/>
-        </w:rPr>
-      </w:r>
-      <w:r>
-        <w:rPr>
-          <w:rFonts w:ascii="MS Mincho" w:hAnsi="MS Mincho"/>
+          <w:rFonts w:ascii="Century" w:hAnsi="Century" w:hint="eastAsia" w:eastAsia="ＭＳ 明朝"/>
+          <w:sz w:val="24"/>
+          <w:szCs w:val="28"/>
+          <w:lang w:eastAsia="ja-JP"/>
+        </w:rPr>
+      </w:r>
+      <w:r>
+        <w:rPr>
+          <w:rFonts w:ascii="Century" w:hAnsi="Century" w:eastAsia="ＭＳ 明朝"/>
           <w:sz w:val="24"/>
           <w:szCs w:val="28"/>
           <w:lang w:eastAsia="ja-JP"/>
@@ -1486,7 +1603,7 @@
       </w:r>
       <w:r>
         <w:rPr>
-          <w:rFonts w:ascii="MS Mincho" w:hAnsi="MS Mincho"/>
+          <w:rFonts w:ascii="Century" w:hAnsi="Century" w:eastAsia="ＭＳ 明朝"/>
           <w:sz w:val="24"/>
           <w:szCs w:val="28"/>
           <w:lang w:eastAsia="ja-JP"/>
@@ -1495,7 +1612,7 @@
       </w:r>
       <w:r>
         <w:rPr>
-          <w:rFonts w:ascii="MS Mincho" w:hAnsi="MS Mincho"/>
+          <w:rFonts w:ascii="Century" w:hAnsi="Century" w:eastAsia="ＭＳ 明朝"/>
           <w:sz w:val="24"/>
           <w:szCs w:val="28"/>
           <w:lang w:eastAsia="ja-JP"/>
@@ -1504,7 +1621,7 @@
       </w:r>
       <w:r>
         <w:rPr>
-          <w:rFonts w:ascii="MS Mincho" w:hAnsi="MS Mincho"/>
+          <w:rFonts w:ascii="Century" w:hAnsi="Century" w:eastAsia="ＭＳ 明朝"/>
           <w:sz w:val="24"/>
           <w:szCs w:val="28"/>
           <w:lang w:eastAsia="ja-JP"/>
@@ -1514,7 +1631,8 @@
     </w:p>
     <w:p>
       <w:pPr>
-        <w:ind w:firstLine="210"/>
+        <w:spacing w:lineRule="exact" w:line="360"/>
+        <w:ind w:firstLine="240"/>
         <w:jc w:val="both"/>
         <w:rPr>
           <w:rFonts w:ascii="MS Mincho" w:eastAsiaTheme="minorEastAsia" w:hAnsi="MS Mincho"/>
@@ -1525,7 +1643,7 @@
       </w:pPr>
       <w:r>
         <w:rPr>
-          <w:rFonts w:ascii="MS Mincho" w:hAnsi="MS Mincho"/>
+          <w:rFonts w:ascii="Century" w:hAnsi="Century" w:eastAsia="ＭＳ 明朝"/>
           <w:sz w:val="24"/>
           <w:szCs w:val="28"/>
           <w:lang w:eastAsia="ja-JP"/>
@@ -1534,7 +1652,7 @@
       </w:r>
       <w:r>
         <w:rPr>
-          <w:rFonts w:ascii="MS Mincho" w:hAnsi="MS Mincho"/>
+          <w:rFonts w:ascii="Century" w:hAnsi="Century" w:eastAsia="ＭＳ 明朝"/>
           <w:sz w:val="24"/>
           <w:szCs w:val="28"/>
           <w:lang w:eastAsia="ja-JP"/>
@@ -1543,7 +1661,7 @@
       </w:r>
       <w:r>
         <w:rPr>
-          <w:rFonts w:ascii="MS Mincho" w:hAnsi="MS Mincho" w:hint="eastAsia"/>
+          <w:rFonts w:ascii="Century" w:hAnsi="Century" w:hint="eastAsia" w:eastAsia="ＭＳ 明朝"/>
           <w:sz w:val="24"/>
           <w:szCs w:val="28"/>
           <w:lang w:eastAsia="ja-JP"/>
@@ -1552,7 +1670,7 @@
       </w:r>
       <w:r>
         <w:rPr>
-          <w:rFonts w:ascii="MS Mincho" w:hAnsi="MS Mincho"/>
+          <w:rFonts w:ascii="Century" w:hAnsi="Century" w:eastAsia="ＭＳ 明朝"/>
           <w:sz w:val="24"/>
           <w:szCs w:val="28"/>
           <w:lang w:eastAsia="ja-JP"/>
@@ -1562,7 +1680,8 @@
     </w:p>
     <w:p>
       <w:pPr>
-        <w:ind w:firstLine="210"/>
+        <w:spacing w:lineRule="exact" w:line="360"/>
+        <w:ind w:firstLine="240"/>
         <w:jc w:val="both"/>
         <w:rPr>
           <w:rFonts w:ascii="MS Mincho" w:eastAsiaTheme="minorEastAsia" w:hAnsi="MS Mincho"/>
@@ -1573,7 +1692,7 @@
       </w:pPr>
       <w:r>
         <w:rPr>
-          <w:rFonts w:ascii="MS Mincho" w:hAnsi="MS Mincho"/>
+          <w:rFonts w:ascii="Century" w:hAnsi="Century" w:eastAsia="ＭＳ 明朝"/>
           <w:sz w:val="24"/>
           <w:szCs w:val="28"/>
           <w:lang w:eastAsia="ja-JP"/>
@@ -1583,7 +1702,7 @@
       <w:proofErr w:type="spellStart"/>
       <w:r>
         <w:rPr>
-          <w:rFonts w:ascii="MS Mincho" w:hAnsi="MS Mincho"/>
+          <w:rFonts w:ascii="Century" w:hAnsi="Century" w:eastAsia="ＭＳ 明朝"/>
           <w:sz w:val="24"/>
           <w:szCs w:val="28"/>
           <w:lang w:eastAsia="ja-JP"/>
@@ -1592,7 +1711,7 @@
       <w:proofErr w:type="spellEnd"/>
       <w:r>
         <w:rPr>
-          <w:rFonts w:ascii="MS Mincho" w:hAnsi="MS Mincho"/>
+          <w:rFonts w:ascii="Century" w:hAnsi="Century" w:eastAsia="ＭＳ 明朝"/>
           <w:sz w:val="24"/>
           <w:szCs w:val="28"/>
           <w:lang w:eastAsia="ja-JP"/>
@@ -1602,8 +1721,9 @@
     </w:p>
     <w:p>
       <w:pPr>
-        <w:pStyle w:val="2"/>
-        <w:ind w:firstLine="210"/>
+        <w:keepNext/>
+        <w:spacing w:lineRule="exact" w:line="360"/>
+        <w:ind w:firstLine="0" w:left="0"/>
         <w:jc w:val="both"/>
         <w:rPr>
           <w:rFonts w:eastAsiaTheme="minorEastAsia"/>
@@ -1616,7 +1736,10 @@
       </w:pPr>
       <w:r>
         <w:rPr>
+          <w:rFonts w:ascii="Century" w:hAnsi="Century" w:eastAsia="ＭＳ 明朝"/>
+          <w:b/>
           <w:bCs/>
+          <w:sz w:val="24"/>
           <w:szCs w:val="28"/>
           <w:lang w:eastAsia="ja-JP"/>
         </w:rPr>
@@ -1624,7 +1747,10 @@
       </w:r>
       <w:r>
         <w:rPr>
+          <w:rFonts w:ascii="Century" w:hAnsi="Century" w:eastAsia="ＭＳ 明朝"/>
+          <w:b/>
           <w:bCs/>
+          <w:sz w:val="24"/>
           <w:szCs w:val="28"/>
           <w:lang w:eastAsia="ja-JP"/>
         </w:rPr>
@@ -1633,7 +1759,8 @@
     </w:p>
     <w:p>
       <w:pPr>
-        <w:ind w:firstLine="210"/>
+        <w:spacing w:lineRule="exact" w:line="360"/>
+        <w:ind w:firstLine="240"/>
         <w:jc w:val="both"/>
         <w:rPr>
           <w:rFonts w:eastAsiaTheme="minorEastAsia"/>
@@ -1644,7 +1771,7 @@
       </w:pPr>
       <w:r>
         <w:rPr>
-          <w:rFonts w:hint="eastAsia"/>
+          <w:rFonts w:hint="eastAsia" w:ascii="Century" w:hAnsi="Century" w:eastAsia="ＭＳ 明朝"/>
           <w:sz w:val="24"/>
           <w:szCs w:val="28"/>
           <w:lang w:eastAsia="ja-JP"/>
@@ -1653,7 +1780,7 @@
       </w:r>
       <w:r>
         <w:rPr>
-          <w:rFonts w:hint="eastAsia"/>
+          <w:rFonts w:hint="eastAsia" w:ascii="Century" w:hAnsi="Century" w:eastAsia="ＭＳ 明朝"/>
           <w:sz w:val="24"/>
           <w:szCs w:val="28"/>
           <w:lang w:eastAsia="ja-JP"/>
@@ -1662,7 +1789,7 @@
       </w:r>
       <w:r>
         <w:rPr>
-          <w:rFonts w:hint="eastAsia"/>
+          <w:rFonts w:hint="eastAsia" w:ascii="Century" w:hAnsi="Century" w:eastAsia="ＭＳ 明朝"/>
           <w:sz w:val="24"/>
           <w:szCs w:val="28"/>
           <w:lang w:eastAsia="ja-JP"/>
@@ -1671,7 +1798,7 @@
       </w:r>
       <w:r>
         <w:rPr>
-          <w:rFonts w:hint="eastAsia"/>
+          <w:rFonts w:hint="eastAsia" w:ascii="Century" w:hAnsi="Century" w:eastAsia="ＭＳ 明朝"/>
           <w:sz w:val="24"/>
           <w:szCs w:val="28"/>
           <w:lang w:eastAsia="ja-JP"/>
@@ -1680,7 +1807,7 @@
       </w:r>
       <w:r>
         <w:rPr>
-          <w:rFonts w:hint="eastAsia"/>
+          <w:rFonts w:hint="eastAsia" w:ascii="Century" w:hAnsi="Century" w:eastAsia="ＭＳ 明朝"/>
           <w:sz w:val="24"/>
           <w:szCs w:val="28"/>
           <w:lang w:eastAsia="ja-JP"/>
@@ -1689,72 +1816,73 @@
       </w:r>
       <w:r>
         <w:rPr>
-          <w:rFonts w:eastAsiaTheme="minorEastAsia" w:hint="eastAsia"/>
-          <w:sz w:val="24"/>
-          <w:szCs w:val="28"/>
-          <w:lang w:eastAsia="ja-JP"/>
-        </w:rPr>
-      </w:r>
-      <w:r>
-        <w:rPr>
-          <w:rFonts w:eastAsiaTheme="minorEastAsia" w:hint="eastAsia"/>
-          <w:sz w:val="24"/>
-          <w:szCs w:val="28"/>
-          <w:lang w:eastAsia="ja-JP"/>
-        </w:rPr>
-      </w:r>
-      <w:r>
-        <w:rPr>
-          <w:rFonts w:eastAsia="Yu Mincho" w:hint="eastAsia"/>
-          <w:sz w:val="24"/>
-          <w:szCs w:val="28"/>
-          <w:lang w:eastAsia="ja-JP"/>
-        </w:rPr>
-      </w:r>
-      <w:r>
-        <w:rPr>
-          <w:rFonts w:hint="eastAsia"/>
-          <w:sz w:val="24"/>
-          <w:szCs w:val="28"/>
-          <w:lang w:eastAsia="ja-JP"/>
-        </w:rPr>
-      </w:r>
-      <w:r>
-        <w:rPr>
-          <w:rFonts w:hint="eastAsia"/>
-          <w:sz w:val="24"/>
-          <w:szCs w:val="28"/>
-          <w:lang w:eastAsia="ja-JP"/>
-        </w:rPr>
-      </w:r>
-      <w:r>
-        <w:rPr>
-          <w:rFonts w:hint="eastAsia"/>
-          <w:sz w:val="24"/>
-          <w:szCs w:val="28"/>
-          <w:lang w:eastAsia="ja-JP"/>
-        </w:rPr>
-      </w:r>
-      <w:r>
-        <w:rPr>
-          <w:rFonts w:hint="eastAsia"/>
-          <w:sz w:val="24"/>
-          <w:szCs w:val="28"/>
-          <w:lang w:eastAsia="ja-JP"/>
-        </w:rPr>
-      </w:r>
-      <w:r>
-        <w:rPr>
-          <w:rFonts w:hint="eastAsia"/>
-          <w:sz w:val="24"/>
-          <w:szCs w:val="28"/>
-          <w:lang w:eastAsia="ja-JP"/>
-        </w:rPr>
-      </w:r>
-    </w:p>
-    <w:p>
-      <w:pPr>
-        <w:ind w:firstLine="210"/>
+          <w:rFonts w:hint="eastAsia" w:ascii="Century" w:hAnsi="Century" w:eastAsia="ＭＳ 明朝"/>
+          <w:sz w:val="24"/>
+          <w:szCs w:val="28"/>
+          <w:lang w:eastAsia="ja-JP"/>
+        </w:rPr>
+      </w:r>
+      <w:r>
+        <w:rPr>
+          <w:rFonts w:hint="eastAsia" w:ascii="Century" w:hAnsi="Century" w:eastAsia="ＭＳ 明朝"/>
+          <w:sz w:val="24"/>
+          <w:szCs w:val="28"/>
+          <w:lang w:eastAsia="ja-JP"/>
+        </w:rPr>
+      </w:r>
+      <w:r>
+        <w:rPr>
+          <w:rFonts w:eastAsia="ＭＳ 明朝" w:hint="eastAsia" w:ascii="Century" w:hAnsi="Century"/>
+          <w:sz w:val="24"/>
+          <w:szCs w:val="28"/>
+          <w:lang w:eastAsia="ja-JP"/>
+        </w:rPr>
+      </w:r>
+      <w:r>
+        <w:rPr>
+          <w:rFonts w:hint="eastAsia" w:ascii="Century" w:hAnsi="Century" w:eastAsia="ＭＳ 明朝"/>
+          <w:sz w:val="24"/>
+          <w:szCs w:val="28"/>
+          <w:lang w:eastAsia="ja-JP"/>
+        </w:rPr>
+      </w:r>
+      <w:r>
+        <w:rPr>
+          <w:rFonts w:hint="eastAsia" w:ascii="Century" w:hAnsi="Century" w:eastAsia="ＭＳ 明朝"/>
+          <w:sz w:val="24"/>
+          <w:szCs w:val="28"/>
+          <w:lang w:eastAsia="ja-JP"/>
+        </w:rPr>
+      </w:r>
+      <w:r>
+        <w:rPr>
+          <w:rFonts w:hint="eastAsia" w:ascii="Century" w:hAnsi="Century" w:eastAsia="ＭＳ 明朝"/>
+          <w:sz w:val="24"/>
+          <w:szCs w:val="28"/>
+          <w:lang w:eastAsia="ja-JP"/>
+        </w:rPr>
+      </w:r>
+      <w:r>
+        <w:rPr>
+          <w:rFonts w:hint="eastAsia" w:ascii="Century" w:hAnsi="Century" w:eastAsia="ＭＳ 明朝"/>
+          <w:sz w:val="24"/>
+          <w:szCs w:val="28"/>
+          <w:lang w:eastAsia="ja-JP"/>
+        </w:rPr>
+      </w:r>
+      <w:r>
+        <w:rPr>
+          <w:rFonts w:hint="eastAsia" w:ascii="Century" w:hAnsi="Century" w:eastAsia="ＭＳ 明朝"/>
+          <w:sz w:val="24"/>
+          <w:szCs w:val="28"/>
+          <w:lang w:eastAsia="ja-JP"/>
+        </w:rPr>
+      </w:r>
+    </w:p>
+    <w:p>
+      <w:pPr>
+        <w:spacing w:lineRule="exact" w:line="360"/>
+        <w:ind w:firstLine="240"/>
         <w:jc w:val="both"/>
         <w:rPr>
           <w:rFonts w:eastAsiaTheme="minorEastAsia"/>
@@ -1765,71 +1893,71 @@
       </w:pPr>
       <w:r>
         <w:rPr>
-          <w:rFonts w:hint="eastAsia"/>
-          <w:sz w:val="24"/>
-          <w:szCs w:val="28"/>
-          <w:lang w:eastAsia="ja-JP"/>
-        </w:rPr>
-      </w:r>
-      <w:r>
-        <w:rPr>
-          <w:rFonts w:hint="eastAsia"/>
-          <w:sz w:val="24"/>
-          <w:szCs w:val="28"/>
-          <w:lang w:eastAsia="ja-JP"/>
-        </w:rPr>
-      </w:r>
-      <w:r>
-        <w:rPr>
-          <w:rFonts w:hint="eastAsia"/>
-          <w:sz w:val="24"/>
-          <w:szCs w:val="28"/>
-          <w:lang w:eastAsia="ja-JP"/>
-        </w:rPr>
-      </w:r>
-      <w:r>
-        <w:rPr>
-          <w:rFonts w:hint="eastAsia"/>
-          <w:sz w:val="24"/>
-          <w:szCs w:val="28"/>
-          <w:lang w:eastAsia="ja-JP"/>
-        </w:rPr>
-      </w:r>
-      <w:r>
-        <w:rPr>
-          <w:rFonts w:hint="eastAsia"/>
-          <w:sz w:val="24"/>
-          <w:szCs w:val="28"/>
-          <w:lang w:eastAsia="ja-JP"/>
-        </w:rPr>
-      </w:r>
-      <w:r>
-        <w:rPr>
-          <w:rFonts w:eastAsiaTheme="minorEastAsia" w:hint="eastAsia"/>
-          <w:sz w:val="24"/>
-          <w:szCs w:val="28"/>
-          <w:lang w:eastAsia="ja-JP"/>
-        </w:rPr>
-      </w:r>
-      <w:r>
-        <w:rPr>
-          <w:rFonts w:eastAsiaTheme="minorEastAsia" w:hint="eastAsia"/>
-          <w:sz w:val="24"/>
-          <w:szCs w:val="28"/>
-          <w:lang w:eastAsia="ja-JP"/>
-        </w:rPr>
-      </w:r>
-      <w:r>
-        <w:rPr>
-          <w:rFonts w:eastAsia="Yu Mincho" w:hint="eastAsia"/>
-          <w:sz w:val="24"/>
-          <w:szCs w:val="28"/>
-          <w:lang w:eastAsia="ja-JP"/>
-        </w:rPr>
-      </w:r>
-      <w:r>
-        <w:rPr>
-          <w:rFonts w:hint="eastAsia"/>
+          <w:rFonts w:hint="eastAsia" w:ascii="Century" w:hAnsi="Century" w:eastAsia="ＭＳ 明朝"/>
+          <w:sz w:val="24"/>
+          <w:szCs w:val="28"/>
+          <w:lang w:eastAsia="ja-JP"/>
+        </w:rPr>
+      </w:r>
+      <w:r>
+        <w:rPr>
+          <w:rFonts w:hint="eastAsia" w:ascii="Century" w:hAnsi="Century" w:eastAsia="ＭＳ 明朝"/>
+          <w:sz w:val="24"/>
+          <w:szCs w:val="28"/>
+          <w:lang w:eastAsia="ja-JP"/>
+        </w:rPr>
+      </w:r>
+      <w:r>
+        <w:rPr>
+          <w:rFonts w:hint="eastAsia" w:ascii="Century" w:hAnsi="Century" w:eastAsia="ＭＳ 明朝"/>
+          <w:sz w:val="24"/>
+          <w:szCs w:val="28"/>
+          <w:lang w:eastAsia="ja-JP"/>
+        </w:rPr>
+      </w:r>
+      <w:r>
+        <w:rPr>
+          <w:rFonts w:hint="eastAsia" w:ascii="Century" w:hAnsi="Century" w:eastAsia="ＭＳ 明朝"/>
+          <w:sz w:val="24"/>
+          <w:szCs w:val="28"/>
+          <w:lang w:eastAsia="ja-JP"/>
+        </w:rPr>
+      </w:r>
+      <w:r>
+        <w:rPr>
+          <w:rFonts w:hint="eastAsia" w:ascii="Century" w:hAnsi="Century" w:eastAsia="ＭＳ 明朝"/>
+          <w:sz w:val="24"/>
+          <w:szCs w:val="28"/>
+          <w:lang w:eastAsia="ja-JP"/>
+        </w:rPr>
+      </w:r>
+      <w:r>
+        <w:rPr>
+          <w:rFonts w:hint="eastAsia" w:ascii="Century" w:hAnsi="Century" w:eastAsia="ＭＳ 明朝"/>
+          <w:sz w:val="24"/>
+          <w:szCs w:val="28"/>
+          <w:lang w:eastAsia="ja-JP"/>
+        </w:rPr>
+      </w:r>
+      <w:r>
+        <w:rPr>
+          <w:rFonts w:hint="eastAsia" w:ascii="Century" w:hAnsi="Century" w:eastAsia="ＭＳ 明朝"/>
+          <w:sz w:val="24"/>
+          <w:szCs w:val="28"/>
+          <w:lang w:eastAsia="ja-JP"/>
+        </w:rPr>
+      </w:r>
+      <w:r>
+        <w:rPr>
+          <w:rFonts w:eastAsia="ＭＳ 明朝" w:hint="eastAsia" w:ascii="Century" w:hAnsi="Century"/>
+          <w:sz w:val="24"/>
+          <w:szCs w:val="28"/>
+          <w:lang w:eastAsia="ja-JP"/>
+        </w:rPr>
+      </w:r>
+      <w:r>
+        <w:rPr>
+          <w:rFonts w:hint="eastAsia" w:ascii="Century" w:hAnsi="Century" w:eastAsia="ＭＳ 明朝"/>
           <w:sz w:val="24"/>
           <w:szCs w:val="28"/>
           <w:lang w:eastAsia="ja-JP"/>
@@ -1838,7 +1966,7 @@
       </w:r>
       <w:r>
         <w:rPr>
-          <w:rFonts w:hint="eastAsia"/>
+          <w:rFonts w:hint="eastAsia" w:ascii="Century" w:hAnsi="Century" w:eastAsia="ＭＳ 明朝"/>
           <w:sz w:val="24"/>
           <w:szCs w:val="28"/>
           <w:lang w:eastAsia="ja-JP"/>
@@ -1847,7 +1975,7 @@
       </w:r>
       <w:r>
         <w:rPr>
-          <w:rFonts w:hint="eastAsia"/>
+          <w:rFonts w:hint="eastAsia" w:ascii="Century" w:hAnsi="Century" w:eastAsia="ＭＳ 明朝"/>
           <w:sz w:val="24"/>
           <w:szCs w:val="28"/>
           <w:lang w:eastAsia="ja-JP"/>
@@ -1856,7 +1984,7 @@
       </w:r>
       <w:r>
         <w:rPr>
-          <w:rFonts w:hint="eastAsia"/>
+          <w:rFonts w:hint="eastAsia" w:ascii="Century" w:hAnsi="Century" w:eastAsia="ＭＳ 明朝"/>
           <w:sz w:val="24"/>
           <w:szCs w:val="28"/>
           <w:lang w:eastAsia="ja-JP"/>
@@ -1865,7 +1993,7 @@
       </w:r>
       <w:r>
         <w:rPr>
-          <w:rFonts w:hint="eastAsia"/>
+          <w:rFonts w:hint="eastAsia" w:ascii="Century" w:hAnsi="Century" w:eastAsia="ＭＳ 明朝"/>
           <w:sz w:val="24"/>
           <w:szCs w:val="28"/>
           <w:lang w:eastAsia="ja-JP"/>
@@ -1875,7 +2003,8 @@
     </w:p>
     <w:p>
       <w:pPr>
-        <w:ind w:firstLine="210"/>
+        <w:spacing w:lineRule="exact" w:line="360"/>
+        <w:ind w:firstLine="240"/>
         <w:jc w:val="both"/>
         <w:rPr>
           <w:rFonts w:eastAsiaTheme="minorEastAsia"/>
@@ -1886,7 +2015,7 @@
       </w:pPr>
       <w:r>
         <w:rPr>
-          <w:rFonts w:hint="eastAsia"/>
+          <w:rFonts w:hint="eastAsia" w:ascii="Century" w:hAnsi="Century" w:eastAsia="ＭＳ 明朝"/>
           <w:sz w:val="24"/>
           <w:szCs w:val="28"/>
           <w:lang w:eastAsia="ja-JP"/>
@@ -1896,7 +2025,7 @@
       </w:r>
       <w:r>
         <w:rPr>
-          <w:rFonts w:hint="eastAsia"/>
+          <w:rFonts w:hint="eastAsia" w:ascii="Century" w:hAnsi="Century" w:eastAsia="ＭＳ 明朝"/>
           <w:sz w:val="24"/>
           <w:szCs w:val="28"/>
           <w:lang w:eastAsia="ja-JP"/>
@@ -1905,7 +2034,7 @@
       </w:r>
       <w:r>
         <w:rPr>
-          <w:rFonts w:hint="eastAsia"/>
+          <w:rFonts w:hint="eastAsia" w:ascii="Century" w:hAnsi="Century" w:eastAsia="ＭＳ 明朝"/>
           <w:sz w:val="24"/>
           <w:szCs w:val="28"/>
           <w:lang w:eastAsia="ja-JP"/>
@@ -1914,7 +2043,7 @@
       </w:r>
       <w:r>
         <w:rPr>
-          <w:rFonts w:hint="eastAsia"/>
+          <w:rFonts w:hint="eastAsia" w:ascii="Century" w:hAnsi="Century" w:eastAsia="ＭＳ 明朝"/>
           <w:sz w:val="24"/>
           <w:szCs w:val="28"/>
           <w:lang w:eastAsia="ja-JP"/>
@@ -1924,7 +2053,8 @@
     </w:p>
     <w:p>
       <w:pPr>
-        <w:ind w:firstLine="210"/>
+        <w:spacing w:lineRule="exact" w:line="360"/>
+        <w:ind w:firstLine="240"/>
         <w:jc w:val="both"/>
         <w:rPr>
           <w:rFonts w:eastAsiaTheme="minorEastAsia"/>
@@ -1935,7 +2065,7 @@
       </w:pPr>
       <w:r>
         <w:rPr>
-          <w:rFonts w:hint="eastAsia"/>
+          <w:rFonts w:hint="eastAsia" w:ascii="Century" w:hAnsi="Century" w:eastAsia="ＭＳ 明朝"/>
           <w:sz w:val="24"/>
           <w:szCs w:val="28"/>
           <w:lang w:eastAsia="ja-JP"/>
@@ -1944,7 +2074,7 @@
       </w:r>
       <w:r>
         <w:rPr>
-          <w:rFonts w:hint="eastAsia"/>
+          <w:rFonts w:hint="eastAsia" w:ascii="Century" w:hAnsi="Century" w:eastAsia="ＭＳ 明朝"/>
           <w:sz w:val="24"/>
           <w:szCs w:val="28"/>
           <w:lang w:eastAsia="ja-JP"/>
@@ -1954,7 +2084,8 @@
     </w:p>
     <w:p>
       <w:pPr>
-        <w:ind w:firstLine="210"/>
+        <w:spacing w:lineRule="exact" w:line="360"/>
+        <w:ind w:firstLine="240"/>
         <w:jc w:val="both"/>
         <w:rPr>
           <w:rFonts w:eastAsiaTheme="minorEastAsia"/>
@@ -1965,7 +2096,7 @@
       </w:pPr>
       <w:r>
         <w:rPr>
-          <w:rFonts w:hint="eastAsia"/>
+          <w:rFonts w:hint="eastAsia" w:ascii="Century" w:hAnsi="Century" w:eastAsia="ＭＳ 明朝"/>
           <w:sz w:val="24"/>
           <w:szCs w:val="28"/>
           <w:lang w:eastAsia="ja-JP"/>
@@ -1974,7 +2105,7 @@
       </w:r>
       <w:r>
         <w:rPr>
-          <w:rFonts w:hint="eastAsia"/>
+          <w:rFonts w:hint="eastAsia" w:ascii="Century" w:hAnsi="Century" w:eastAsia="ＭＳ 明朝"/>
           <w:sz w:val="24"/>
           <w:szCs w:val="28"/>
           <w:lang w:eastAsia="ja-JP"/>
@@ -1983,7 +2114,7 @@
       </w:r>
       <w:r>
         <w:rPr>
-          <w:rFonts w:hint="eastAsia"/>
+          <w:rFonts w:hint="eastAsia" w:ascii="Century" w:hAnsi="Century" w:eastAsia="ＭＳ 明朝"/>
           <w:sz w:val="24"/>
           <w:szCs w:val="28"/>
           <w:lang w:eastAsia="ja-JP"/>
@@ -1992,7 +2123,7 @@
       </w:r>
       <w:r>
         <w:rPr>
-          <w:rFonts w:hint="eastAsia"/>
+          <w:rFonts w:hint="eastAsia" w:ascii="Century" w:hAnsi="Century" w:eastAsia="ＭＳ 明朝"/>
           <w:sz w:val="24"/>
           <w:szCs w:val="28"/>
           <w:lang w:eastAsia="ja-JP"/>
@@ -2001,15 +2132,15 @@
       </w:r>
       <w:r>
         <w:rPr>
-          <w:rFonts w:ascii="MS Mincho" w:hAnsi="MS Mincho" w:hint="eastAsia"/>
-          <w:sz w:val="24"/>
-          <w:szCs w:val="28"/>
-          <w:lang w:eastAsia="ja-JP"/>
-        </w:rPr>
-      </w:r>
-      <w:r>
-        <w:rPr>
-          <w:rFonts w:hint="eastAsia"/>
+          <w:rFonts w:ascii="Century" w:hAnsi="Century" w:hint="eastAsia" w:eastAsia="ＭＳ 明朝"/>
+          <w:sz w:val="24"/>
+          <w:szCs w:val="28"/>
+          <w:lang w:eastAsia="ja-JP"/>
+        </w:rPr>
+      </w:r>
+      <w:r>
+        <w:rPr>
+          <w:rFonts w:hint="eastAsia" w:ascii="Century" w:hAnsi="Century" w:eastAsia="ＭＳ 明朝"/>
           <w:sz w:val="24"/>
           <w:szCs w:val="28"/>
           <w:lang w:eastAsia="ja-JP"/>
@@ -2019,7 +2150,8 @@
     </w:p>
     <w:p>
       <w:pPr>
-        <w:ind w:firstLine="210"/>
+        <w:spacing w:lineRule="exact" w:line="360"/>
+        <w:ind w:firstLine="240"/>
         <w:jc w:val="both"/>
         <w:rPr>
           <w:rFonts w:eastAsiaTheme="minorEastAsia"/>
@@ -2030,7 +2162,7 @@
       </w:pPr>
       <w:r>
         <w:rPr>
-          <w:rFonts w:hint="eastAsia"/>
+          <w:rFonts w:hint="eastAsia" w:ascii="Century" w:hAnsi="Century" w:eastAsia="ＭＳ 明朝"/>
           <w:sz w:val="24"/>
           <w:szCs w:val="28"/>
           <w:lang w:eastAsia="ja-JP"/>
@@ -2040,7 +2172,8 @@
     </w:p>
     <w:p>
       <w:pPr>
-        <w:ind w:firstLine="210"/>
+        <w:spacing w:lineRule="exact" w:line="360"/>
+        <w:ind w:firstLine="240"/>
         <w:jc w:val="both"/>
         <w:rPr>
           <w:rFonts w:ascii="MS Mincho" w:hAnsi="MS Mincho"/>
@@ -2051,7 +2184,7 @@
       </w:pPr>
       <w:r>
         <w:rPr>
-          <w:rFonts w:ascii="MS Mincho" w:hAnsi="MS Mincho"/>
+          <w:rFonts w:ascii="Century" w:hAnsi="Century" w:eastAsia="ＭＳ 明朝"/>
           <w:sz w:val="24"/>
           <w:szCs w:val="28"/>
           <w:lang w:eastAsia="ja-JP"/>
@@ -2061,8 +2194,9 @@
     </w:p>
     <w:p>
       <w:pPr>
-        <w:pStyle w:val="2"/>
-        <w:ind w:firstLine="210"/>
+        <w:keepNext/>
+        <w:spacing w:lineRule="exact" w:line="360"/>
+        <w:ind w:firstLine="0" w:left="0"/>
         <w:jc w:val="both"/>
         <w:rPr>
           <w:rFonts w:eastAsiaTheme="minorEastAsia"/>
@@ -2075,7 +2209,10 @@
       </w:pPr>
       <w:r>
         <w:rPr>
+          <w:rFonts w:ascii="Century" w:hAnsi="Century" w:eastAsia="ＭＳ 明朝"/>
+          <w:b/>
           <w:bCs/>
+          <w:sz w:val="24"/>
           <w:szCs w:val="28"/>
           <w:lang w:eastAsia="ja-JP"/>
         </w:rPr>
@@ -2083,7 +2220,10 @@
       </w:r>
       <w:r>
         <w:rPr>
+          <w:rFonts w:ascii="Century" w:hAnsi="Century" w:eastAsia="ＭＳ 明朝"/>
+          <w:b/>
           <w:bCs/>
+          <w:sz w:val="24"/>
           <w:szCs w:val="28"/>
           <w:lang w:eastAsia="ja-JP"/>
         </w:rPr>
@@ -2092,7 +2232,8 @@
     </w:p>
     <w:p>
       <w:pPr>
-        <w:ind w:firstLine="210"/>
+        <w:spacing w:lineRule="exact" w:line="360"/>
+        <w:ind w:firstLine="240"/>
         <w:jc w:val="both"/>
         <w:rPr>
           <w:sz w:val="28"/>
@@ -2102,6 +2243,7 @@
       </w:pPr>
       <w:r>
         <w:rPr>
+          <w:rFonts w:ascii="Century" w:hAnsi="Century" w:eastAsia="ＭＳ 明朝"/>
           <w:sz w:val="24"/>
           <w:szCs w:val="28"/>
           <w:lang w:eastAsia="ja-JP"/>
@@ -2110,6 +2252,7 @@
       </w:r>
       <w:r>
         <w:rPr>
+          <w:rFonts w:ascii="Century" w:hAnsi="Century" w:eastAsia="ＭＳ 明朝"/>
           <w:sz w:val="24"/>
           <w:szCs w:val="28"/>
           <w:lang w:eastAsia="ja-JP"/>
@@ -2118,6 +2261,7 @@
       </w:r>
       <w:r>
         <w:rPr>
+          <w:rFonts w:ascii="Century" w:hAnsi="Century" w:eastAsia="ＭＳ 明朝"/>
           <w:sz w:val="24"/>
           <w:szCs w:val="28"/>
           <w:lang w:eastAsia="ja-JP"/>
@@ -2126,6 +2270,7 @@
       </w:r>
       <w:r>
         <w:rPr>
+          <w:rFonts w:ascii="Century" w:hAnsi="Century" w:eastAsia="ＭＳ 明朝"/>
           <w:sz w:val="24"/>
           <w:szCs w:val="28"/>
           <w:lang w:eastAsia="ja-JP"/>
@@ -2134,6 +2279,7 @@
       </w:r>
       <w:r>
         <w:rPr>
+          <w:rFonts w:ascii="Century" w:hAnsi="Century" w:eastAsia="ＭＳ 明朝"/>
           <w:sz w:val="24"/>
           <w:szCs w:val="28"/>
           <w:lang w:eastAsia="ja-JP"/>
@@ -2142,6 +2288,7 @@
       </w:r>
       <w:r>
         <w:rPr>
+          <w:rFonts w:ascii="Century" w:hAnsi="Century" w:eastAsia="ＭＳ 明朝"/>
           <w:sz w:val="24"/>
           <w:szCs w:val="28"/>
           <w:lang w:eastAsia="ja-JP"/>
@@ -2150,6 +2297,7 @@
       </w:r>
       <w:r>
         <w:rPr>
+          <w:rFonts w:ascii="Century" w:hAnsi="Century" w:eastAsia="ＭＳ 明朝"/>
           <w:sz w:val="24"/>
           <w:szCs w:val="28"/>
           <w:lang w:eastAsia="ja-JP"/>
@@ -2159,7 +2307,8 @@
     </w:p>
     <w:p>
       <w:pPr>
-        <w:ind w:firstLine="210"/>
+        <w:spacing w:lineRule="exact" w:line="360"/>
+        <w:ind w:firstLine="240"/>
         <w:jc w:val="both"/>
         <w:rPr>
           <w:rFonts w:eastAsiaTheme="minorEastAsia"/>
@@ -2170,6 +2319,7 @@
       </w:pPr>
       <w:r>
         <w:rPr>
+          <w:rFonts w:ascii="Century" w:hAnsi="Century" w:eastAsia="ＭＳ 明朝"/>
           <w:sz w:val="24"/>
           <w:szCs w:val="28"/>
           <w:lang w:eastAsia="ja-JP"/>
@@ -2178,6 +2328,7 @@
       </w:r>
       <w:r>
         <w:rPr>
+          <w:rFonts w:ascii="Century" w:hAnsi="Century" w:eastAsia="ＭＳ 明朝"/>
           <w:sz w:val="24"/>
           <w:szCs w:val="28"/>
           <w:lang w:eastAsia="ja-JP"/>
@@ -2186,6 +2337,7 @@
       </w:r>
       <w:r>
         <w:rPr>
+          <w:rFonts w:ascii="Century" w:hAnsi="Century" w:eastAsia="ＭＳ 明朝"/>
           <w:sz w:val="24"/>
           <w:szCs w:val="28"/>
           <w:lang w:eastAsia="ja-JP"/>
@@ -2194,6 +2346,7 @@
       </w:r>
       <w:r>
         <w:rPr>
+          <w:rFonts w:ascii="Century" w:hAnsi="Century" w:eastAsia="ＭＳ 明朝"/>
           <w:sz w:val="24"/>
           <w:szCs w:val="28"/>
           <w:lang w:eastAsia="ja-JP"/>
@@ -2202,6 +2355,7 @@
       </w:r>
       <w:r>
         <w:rPr>
+          <w:rFonts w:ascii="Century" w:hAnsi="Century" w:eastAsia="ＭＳ 明朝"/>
           <w:sz w:val="24"/>
           <w:szCs w:val="28"/>
           <w:lang w:eastAsia="ja-JP"/>
@@ -2210,6 +2364,7 @@
       </w:r>
       <w:r>
         <w:rPr>
+          <w:rFonts w:ascii="Century" w:hAnsi="Century" w:eastAsia="ＭＳ 明朝"/>
           <w:sz w:val="24"/>
           <w:szCs w:val="28"/>
           <w:lang w:eastAsia="ja-JP"/>
@@ -2218,6 +2373,7 @@
       </w:r>
       <w:r>
         <w:rPr>
+          <w:rFonts w:ascii="Century" w:hAnsi="Century" w:eastAsia="ＭＳ 明朝"/>
           <w:sz w:val="24"/>
           <w:szCs w:val="28"/>
           <w:lang w:eastAsia="ja-JP"/>
@@ -2226,28 +2382,31 @@
       </w:r>
       <w:r>
         <w:rPr>
-          <w:sz w:val="24"/>
-          <w:szCs w:val="28"/>
-          <w:lang w:eastAsia="ja-JP"/>
-        </w:rPr>
-      </w:r>
-      <w:r>
-        <w:rPr>
-          <w:sz w:val="24"/>
-          <w:szCs w:val="28"/>
-          <w:lang w:eastAsia="ja-JP"/>
-        </w:rPr>
-      </w:r>
-      <w:r>
-        <w:rPr>
-          <w:rFonts w:ascii="MS Mincho" w:hAnsi="MS Mincho" w:hint="eastAsia"/>
-          <w:sz w:val="24"/>
-          <w:szCs w:val="28"/>
-          <w:lang w:eastAsia="ja-JP"/>
-        </w:rPr>
-      </w:r>
-      <w:r>
-        <w:rPr>
+          <w:rFonts w:ascii="Century" w:hAnsi="Century" w:eastAsia="ＭＳ 明朝"/>
+          <w:sz w:val="24"/>
+          <w:szCs w:val="28"/>
+          <w:lang w:eastAsia="ja-JP"/>
+        </w:rPr>
+      </w:r>
+      <w:r>
+        <w:rPr>
+          <w:rFonts w:ascii="Century" w:hAnsi="Century" w:eastAsia="ＭＳ 明朝"/>
+          <w:sz w:val="24"/>
+          <w:szCs w:val="28"/>
+          <w:lang w:eastAsia="ja-JP"/>
+        </w:rPr>
+      </w:r>
+      <w:r>
+        <w:rPr>
+          <w:rFonts w:ascii="Century" w:hAnsi="Century" w:hint="eastAsia" w:eastAsia="ＭＳ 明朝"/>
+          <w:sz w:val="24"/>
+          <w:szCs w:val="28"/>
+          <w:lang w:eastAsia="ja-JP"/>
+        </w:rPr>
+      </w:r>
+      <w:r>
+        <w:rPr>
+          <w:rFonts w:ascii="Century" w:hAnsi="Century" w:eastAsia="ＭＳ 明朝"/>
           <w:sz w:val="24"/>
           <w:szCs w:val="28"/>
           <w:lang w:eastAsia="ja-JP"/>
@@ -2256,6 +2415,7 @@
       </w:r>
       <w:r>
         <w:rPr>
+          <w:rFonts w:ascii="Century" w:hAnsi="Century" w:eastAsia="ＭＳ 明朝"/>
           <w:sz w:val="24"/>
           <w:szCs w:val="28"/>
           <w:lang w:eastAsia="ja-JP"/>
@@ -2264,6 +2424,7 @@
       </w:r>
       <w:r>
         <w:rPr>
+          <w:rFonts w:ascii="Century" w:hAnsi="Century" w:eastAsia="ＭＳ 明朝"/>
           <w:sz w:val="24"/>
           <w:szCs w:val="28"/>
           <w:lang w:eastAsia="ja-JP"/>
@@ -2273,7 +2434,8 @@
     </w:p>
     <w:p>
       <w:pPr>
-        <w:ind w:firstLine="210"/>
+        <w:spacing w:lineRule="exact" w:line="360"/>
+        <w:ind w:firstLine="240"/>
         <w:jc w:val="both"/>
         <w:rPr>
           <w:sz w:val="28"/>
@@ -2283,6 +2445,7 @@
       </w:pPr>
       <w:r>
         <w:rPr>
+          <w:rFonts w:ascii="Century" w:hAnsi="Century" w:eastAsia="ＭＳ 明朝"/>
           <w:sz w:val="24"/>
           <w:szCs w:val="28"/>
           <w:lang w:eastAsia="ja-JP"/>
@@ -2291,6 +2454,7 @@
       </w:r>
       <w:r>
         <w:rPr>
+          <w:rFonts w:ascii="Century" w:hAnsi="Century" w:eastAsia="ＭＳ 明朝"/>
           <w:sz w:val="24"/>
           <w:szCs w:val="28"/>
           <w:lang w:eastAsia="ja-JP"/>
@@ -2299,6 +2463,7 @@
       </w:r>
       <w:r>
         <w:rPr>
+          <w:rFonts w:ascii="Century" w:hAnsi="Century" w:eastAsia="ＭＳ 明朝"/>
           <w:sz w:val="24"/>
           <w:szCs w:val="28"/>
           <w:lang w:eastAsia="ja-JP"/>
@@ -2308,8 +2473,9 @@
     </w:p>
     <w:p>
       <w:pPr>
-        <w:pStyle w:val="2"/>
-        <w:ind w:firstLine="210"/>
+        <w:keepNext/>
+        <w:spacing w:lineRule="exact" w:line="360"/>
+        <w:ind w:firstLine="0" w:left="0"/>
         <w:jc w:val="both"/>
         <w:rPr>
           <w:b/>
@@ -2321,7 +2487,10 @@
       </w:pPr>
       <w:r>
         <w:rPr>
+          <w:rFonts w:ascii="Century" w:hAnsi="Century" w:eastAsia="ＭＳ 明朝"/>
+          <w:b/>
           <w:bCs/>
+          <w:sz w:val="24"/>
           <w:szCs w:val="28"/>
           <w:lang w:eastAsia="ja-JP"/>
         </w:rPr>
@@ -2329,7 +2498,10 @@
       </w:r>
       <w:r>
         <w:rPr>
+          <w:rFonts w:ascii="Century" w:hAnsi="Century" w:eastAsia="ＭＳ 明朝"/>
+          <w:b/>
           <w:bCs/>
+          <w:sz w:val="24"/>
           <w:szCs w:val="28"/>
           <w:lang w:eastAsia="ja-JP"/>
         </w:rPr>
@@ -2338,7 +2510,8 @@
     </w:p>
     <w:p>
       <w:pPr>
-        <w:ind w:firstLine="210"/>
+        <w:spacing w:lineRule="exact" w:line="360"/>
+        <w:ind w:firstLine="240"/>
         <w:jc w:val="both"/>
         <w:rPr>
           <w:rFonts w:eastAsiaTheme="minorEastAsia"/>
@@ -2349,6 +2522,7 @@
       </w:pPr>
       <w:r>
         <w:rPr>
+          <w:rFonts w:ascii="Century" w:hAnsi="Century" w:eastAsia="ＭＳ 明朝"/>
           <w:sz w:val="24"/>
           <w:szCs w:val="28"/>
           <w:lang w:eastAsia="ja-JP"/>
@@ -2358,7 +2532,8 @@
     </w:p>
     <w:p>
       <w:pPr>
-        <w:ind w:firstLine="210"/>
+        <w:spacing w:lineRule="exact" w:line="360"/>
+        <w:ind w:firstLine="240"/>
         <w:jc w:val="both"/>
         <w:rPr>
           <w:rFonts w:eastAsiaTheme="minorEastAsia"/>
@@ -2369,6 +2544,7 @@
       </w:pPr>
       <w:r>
         <w:rPr>
+          <w:rFonts w:ascii="Century" w:hAnsi="Century" w:eastAsia="ＭＳ 明朝"/>
           <w:sz w:val="24"/>
           <w:szCs w:val="28"/>
           <w:lang w:eastAsia="ja-JP"/>
@@ -2377,6 +2553,7 @@
       </w:r>
       <w:r>
         <w:rPr>
+          <w:rFonts w:ascii="Century" w:hAnsi="Century" w:eastAsia="ＭＳ 明朝"/>
           <w:sz w:val="24"/>
           <w:szCs w:val="28"/>
           <w:lang w:eastAsia="ja-JP"/>
@@ -2385,6 +2562,7 @@
       </w:r>
       <w:r>
         <w:rPr>
+          <w:rFonts w:ascii="Century" w:hAnsi="Century" w:eastAsia="ＭＳ 明朝"/>
           <w:sz w:val="24"/>
           <w:szCs w:val="28"/>
           <w:lang w:eastAsia="ja-JP"/>
@@ -2393,6 +2571,7 @@
       </w:r>
       <w:r>
         <w:rPr>
+          <w:rFonts w:ascii="Century" w:hAnsi="Century" w:eastAsia="ＭＳ 明朝"/>
           <w:sz w:val="24"/>
           <w:szCs w:val="28"/>
           <w:lang w:eastAsia="ja-JP"/>
@@ -2402,6 +2581,7 @@
       </w:r>
       <w:r>
         <w:rPr>
+          <w:rFonts w:ascii="Century" w:hAnsi="Century" w:eastAsia="ＭＳ 明朝"/>
           <w:sz w:val="24"/>
           <w:szCs w:val="28"/>
           <w:lang w:eastAsia="ja-JP"/>
@@ -2410,6 +2590,7 @@
       </w:r>
       <w:r>
         <w:rPr>
+          <w:rFonts w:ascii="Century" w:hAnsi="Century" w:eastAsia="ＭＳ 明朝"/>
           <w:sz w:val="24"/>
           <w:szCs w:val="28"/>
           <w:lang w:eastAsia="ja-JP"/>
@@ -2418,6 +2599,7 @@
       </w:r>
       <w:r>
         <w:rPr>
+          <w:rFonts w:ascii="Century" w:hAnsi="Century" w:eastAsia="ＭＳ 明朝"/>
           <w:sz w:val="24"/>
           <w:szCs w:val="28"/>
           <w:lang w:eastAsia="ja-JP"/>
@@ -2426,6 +2608,7 @@
       </w:r>
       <w:r>
         <w:rPr>
+          <w:rFonts w:ascii="Century" w:hAnsi="Century" w:eastAsia="ＭＳ 明朝"/>
           <w:sz w:val="24"/>
           <w:szCs w:val="28"/>
           <w:lang w:eastAsia="ja-JP"/>
@@ -2434,6 +2617,7 @@
       </w:r>
       <w:r>
         <w:rPr>
+          <w:rFonts w:ascii="Century" w:hAnsi="Century" w:eastAsia="ＭＳ 明朝"/>
           <w:sz w:val="24"/>
           <w:szCs w:val="28"/>
           <w:lang w:eastAsia="ja-JP"/>
@@ -2442,6 +2626,7 @@
       </w:r>
       <w:r>
         <w:rPr>
+          <w:rFonts w:ascii="Century" w:hAnsi="Century" w:eastAsia="ＭＳ 明朝"/>
           <w:sz w:val="24"/>
           <w:szCs w:val="28"/>
           <w:lang w:eastAsia="ja-JP"/>
@@ -2450,6 +2635,7 @@
       </w:r>
       <w:r>
         <w:rPr>
+          <w:rFonts w:ascii="Century" w:hAnsi="Century" w:eastAsia="ＭＳ 明朝"/>
           <w:sz w:val="24"/>
           <w:szCs w:val="28"/>
           <w:lang w:eastAsia="ja-JP"/>
@@ -2458,6 +2644,7 @@
       </w:r>
       <w:r>
         <w:rPr>
+          <w:rFonts w:ascii="Century" w:hAnsi="Century" w:eastAsia="ＭＳ 明朝"/>
           <w:sz w:val="24"/>
           <w:szCs w:val="28"/>
           <w:lang w:eastAsia="ja-JP"/>
@@ -2467,7 +2654,8 @@
     </w:p>
     <w:p>
       <w:pPr>
-        <w:ind w:firstLine="210"/>
+        <w:spacing w:lineRule="exact" w:line="360"/>
+        <w:ind w:firstLine="240"/>
         <w:jc w:val="both"/>
         <w:rPr>
           <w:rFonts w:eastAsiaTheme="minorEastAsia"/>
@@ -2478,6 +2666,7 @@
       </w:pPr>
       <w:r>
         <w:rPr>
+          <w:rFonts w:ascii="Century" w:hAnsi="Century" w:eastAsia="ＭＳ 明朝"/>
           <w:sz w:val="24"/>
           <w:szCs w:val="28"/>
           <w:lang w:eastAsia="ja-JP"/>
@@ -2486,6 +2675,7 @@
       </w:r>
       <w:r>
         <w:rPr>
+          <w:rFonts w:ascii="Century" w:hAnsi="Century" w:eastAsia="ＭＳ 明朝"/>
           <w:sz w:val="24"/>
           <w:szCs w:val="28"/>
           <w:lang w:eastAsia="ja-JP"/>
@@ -2494,6 +2684,7 @@
       </w:r>
       <w:r>
         <w:rPr>
+          <w:rFonts w:ascii="Century" w:hAnsi="Century" w:eastAsia="ＭＳ 明朝"/>
           <w:sz w:val="24"/>
           <w:szCs w:val="28"/>
           <w:lang w:eastAsia="ja-JP"/>
@@ -2502,6 +2693,7 @@
       </w:r>
       <w:r>
         <w:rPr>
+          <w:rFonts w:ascii="Century" w:hAnsi="Century" w:eastAsia="ＭＳ 明朝"/>
           <w:sz w:val="24"/>
           <w:szCs w:val="28"/>
           <w:lang w:eastAsia="ja-JP"/>
@@ -2510,6 +2702,7 @@
       </w:r>
       <w:r>
         <w:rPr>
+          <w:rFonts w:ascii="Century" w:hAnsi="Century" w:eastAsia="ＭＳ 明朝"/>
           <w:sz w:val="24"/>
           <w:szCs w:val="28"/>
           <w:lang w:eastAsia="ja-JP"/>
@@ -2518,6 +2711,7 @@
       </w:r>
       <w:r>
         <w:rPr>
+          <w:rFonts w:ascii="Century" w:hAnsi="Century" w:eastAsia="ＭＳ 明朝"/>
           <w:sz w:val="24"/>
           <w:szCs w:val="28"/>
           <w:lang w:eastAsia="ja-JP"/>
@@ -2526,6 +2720,7 @@
       </w:r>
       <w:r>
         <w:rPr>
+          <w:rFonts w:ascii="Century" w:hAnsi="Century" w:eastAsia="ＭＳ 明朝"/>
           <w:sz w:val="24"/>
           <w:szCs w:val="28"/>
           <w:lang w:eastAsia="ja-JP"/>
@@ -2534,6 +2729,7 @@
       </w:r>
       <w:r>
         <w:rPr>
+          <w:rFonts w:ascii="Century" w:hAnsi="Century" w:eastAsia="ＭＳ 明朝"/>
           <w:sz w:val="24"/>
           <w:szCs w:val="28"/>
           <w:lang w:eastAsia="ja-JP"/>
@@ -2542,6 +2738,7 @@
       </w:r>
       <w:r>
         <w:rPr>
+          <w:rFonts w:ascii="Century" w:hAnsi="Century" w:eastAsia="ＭＳ 明朝"/>
           <w:sz w:val="24"/>
           <w:szCs w:val="28"/>
           <w:lang w:eastAsia="ja-JP"/>
@@ -2550,6 +2747,7 @@
       </w:r>
       <w:r>
         <w:rPr>
+          <w:rFonts w:ascii="Century" w:hAnsi="Century" w:eastAsia="ＭＳ 明朝"/>
           <w:sz w:val="24"/>
           <w:szCs w:val="28"/>
           <w:lang w:eastAsia="ja-JP"/>
@@ -2558,6 +2756,7 @@
       </w:r>
       <w:r>
         <w:rPr>
+          <w:rFonts w:ascii="Century" w:hAnsi="Century" w:eastAsia="ＭＳ 明朝"/>
           <w:sz w:val="24"/>
           <w:szCs w:val="28"/>
           <w:lang w:eastAsia="ja-JP"/>
@@ -2566,6 +2765,7 @@
       </w:r>
       <w:r>
         <w:rPr>
+          <w:rFonts w:ascii="Century" w:hAnsi="Century" w:eastAsia="ＭＳ 明朝"/>
           <w:sz w:val="24"/>
           <w:szCs w:val="28"/>
           <w:lang w:eastAsia="ja-JP"/>
@@ -2574,6 +2774,7 @@
       </w:r>
       <w:r>
         <w:rPr>
+          <w:rFonts w:ascii="Century" w:hAnsi="Century" w:eastAsia="ＭＳ 明朝"/>
           <w:sz w:val="24"/>
           <w:szCs w:val="28"/>
           <w:lang w:eastAsia="ja-JP"/>
@@ -2582,6 +2783,7 @@
       </w:r>
       <w:r>
         <w:rPr>
+          <w:rFonts w:ascii="Century" w:hAnsi="Century" w:eastAsia="ＭＳ 明朝"/>
           <w:sz w:val="24"/>
           <w:szCs w:val="28"/>
           <w:lang w:eastAsia="ja-JP"/>
@@ -2590,6 +2792,7 @@
       </w:r>
       <w:r>
         <w:rPr>
+          <w:rFonts w:ascii="Century" w:hAnsi="Century" w:eastAsia="ＭＳ 明朝"/>
           <w:sz w:val="24"/>
           <w:szCs w:val="28"/>
           <w:lang w:eastAsia="ja-JP"/>
@@ -2598,6 +2801,7 @@
       </w:r>
       <w:r>
         <w:rPr>
+          <w:rFonts w:ascii="Century" w:hAnsi="Century" w:eastAsia="ＭＳ 明朝"/>
           <w:sz w:val="24"/>
           <w:szCs w:val="28"/>
           <w:lang w:eastAsia="ja-JP"/>
@@ -2606,6 +2810,7 @@
       </w:r>
       <w:r>
         <w:rPr>
+          <w:rFonts w:ascii="Century" w:hAnsi="Century" w:eastAsia="ＭＳ 明朝"/>
           <w:sz w:val="24"/>
           <w:szCs w:val="28"/>
           <w:lang w:eastAsia="ja-JP"/>
@@ -2614,6 +2819,7 @@
       </w:r>
       <w:r>
         <w:rPr>
+          <w:rFonts w:ascii="Century" w:hAnsi="Century" w:eastAsia="ＭＳ 明朝"/>
           <w:sz w:val="24"/>
           <w:szCs w:val="28"/>
           <w:lang w:eastAsia="ja-JP"/>
@@ -2622,6 +2828,7 @@
       </w:r>
       <w:r>
         <w:rPr>
+          <w:rFonts w:ascii="Century" w:hAnsi="Century" w:eastAsia="ＭＳ 明朝"/>
           <w:sz w:val="24"/>
           <w:szCs w:val="28"/>
           <w:lang w:eastAsia="ja-JP"/>
@@ -2631,7 +2838,8 @@
     </w:p>
     <w:p>
       <w:pPr>
-        <w:ind w:firstLine="210"/>
+        <w:spacing w:lineRule="exact" w:line="360"/>
+        <w:ind w:firstLine="240"/>
         <w:jc w:val="both"/>
         <w:rPr>
           <w:rFonts w:ascii="MS Mincho" w:hAnsi="MS Mincho"/>
@@ -2642,7 +2850,7 @@
       </w:pPr>
       <w:r>
         <w:rPr>
-          <w:rFonts w:ascii="MS Mincho" w:hAnsi="MS Mincho" w:hint="eastAsia"/>
+          <w:rFonts w:ascii="Century" w:hAnsi="Century" w:hint="eastAsia" w:eastAsia="ＭＳ 明朝"/>
           <w:sz w:val="24"/>
           <w:szCs w:val="28"/>
           <w:lang w:eastAsia="ja-JP"/>
@@ -2651,7 +2859,7 @@
       </w:r>
       <w:r>
         <w:rPr>
-          <w:rFonts w:ascii="MS Mincho" w:hAnsi="MS Mincho" w:cs="微软雅黑" w:hint="eastAsia"/>
+          <w:rFonts w:ascii="Century" w:hAnsi="Century" w:cs="微软雅黑" w:hint="eastAsia" w:eastAsia="ＭＳ 明朝"/>
           <w:sz w:val="24"/>
           <w:szCs w:val="28"/>
           <w:lang w:eastAsia="ja-JP"/>
@@ -2660,7 +2868,7 @@
       </w:r>
       <w:r>
         <w:rPr>
-          <w:rFonts w:ascii="MS Mincho" w:hAnsi="MS Mincho" w:cs="等线" w:hint="eastAsia"/>
+          <w:rFonts w:ascii="Century" w:hAnsi="Century" w:cs="等线" w:hint="eastAsia" w:eastAsia="ＭＳ 明朝"/>
           <w:sz w:val="24"/>
           <w:szCs w:val="28"/>
           <w:lang w:eastAsia="ja-JP"/>
@@ -2670,8 +2878,9 @@
     </w:p>
     <w:p>
       <w:pPr>
-        <w:pStyle w:val="2"/>
-        <w:ind w:firstLine="210"/>
+        <w:keepNext/>
+        <w:spacing w:lineRule="exact" w:line="360"/>
+        <w:ind w:firstLine="0" w:left="0"/>
         <w:jc w:val="both"/>
         <w:rPr>
           <w:rFonts w:eastAsiaTheme="minorEastAsia"/>
@@ -2684,7 +2893,10 @@
       </w:pPr>
       <w:r>
         <w:rPr>
+          <w:rFonts w:ascii="Century" w:hAnsi="Century" w:eastAsia="ＭＳ 明朝"/>
+          <w:b/>
           <w:bCs/>
+          <w:sz w:val="24"/>
           <w:szCs w:val="28"/>
           <w:lang w:eastAsia="ja-JP"/>
         </w:rPr>
@@ -2692,7 +2904,10 @@
       </w:r>
       <w:r>
         <w:rPr>
+          <w:rFonts w:ascii="Century" w:hAnsi="Century" w:eastAsia="ＭＳ 明朝"/>
+          <w:b/>
           <w:bCs/>
+          <w:sz w:val="24"/>
           <w:szCs w:val="28"/>
           <w:lang w:eastAsia="ja-JP"/>
         </w:rPr>
@@ -2701,7 +2916,8 @@
     </w:p>
     <w:p>
       <w:pPr>
-        <w:ind w:firstLine="210"/>
+        <w:spacing w:lineRule="exact" w:line="360"/>
+        <w:ind w:firstLine="240"/>
         <w:jc w:val="both"/>
         <w:rPr>
           <w:rFonts w:eastAsiaTheme="minorEastAsia"/>
@@ -2712,6 +2928,7 @@
       </w:pPr>
       <w:r>
         <w:rPr>
+          <w:rFonts w:ascii="Century" w:hAnsi="Century" w:eastAsia="ＭＳ 明朝"/>
           <w:sz w:val="24"/>
           <w:szCs w:val="28"/>
           <w:lang w:eastAsia="ja-JP"/>
@@ -2721,7 +2938,8 @@
     </w:p>
     <w:p>
       <w:pPr>
-        <w:pStyle w:val="a4"/>
+        <w:keepNext/>
+        <w:spacing w:lineRule="exact" w:line="360"/>
         <w:ind w:left="0" w:firstLine="0"/>
         <w:jc w:val="both"/>
         <w:rPr>
@@ -2732,7 +2950,8 @@
       </w:pPr>
       <w:r>
         <w:rPr>
-          <w:rFonts w:hint="eastAsia"/>
+          <w:rFonts w:hint="eastAsia" w:ascii="Century" w:hAnsi="Century" w:eastAsia="ＭＳ 明朝"/>
+          <w:b/>
           <w:sz w:val="24"/>
           <w:szCs w:val="28"/>
           <w:lang w:eastAsia="ja-JP"/>
@@ -2742,6 +2961,7 @@
     </w:p>
     <w:p>
       <w:pPr>
+        <w:spacing w:lineRule="exact" w:line="360"/>
         <w:jc w:val="both"/>
         <w:rPr>
           <w:rFonts w:eastAsiaTheme="minorEastAsia"/>
@@ -2752,7 +2972,7 @@
       </w:pPr>
       <w:r>
         <w:rPr>
-          <w:rFonts w:hint="eastAsia"/>
+          <w:rFonts w:hint="eastAsia" w:ascii="Century" w:hAnsi="Century" w:eastAsia="ＭＳ 明朝"/>
           <w:sz w:val="24"/>
           <w:szCs w:val="28"/>
           <w:lang w:eastAsia="ja-JP"/>
@@ -2761,7 +2981,7 @@
       </w:r>
       <w:r>
         <w:rPr>
-          <w:rFonts w:hint="eastAsia"/>
+          <w:rFonts w:hint="eastAsia" w:ascii="Century" w:hAnsi="Century" w:eastAsia="ＭＳ 明朝"/>
           <w:sz w:val="24"/>
           <w:szCs w:val="28"/>
           <w:lang w:eastAsia="ja-JP"/>
@@ -2770,7 +2990,7 @@
       </w:r>
       <w:r>
         <w:rPr>
-          <w:rFonts w:hint="eastAsia"/>
+          <w:rFonts w:hint="eastAsia" w:ascii="Century" w:hAnsi="Century" w:eastAsia="ＭＳ 明朝"/>
           <w:sz w:val="24"/>
           <w:szCs w:val="28"/>
           <w:lang w:eastAsia="ja-JP"/>
@@ -2779,7 +2999,7 @@
       </w:r>
       <w:r>
         <w:rPr>
-          <w:rFonts w:hint="eastAsia"/>
+          <w:rFonts w:hint="eastAsia" w:ascii="Century" w:hAnsi="Century" w:eastAsia="ＭＳ 明朝"/>
           <w:sz w:val="24"/>
           <w:szCs w:val="28"/>
           <w:lang w:eastAsia="ja-JP"/>
@@ -2788,7 +3008,7 @@
       </w:r>
       <w:r>
         <w:rPr>
-          <w:rFonts w:hint="eastAsia"/>
+          <w:rFonts w:hint="eastAsia" w:ascii="Century" w:hAnsi="Century" w:eastAsia="ＭＳ 明朝"/>
           <w:sz w:val="24"/>
           <w:szCs w:val="28"/>
           <w:lang w:eastAsia="ja-JP"/>
@@ -2798,7 +3018,8 @@
     </w:p>
     <w:p>
       <w:pPr>
-        <w:ind w:firstLineChars="100" w:firstLine="280"/>
+        <w:spacing w:lineRule="exact" w:line="360"/>
+        <w:ind w:firstLineChars="100" w:firstLine="240"/>
         <w:jc w:val="both"/>
         <w:rPr>
           <w:rFonts w:eastAsiaTheme="minorEastAsia"/>
@@ -2809,7 +3030,7 @@
       </w:pPr>
       <w:r>
         <w:rPr>
-          <w:rFonts w:hint="eastAsia"/>
+          <w:rFonts w:hint="eastAsia" w:ascii="Century" w:hAnsi="Century" w:eastAsia="ＭＳ 明朝"/>
           <w:sz w:val="24"/>
           <w:szCs w:val="28"/>
           <w:lang w:eastAsia="ja-JP"/>
@@ -2818,7 +3039,7 @@
       </w:r>
       <w:r>
         <w:rPr>
-          <w:rFonts w:hint="eastAsia"/>
+          <w:rFonts w:hint="eastAsia" w:ascii="Century" w:hAnsi="Century" w:eastAsia="ＭＳ 明朝"/>
           <w:sz w:val="24"/>
           <w:szCs w:val="28"/>
           <w:lang w:eastAsia="ja-JP"/>
@@ -2829,7 +3050,8 @@
     </w:p>
     <w:p>
       <w:pPr>
-        <w:ind w:firstLineChars="100" w:firstLine="280"/>
+        <w:spacing w:lineRule="exact" w:line="360"/>
+        <w:ind w:firstLineChars="100" w:firstLine="240"/>
         <w:jc w:val="both"/>
         <w:rPr>
           <w:rFonts w:eastAsiaTheme="minorEastAsia"/>
@@ -2840,7 +3062,7 @@
       </w:pPr>
       <w:r>
         <w:rPr>
-          <w:rFonts w:hint="eastAsia"/>
+          <w:rFonts w:hint="eastAsia" w:ascii="Century" w:hAnsi="Century" w:eastAsia="ＭＳ 明朝"/>
           <w:sz w:val="24"/>
           <w:szCs w:val="28"/>
           <w:lang w:eastAsia="ja-JP"/>
@@ -2849,7 +3071,7 @@
       </w:r>
       <w:r>
         <w:rPr>
-          <w:rFonts w:hint="eastAsia"/>
+          <w:rFonts w:hint="eastAsia" w:ascii="Century" w:hAnsi="Century" w:eastAsia="ＭＳ 明朝"/>
           <w:sz w:val="24"/>
           <w:szCs w:val="28"/>
           <w:lang w:eastAsia="ja-JP"/>
@@ -2858,23 +3080,23 @@
       </w:r>
       <w:r>
         <w:rPr>
-          <w:rFonts w:hint="eastAsia"/>
-          <w:sz w:val="24"/>
-          <w:szCs w:val="28"/>
-          <w:lang w:eastAsia="ja-JP"/>
-        </w:rPr>
-      </w:r>
-      <w:r>
-        <w:rPr>
-          <w:rFonts w:ascii="MS Mincho" w:hAnsi="MS Mincho" w:hint="eastAsia"/>
-          <w:sz w:val="24"/>
-          <w:szCs w:val="28"/>
-          <w:lang w:eastAsia="ja-JP"/>
-        </w:rPr>
-      </w:r>
-      <w:r>
-        <w:rPr>
-          <w:rFonts w:hint="eastAsia"/>
+          <w:rFonts w:hint="eastAsia" w:ascii="Century" w:hAnsi="Century" w:eastAsia="ＭＳ 明朝"/>
+          <w:sz w:val="24"/>
+          <w:szCs w:val="28"/>
+          <w:lang w:eastAsia="ja-JP"/>
+        </w:rPr>
+      </w:r>
+      <w:r>
+        <w:rPr>
+          <w:rFonts w:ascii="Century" w:hAnsi="Century" w:hint="eastAsia" w:eastAsia="ＭＳ 明朝"/>
+          <w:sz w:val="24"/>
+          <w:szCs w:val="28"/>
+          <w:lang w:eastAsia="ja-JP"/>
+        </w:rPr>
+      </w:r>
+      <w:r>
+        <w:rPr>
+          <w:rFonts w:hint="eastAsia" w:ascii="Century" w:hAnsi="Century" w:eastAsia="ＭＳ 明朝"/>
           <w:sz w:val="24"/>
           <w:szCs w:val="28"/>
           <w:lang w:eastAsia="ja-JP"/>
@@ -2884,7 +3106,8 @@
     </w:p>
     <w:p>
       <w:pPr>
-        <w:pStyle w:val="a4"/>
+        <w:keepNext/>
+        <w:spacing w:lineRule="exact" w:line="360"/>
         <w:ind w:left="0" w:firstLine="0"/>
         <w:jc w:val="both"/>
         <w:rPr>
@@ -2895,7 +3118,8 @@
       </w:pPr>
       <w:r>
         <w:rPr>
-          <w:rFonts w:ascii="MS Mincho" w:hAnsi="MS Mincho"/>
+          <w:rFonts w:ascii="Century" w:hAnsi="Century" w:eastAsia="ＭＳ 明朝"/>
+          <w:b/>
           <w:sz w:val="24"/>
           <w:szCs w:val="28"/>
         </w:rPr>
@@ -2904,7 +3128,8 @@
       <w:proofErr w:type="gramStart"/>
       <w:r>
         <w:rPr>
-          <w:rFonts w:ascii="MS Mincho" w:hAnsi="MS Mincho"/>
+          <w:rFonts w:ascii="Century" w:hAnsi="Century" w:eastAsia="ＭＳ 明朝"/>
+          <w:b/>
           <w:sz w:val="24"/>
           <w:szCs w:val="28"/>
         </w:rPr>
@@ -2913,7 +3138,8 @@
       <w:proofErr w:type="gramEnd"/>
       <w:r>
         <w:rPr>
-          <w:rFonts w:ascii="MS Mincho" w:hAnsi="MS Mincho"/>
+          <w:rFonts w:ascii="Century" w:hAnsi="Century" w:eastAsia="ＭＳ 明朝"/>
+          <w:b/>
           <w:sz w:val="24"/>
           <w:szCs w:val="28"/>
         </w:rPr>
@@ -2922,7 +3148,8 @@
     </w:p>
     <w:p>
       <w:pPr>
-        <w:ind w:firstLineChars="100" w:firstLine="280"/>
+        <w:spacing w:lineRule="exact" w:line="360"/>
+        <w:ind w:firstLineChars="100" w:firstLine="240"/>
         <w:jc w:val="both"/>
         <w:rPr>
           <w:rFonts w:ascii="MS Mincho" w:hAnsi="MS Mincho"/>
@@ -2933,7 +3160,7 @@
       </w:pPr>
       <w:r>
         <w:rPr>
-          <w:rFonts w:ascii="MS Mincho" w:hAnsi="MS Mincho"/>
+          <w:rFonts w:ascii="Century" w:hAnsi="Century" w:eastAsia="ＭＳ 明朝"/>
           <w:sz w:val="24"/>
           <w:szCs w:val="28"/>
           <w:lang w:eastAsia="ja-JP"/>
@@ -2943,6 +3170,7 @@
     </w:p>
     <w:p>
       <w:pPr>
+        <w:spacing w:lineRule="exact" w:line="360"/>
         <w:jc w:val="both"/>
         <w:rPr>
           <w:rFonts w:ascii="MS Mincho" w:hAnsi="MS Mincho"/>
@@ -2953,7 +3181,7 @@
       </w:pPr>
       <w:r>
         <w:rPr>
-          <w:rFonts w:ascii="MS Mincho" w:hAnsi="MS Mincho"/>
+          <w:rFonts w:ascii="Century" w:hAnsi="Century" w:eastAsia="ＭＳ 明朝"/>
           <w:sz w:val="24"/>
           <w:szCs w:val="28"/>
           <w:lang w:eastAsia="ja-JP"/>
@@ -2963,6 +3191,7 @@
     </w:p>
     <w:p>
       <w:pPr>
+        <w:spacing w:lineRule="exact" w:line="360"/>
         <w:jc w:val="both"/>
         <w:rPr>
           <w:rFonts w:ascii="MS Mincho" w:hAnsi="MS Mincho"/>
@@ -2974,7 +3203,9 @@
     </w:p>
     <w:p>
       <w:pPr>
-        <w:pStyle w:val="2"/>
+        <w:keepNext/>
+        <w:spacing w:lineRule="exact" w:line="360"/>
+        <w:ind w:firstLine="0" w:left="0"/>
         <w:rPr>
           <w:sz w:val="28"/>
           <w:szCs w:val="28"/>
@@ -2983,6 +3214,9 @@
       </w:pPr>
       <w:r>
         <w:rPr>
+          <w:rFonts w:ascii="Century" w:hAnsi="Century" w:eastAsia="ＭＳ 明朝"/>
+          <w:b/>
+          <w:sz w:val="24"/>
           <w:szCs w:val="28"/>
           <w:lang w:eastAsia="ja-JP"/>
         </w:rPr>
@@ -2990,6 +3224,9 @@
       </w:r>
       <w:r>
         <w:rPr>
+          <w:rFonts w:ascii="Century" w:hAnsi="Century" w:eastAsia="ＭＳ 明朝"/>
+          <w:b/>
+          <w:sz w:val="24"/>
           <w:szCs w:val="28"/>
           <w:lang w:eastAsia="ja-JP"/>
         </w:rPr>
@@ -2998,7 +3235,8 @@
     </w:p>
     <w:p>
       <w:pPr>
-        <w:ind w:firstLineChars="100" w:firstLine="280"/>
+        <w:spacing w:lineRule="exact" w:line="360"/>
+        <w:ind w:firstLineChars="100" w:firstLine="240"/>
         <w:rPr>
           <w:sz w:val="28"/>
           <w:szCs w:val="28"/>
@@ -3007,6 +3245,7 @@
       </w:pPr>
       <w:r>
         <w:rPr>
+          <w:rFonts w:ascii="Century" w:hAnsi="Century" w:eastAsia="ＭＳ 明朝"/>
           <w:sz w:val="24"/>
           <w:szCs w:val="28"/>
           <w:lang w:eastAsia="ja-JP"/>
@@ -3015,6 +3254,7 @@
       </w:r>
       <w:r>
         <w:rPr>
+          <w:rFonts w:ascii="Century" w:hAnsi="Century" w:eastAsia="ＭＳ 明朝"/>
           <w:sz w:val="24"/>
           <w:szCs w:val="28"/>
           <w:lang w:eastAsia="ja-JP"/>
@@ -3023,6 +3263,7 @@
       </w:r>
       <w:r>
         <w:rPr>
+          <w:rFonts w:ascii="Century" w:hAnsi="Century" w:eastAsia="ＭＳ 明朝"/>
           <w:sz w:val="24"/>
           <w:szCs w:val="28"/>
           <w:lang w:eastAsia="ja-JP"/>
@@ -3032,7 +3273,9 @@
     </w:p>
     <w:p>
       <w:pPr>
-        <w:pStyle w:val="1"/>
+        <w:keepNext/>
+        <w:spacing w:lineRule="exact" w:line="360"/>
+        <w:ind w:firstLine="0" w:left="0"/>
         <w:rPr>
           <w:sz w:val="28"/>
           <w:szCs w:val="28"/>
@@ -3041,6 +3284,9 @@
       </w:pPr>
       <w:r>
         <w:rPr>
+          <w:rFonts w:ascii="Century" w:hAnsi="Century" w:eastAsia="ＭＳ 明朝"/>
+          <w:b/>
+          <w:sz w:val="24"/>
           <w:szCs w:val="28"/>
           <w:lang w:eastAsia="ja-JP"/>
         </w:rPr>
@@ -3048,6 +3294,9 @@
       </w:r>
       <w:r>
         <w:rPr>
+          <w:rFonts w:ascii="Century" w:hAnsi="Century" w:eastAsia="ＭＳ 明朝"/>
+          <w:b/>
+          <w:sz w:val="24"/>
           <w:szCs w:val="28"/>
           <w:lang w:eastAsia="ja-JP"/>
         </w:rPr>
@@ -3055,6 +3304,9 @@
       </w:r>
       <w:r>
         <w:rPr>
+          <w:rFonts w:ascii="Century" w:hAnsi="Century" w:eastAsia="ＭＳ 明朝"/>
+          <w:b/>
+          <w:sz w:val="24"/>
           <w:szCs w:val="28"/>
           <w:lang w:eastAsia="ja-JP"/>
         </w:rPr>
@@ -3063,7 +3315,9 @@
     </w:p>
     <w:p>
       <w:pPr>
-        <w:pStyle w:val="1"/>
+        <w:keepNext/>
+        <w:spacing w:lineRule="exact" w:line="360"/>
+        <w:ind w:firstLine="0" w:left="0"/>
         <w:rPr>
           <w:sz w:val="28"/>
           <w:szCs w:val="28"/>
@@ -3072,6 +3326,9 @@
       </w:pPr>
       <w:r>
         <w:rPr>
+          <w:rFonts w:ascii="Century" w:hAnsi="Century" w:eastAsia="ＭＳ 明朝"/>
+          <w:b/>
+          <w:sz w:val="24"/>
           <w:szCs w:val="28"/>
           <w:lang w:eastAsia="ja-JP"/>
         </w:rPr>
@@ -3080,6 +3337,9 @@
       </w:r>
       <w:r>
         <w:rPr>
+          <w:rFonts w:ascii="Century" w:hAnsi="Century" w:eastAsia="ＭＳ 明朝"/>
+          <w:b/>
+          <w:sz w:val="24"/>
           <w:szCs w:val="28"/>
           <w:lang w:eastAsia="ja-JP"/>
         </w:rPr>
@@ -3087,6 +3347,9 @@
       </w:r>
       <w:r>
         <w:rPr>
+          <w:rFonts w:ascii="Century" w:hAnsi="Century" w:eastAsia="ＭＳ 明朝"/>
+          <w:b/>
+          <w:sz w:val="24"/>
           <w:szCs w:val="28"/>
           <w:lang w:eastAsia="ja-JP"/>
         </w:rPr>
@@ -3094,6 +3357,9 @@
       </w:r>
       <w:r>
         <w:rPr>
+          <w:rFonts w:ascii="Century" w:hAnsi="Century" w:eastAsia="ＭＳ 明朝"/>
+          <w:b/>
+          <w:sz w:val="24"/>
           <w:szCs w:val="28"/>
           <w:lang w:eastAsia="ja-JP"/>
         </w:rPr>
@@ -3101,6 +3367,9 @@
       </w:r>
       <w:r>
         <w:rPr>
+          <w:rFonts w:ascii="Century" w:hAnsi="Century" w:eastAsia="ＭＳ 明朝"/>
+          <w:b/>
+          <w:sz w:val="24"/>
           <w:szCs w:val="28"/>
           <w:lang w:eastAsia="ja-JP"/>
         </w:rPr>
@@ -3109,7 +3378,9 @@
     </w:p>
     <w:p>
       <w:pPr>
-        <w:pStyle w:val="1"/>
+        <w:keepNext/>
+        <w:spacing w:lineRule="exact" w:line="360"/>
+        <w:ind w:firstLine="0" w:left="0"/>
         <w:rPr>
           <w:sz w:val="28"/>
           <w:szCs w:val="28"/>
@@ -3118,6 +3389,9 @@
       </w:pPr>
       <w:r>
         <w:rPr>
+          <w:rFonts w:ascii="Century" w:hAnsi="Century" w:eastAsia="ＭＳ 明朝"/>
+          <w:b/>
+          <w:sz w:val="24"/>
           <w:szCs w:val="28"/>
           <w:lang w:eastAsia="ja-JP"/>
         </w:rPr>
@@ -3125,6 +3399,9 @@
       </w:r>
       <w:r>
         <w:rPr>
+          <w:rFonts w:ascii="Century" w:hAnsi="Century" w:eastAsia="ＭＳ 明朝"/>
+          <w:b/>
+          <w:sz w:val="24"/>
           <w:szCs w:val="28"/>
           <w:lang w:eastAsia="ja-JP"/>
         </w:rPr>
@@ -3132,6 +3409,9 @@
       </w:r>
       <w:r>
         <w:rPr>
+          <w:rFonts w:ascii="Century" w:hAnsi="Century" w:eastAsia="ＭＳ 明朝"/>
+          <w:b/>
+          <w:sz w:val="24"/>
           <w:szCs w:val="28"/>
           <w:lang w:eastAsia="ja-JP"/>
         </w:rPr>
@@ -3140,7 +3420,9 @@
     </w:p>
     <w:p>
       <w:pPr>
-        <w:pStyle w:val="1"/>
+        <w:keepNext/>
+        <w:spacing w:lineRule="exact" w:line="360"/>
+        <w:ind w:firstLine="0" w:left="0"/>
         <w:rPr>
           <w:sz w:val="28"/>
           <w:szCs w:val="28"/>
@@ -3149,6 +3431,9 @@
       </w:pPr>
       <w:r>
         <w:rPr>
+          <w:rFonts w:ascii="Century" w:hAnsi="Century" w:eastAsia="ＭＳ 明朝"/>
+          <w:b/>
+          <w:sz w:val="24"/>
           <w:szCs w:val="28"/>
           <w:lang w:eastAsia="ja-JP"/>
         </w:rPr>
@@ -3156,6 +3441,9 @@
       </w:r>
       <w:r>
         <w:rPr>
+          <w:rFonts w:ascii="Century" w:hAnsi="Century" w:eastAsia="ＭＳ 明朝"/>
+          <w:b/>
+          <w:sz w:val="24"/>
           <w:szCs w:val="28"/>
           <w:lang w:eastAsia="ja-JP"/>
         </w:rPr>
@@ -3163,6 +3451,9 @@
       </w:r>
       <w:r>
         <w:rPr>
+          <w:rFonts w:ascii="Century" w:hAnsi="Century" w:eastAsia="ＭＳ 明朝"/>
+          <w:b/>
+          <w:sz w:val="24"/>
           <w:szCs w:val="28"/>
           <w:lang w:eastAsia="ja-JP"/>
         </w:rPr>
@@ -3170,6 +3461,9 @@
       </w:r>
       <w:r>
         <w:rPr>
+          <w:rFonts w:ascii="Century" w:hAnsi="Century" w:eastAsia="ＭＳ 明朝"/>
+          <w:b/>
+          <w:sz w:val="24"/>
           <w:szCs w:val="28"/>
           <w:lang w:eastAsia="ja-JP"/>
         </w:rPr>
@@ -3177,6 +3471,9 @@
       </w:r>
       <w:r>
         <w:rPr>
+          <w:rFonts w:ascii="Century" w:hAnsi="Century" w:eastAsia="ＭＳ 明朝"/>
+          <w:b/>
+          <w:sz w:val="24"/>
           <w:szCs w:val="28"/>
           <w:lang w:eastAsia="ja-JP"/>
         </w:rPr>
@@ -3184,6 +3481,9 @@
       </w:r>
       <w:r>
         <w:rPr>
+          <w:rFonts w:ascii="Century" w:hAnsi="Century" w:eastAsia="ＭＳ 明朝"/>
+          <w:b/>
+          <w:sz w:val="24"/>
           <w:szCs w:val="28"/>
           <w:lang w:eastAsia="ja-JP"/>
         </w:rPr>
@@ -3191,6 +3491,9 @@
       </w:r>
       <w:r>
         <w:rPr>
+          <w:rFonts w:ascii="Century" w:hAnsi="Century" w:eastAsia="ＭＳ 明朝"/>
+          <w:b/>
+          <w:sz w:val="24"/>
           <w:szCs w:val="28"/>
           <w:lang w:eastAsia="ja-JP"/>
         </w:rPr>
@@ -3198,6 +3501,9 @@
       </w:r>
       <w:r>
         <w:rPr>
+          <w:rFonts w:ascii="Century" w:hAnsi="Century" w:eastAsia="ＭＳ 明朝"/>
+          <w:b/>
+          <w:sz w:val="24"/>
           <w:szCs w:val="28"/>
           <w:lang w:eastAsia="ja-JP"/>
         </w:rPr>
@@ -3205,6 +3511,9 @@
       </w:r>
       <w:r>
         <w:rPr>
+          <w:rFonts w:ascii="Century" w:hAnsi="Century" w:eastAsia="ＭＳ 明朝"/>
+          <w:b/>
+          <w:sz w:val="24"/>
           <w:szCs w:val="28"/>
           <w:lang w:eastAsia="ja-JP"/>
         </w:rPr>
@@ -3212,6 +3521,9 @@
       </w:r>
       <w:r>
         <w:rPr>
+          <w:rFonts w:ascii="Century" w:hAnsi="Century" w:eastAsia="ＭＳ 明朝"/>
+          <w:b/>
+          <w:sz w:val="24"/>
           <w:szCs w:val="28"/>
           <w:lang w:eastAsia="ja-JP"/>
         </w:rPr>
@@ -3219,6 +3531,9 @@
       </w:r>
       <w:r>
         <w:rPr>
+          <w:rFonts w:ascii="Century" w:hAnsi="Century" w:eastAsia="ＭＳ 明朝"/>
+          <w:b/>
+          <w:sz w:val="24"/>
           <w:szCs w:val="28"/>
           <w:lang w:eastAsia="ja-JP"/>
         </w:rPr>
@@ -3226,6 +3541,9 @@
       </w:r>
       <w:r>
         <w:rPr>
+          <w:rFonts w:ascii="Century" w:hAnsi="Century" w:eastAsia="ＭＳ 明朝"/>
+          <w:b/>
+          <w:sz w:val="24"/>
           <w:szCs w:val="28"/>
           <w:lang w:eastAsia="ja-JP"/>
         </w:rPr>
@@ -3233,6 +3551,9 @@
       </w:r>
       <w:r>
         <w:rPr>
+          <w:rFonts w:ascii="Century" w:hAnsi="Century" w:eastAsia="ＭＳ 明朝"/>
+          <w:b/>
+          <w:sz w:val="24"/>
           <w:szCs w:val="28"/>
           <w:lang w:eastAsia="ja-JP"/>
         </w:rPr>
@@ -3240,13 +3561,18 @@
       </w:r>
       <w:r>
         <w:rPr>
-          <w:rFonts w:ascii="MS Mincho" w:hAnsi="MS Mincho" w:hint="eastAsia"/>
-          <w:szCs w:val="28"/>
-          <w:lang w:eastAsia="ja-JP"/>
-        </w:rPr>
-      </w:r>
-      <w:r>
-        <w:rPr>
+          <w:rFonts w:ascii="Century" w:hAnsi="Century" w:hint="eastAsia" w:eastAsia="ＭＳ 明朝"/>
+          <w:b/>
+          <w:sz w:val="24"/>
+          <w:szCs w:val="28"/>
+          <w:lang w:eastAsia="ja-JP"/>
+        </w:rPr>
+      </w:r>
+      <w:r>
+        <w:rPr>
+          <w:rFonts w:ascii="Century" w:hAnsi="Century" w:eastAsia="ＭＳ 明朝"/>
+          <w:b/>
+          <w:sz w:val="24"/>
           <w:szCs w:val="28"/>
           <w:lang w:eastAsia="ja-JP"/>
         </w:rPr>
@@ -3255,7 +3581,9 @@
     </w:p>
     <w:p>
       <w:pPr>
-        <w:pStyle w:val="1"/>
+        <w:keepNext/>
+        <w:spacing w:lineRule="exact" w:line="360"/>
+        <w:ind w:firstLine="0" w:left="0"/>
         <w:rPr>
           <w:sz w:val="28"/>
           <w:szCs w:val="28"/>
@@ -3264,6 +3592,9 @@
       </w:pPr>
       <w:r>
         <w:rPr>
+          <w:rFonts w:ascii="Century" w:hAnsi="Century" w:eastAsia="ＭＳ 明朝"/>
+          <w:b/>
+          <w:sz w:val="24"/>
           <w:szCs w:val="28"/>
           <w:lang w:eastAsia="ja-JP"/>
         </w:rPr>
@@ -3271,6 +3602,9 @@
       </w:r>
       <w:r>
         <w:rPr>
+          <w:rFonts w:ascii="Century" w:hAnsi="Century" w:eastAsia="ＭＳ 明朝"/>
+          <w:b/>
+          <w:sz w:val="24"/>
           <w:szCs w:val="28"/>
           <w:lang w:eastAsia="ja-JP"/>
         </w:rPr>
@@ -3278,6 +3612,9 @@
       </w:r>
       <w:r>
         <w:rPr>
+          <w:rFonts w:ascii="Century" w:hAnsi="Century" w:eastAsia="ＭＳ 明朝"/>
+          <w:b/>
+          <w:sz w:val="24"/>
           <w:szCs w:val="28"/>
           <w:lang w:eastAsia="ja-JP"/>
         </w:rPr>
@@ -3286,7 +3623,9 @@
     </w:p>
     <w:p>
       <w:pPr>
-        <w:pStyle w:val="1"/>
+        <w:keepNext/>
+        <w:spacing w:lineRule="exact" w:line="360"/>
+        <w:ind w:firstLine="0" w:left="0"/>
         <w:rPr>
           <w:sz w:val="28"/>
           <w:szCs w:val="28"/>
@@ -3295,6 +3634,9 @@
       </w:pPr>
       <w:r>
         <w:rPr>
+          <w:rFonts w:ascii="Century" w:hAnsi="Century" w:eastAsia="ＭＳ 明朝"/>
+          <w:b/>
+          <w:sz w:val="24"/>
           <w:szCs w:val="28"/>
           <w:lang w:eastAsia="ja-JP"/>
         </w:rPr>
@@ -3302,6 +3644,9 @@
       </w:r>
       <w:r>
         <w:rPr>
+          <w:rFonts w:ascii="Century" w:hAnsi="Century" w:eastAsia="ＭＳ 明朝"/>
+          <w:b/>
+          <w:sz w:val="24"/>
           <w:szCs w:val="28"/>
           <w:lang w:eastAsia="ja-JP"/>
         </w:rPr>
@@ -3309,6 +3654,9 @@
       </w:r>
       <w:r>
         <w:rPr>
+          <w:rFonts w:ascii="Century" w:hAnsi="Century" w:eastAsia="ＭＳ 明朝"/>
+          <w:b/>
+          <w:sz w:val="24"/>
           <w:szCs w:val="28"/>
           <w:lang w:eastAsia="ja-JP"/>
         </w:rPr>
@@ -3316,13 +3664,18 @@
       </w:r>
       <w:r>
         <w:rPr>
-          <w:rFonts w:ascii="MS Mincho" w:hAnsi="MS Mincho" w:hint="eastAsia"/>
-          <w:szCs w:val="28"/>
-          <w:lang w:eastAsia="ja-JP"/>
-        </w:rPr>
-      </w:r>
-      <w:r>
-        <w:rPr>
+          <w:rFonts w:ascii="Century" w:hAnsi="Century" w:hint="eastAsia" w:eastAsia="ＭＳ 明朝"/>
+          <w:b/>
+          <w:sz w:val="24"/>
+          <w:szCs w:val="28"/>
+          <w:lang w:eastAsia="ja-JP"/>
+        </w:rPr>
+      </w:r>
+      <w:r>
+        <w:rPr>
+          <w:rFonts w:ascii="Century" w:hAnsi="Century" w:eastAsia="ＭＳ 明朝"/>
+          <w:b/>
+          <w:sz w:val="24"/>
           <w:szCs w:val="28"/>
           <w:lang w:eastAsia="ja-JP"/>
         </w:rPr>
@@ -3331,7 +3684,9 @@
     </w:p>
     <w:p>
       <w:pPr>
-        <w:pStyle w:val="1"/>
+        <w:keepNext/>
+        <w:spacing w:lineRule="exact" w:line="360"/>
+        <w:ind w:firstLine="0" w:left="0"/>
         <w:rPr>
           <w:sz w:val="28"/>
           <w:szCs w:val="28"/>
@@ -3340,6 +3695,9 @@
       </w:pPr>
       <w:r>
         <w:rPr>
+          <w:rFonts w:ascii="Century" w:hAnsi="Century" w:eastAsia="ＭＳ 明朝"/>
+          <w:b/>
+          <w:sz w:val="24"/>
           <w:szCs w:val="28"/>
           <w:lang w:eastAsia="ja-JP"/>
         </w:rPr>
@@ -3347,6 +3705,9 @@
       </w:r>
       <w:r>
         <w:rPr>
+          <w:rFonts w:ascii="Century" w:hAnsi="Century" w:eastAsia="ＭＳ 明朝"/>
+          <w:b/>
+          <w:sz w:val="24"/>
           <w:szCs w:val="28"/>
           <w:lang w:eastAsia="ja-JP"/>
         </w:rPr>
@@ -3354,6 +3715,9 @@
       </w:r>
       <w:r>
         <w:rPr>
+          <w:rFonts w:ascii="Century" w:hAnsi="Century" w:eastAsia="ＭＳ 明朝"/>
+          <w:b/>
+          <w:sz w:val="24"/>
           <w:szCs w:val="28"/>
           <w:lang w:eastAsia="ja-JP"/>
         </w:rPr>
@@ -3362,6 +3726,7 @@
     </w:p>
     <w:p>
       <w:pPr>
+        <w:spacing w:lineRule="exact" w:line="360"/>
         <w:rPr>
           <w:sz w:val="28"/>
           <w:szCs w:val="28"/>
@@ -3370,6 +3735,7 @@
       </w:pPr>
       <w:r>
         <w:rPr>
+          <w:rFonts w:ascii="Century" w:hAnsi="Century" w:eastAsia="ＭＳ 明朝"/>
           <w:sz w:val="24"/>
           <w:szCs w:val="28"/>
           <w:lang w:eastAsia="ja-JP"/>
@@ -3378,6 +3744,7 @@
       </w:r>
       <w:r>
         <w:rPr>
+          <w:rFonts w:ascii="Century" w:hAnsi="Century" w:eastAsia="ＭＳ 明朝"/>
           <w:sz w:val="24"/>
           <w:szCs w:val="28"/>
           <w:lang w:eastAsia="ja-JP"/>
@@ -3386,6 +3753,7 @@
       </w:r>
       <w:r>
         <w:rPr>
+          <w:rFonts w:ascii="Century" w:hAnsi="Century" w:eastAsia="ＭＳ 明朝"/>
           <w:sz w:val="24"/>
           <w:szCs w:val="28"/>
           <w:lang w:eastAsia="ja-JP"/>
@@ -3394,6 +3762,7 @@
       </w:r>
       <w:r>
         <w:rPr>
+          <w:rFonts w:ascii="Century" w:hAnsi="Century" w:eastAsia="ＭＳ 明朝"/>
           <w:sz w:val="24"/>
           <w:szCs w:val="28"/>
           <w:lang w:eastAsia="ja-JP"/>
@@ -3402,6 +3771,7 @@
       </w:r>
       <w:r>
         <w:rPr>
+          <w:rFonts w:ascii="Century" w:hAnsi="Century" w:eastAsia="ＭＳ 明朝"/>
           <w:sz w:val="24"/>
           <w:szCs w:val="28"/>
           <w:lang w:eastAsia="ja-JP"/>
@@ -3410,6 +3780,7 @@
       </w:r>
       <w:r>
         <w:rPr>
+          <w:rFonts w:ascii="Century" w:hAnsi="Century" w:eastAsia="ＭＳ 明朝"/>
           <w:sz w:val="24"/>
           <w:szCs w:val="28"/>
           <w:lang w:eastAsia="ja-JP"/>
@@ -3418,6 +3789,7 @@
       </w:r>
       <w:r>
         <w:rPr>
+          <w:rFonts w:ascii="Century" w:hAnsi="Century" w:eastAsia="ＭＳ 明朝"/>
           <w:sz w:val="24"/>
           <w:szCs w:val="28"/>
           <w:lang w:eastAsia="ja-JP"/>
@@ -3426,6 +3798,7 @@
       </w:r>
       <w:r>
         <w:rPr>
+          <w:rFonts w:ascii="Century" w:hAnsi="Century" w:eastAsia="ＭＳ 明朝"/>
           <w:sz w:val="24"/>
           <w:szCs w:val="28"/>
           <w:lang w:eastAsia="ja-JP"/>
@@ -3434,6 +3807,7 @@
       </w:r>
       <w:r>
         <w:rPr>
+          <w:rFonts w:ascii="Century" w:hAnsi="Century" w:eastAsia="ＭＳ 明朝"/>
           <w:sz w:val="24"/>
           <w:szCs w:val="28"/>
           <w:lang w:eastAsia="ja-JP"/>
@@ -3442,6 +3816,7 @@
       </w:r>
       <w:r>
         <w:rPr>
+          <w:rFonts w:ascii="Century" w:hAnsi="Century" w:eastAsia="ＭＳ 明朝"/>
           <w:sz w:val="24"/>
           <w:szCs w:val="28"/>
           <w:lang w:eastAsia="ja-JP"/>
@@ -3450,6 +3825,7 @@
       </w:r>
       <w:r>
         <w:rPr>
+          <w:rFonts w:ascii="Century" w:hAnsi="Century" w:eastAsia="ＭＳ 明朝"/>
           <w:sz w:val="24"/>
           <w:szCs w:val="28"/>
           <w:lang w:eastAsia="ja-JP"/>
@@ -3458,6 +3834,7 @@
       </w:r>
       <w:r>
         <w:rPr>
+          <w:rFonts w:ascii="Century" w:hAnsi="Century" w:eastAsia="ＭＳ 明朝"/>
           <w:sz w:val="24"/>
           <w:szCs w:val="28"/>
           <w:lang w:eastAsia="ja-JP"/>
@@ -3466,6 +3843,7 @@
       </w:r>
       <w:r>
         <w:rPr>
+          <w:rFonts w:ascii="Century" w:hAnsi="Century" w:eastAsia="ＭＳ 明朝"/>
           <w:sz w:val="24"/>
           <w:szCs w:val="28"/>
           <w:lang w:eastAsia="ja-JP"/>
@@ -3474,6 +3852,7 @@
       </w:r>
       <w:r>
         <w:rPr>
+          <w:rFonts w:ascii="Century" w:hAnsi="Century" w:eastAsia="ＭＳ 明朝"/>
           <w:sz w:val="24"/>
           <w:szCs w:val="28"/>
           <w:lang w:eastAsia="ja-JP"/>
@@ -3482,6 +3861,7 @@
       </w:r>
       <w:r>
         <w:rPr>
+          <w:rFonts w:ascii="Century" w:hAnsi="Century" w:eastAsia="ＭＳ 明朝"/>
           <w:sz w:val="24"/>
           <w:szCs w:val="28"/>
           <w:lang w:eastAsia="ja-JP"/>
@@ -3491,6 +3871,7 @@
     </w:p>
     <w:p>
       <w:pPr>
+        <w:spacing w:lineRule="exact" w:line="360"/>
         <w:rPr>
           <w:sz w:val="28"/>
           <w:szCs w:val="28"/>
@@ -3500,6 +3881,7 @@
     </w:p>
     <w:p>
       <w:pPr>
+        <w:spacing w:lineRule="exact" w:line="360"/>
         <w:ind w:left="420" w:hanging="420"/>
         <w:rPr>
           <w:sz w:val="28"/>
@@ -3508,8 +3890,12 @@
       </w:pPr>
     </w:p>
     <w:p>
-      <w:r>
-        <w:rPr>
+      <w:pPr>
+        <w:spacing w:lineRule="exact" w:line="360"/>
+      </w:pPr>
+      <w:r>
+        <w:rPr>
+          <w:rFonts w:ascii="Century" w:hAnsi="Century" w:eastAsia="ＭＳ 明朝"/>
           <w:sz w:val="24"/>
         </w:rPr>
         <w:br w:type="page"/>
@@ -3517,15 +3903,24 @@
     </w:p>
     <w:p>
       <w:pPr>
-        <w:pStyle w:val="1"/>
-      </w:pPr>
-      <w:r>
+        <w:keepNext/>
+        <w:spacing w:lineRule="exact" w:line="360"/>
+        <w:ind w:firstLine="0" w:left="0"/>
+      </w:pPr>
+      <w:r>
+        <w:rPr>
+          <w:rFonts w:ascii="Century" w:hAnsi="Century" w:eastAsia="ＭＳ 明朝"/>
+          <w:b/>
+          <w:sz w:val="24"/>
+        </w:rPr>
         <w:t>第2章　先行研究と分析枠組み</w:t>
       </w:r>
     </w:p>
     <w:p>
       <w:pPr>
-        <w:pStyle w:val="2"/>
+        <w:keepNext/>
+        <w:spacing w:lineRule="exact" w:line="360"/>
+        <w:ind w:firstLine="0" w:left="0"/>
         <w:rPr>
           <w:rFonts w:ascii="MS Mincho" w:eastAsia="MS Mincho" w:hAnsi="MS Mincho"/>
           <w:lang w:eastAsia="ja-JP"/>
@@ -3533,15 +3928,63 @@
       </w:pPr>
       <w:r>
         <w:rPr>
+          <w:rFonts w:ascii="Century" w:eastAsia="ＭＳ 明朝" w:hAnsi="Century"/>
+          <w:b/>
+          <w:sz w:val="24"/>
+          <w:lang w:eastAsia="ja-JP"/>
+        </w:rPr>
+        <w:t>2.1　ラストマイル配送とAmazonの配送体制に関する先行研究</w:t>
+      </w:r>
+    </w:p>
+    <w:p>
+      <w:pPr>
+        <w:spacing w:lineRule="exact" w:line="360"/>
+        <w:ind w:firstLine="240"/>
+        <w:jc w:val="both"/>
+        <w:rPr>
+          <w:rFonts w:ascii="MS Mincho" w:hAnsi="MS Mincho"/>
+          <w:sz w:val="24"/>
+          <w:szCs w:val="24"/>
+          <w:lang w:eastAsia="ja-JP"/>
+        </w:rPr>
+      </w:pPr>
+      <w:r>
+        <w:rPr>
+          <w:rFonts w:ascii="Century" w:hAnsi="Century" w:eastAsia="ＭＳ 明朝"/>
+          <w:sz w:val="24"/>
+          <w:szCs w:val="24"/>
+          <w:lang w:eastAsia="ja-JP"/>
+        </w:rPr>
+        <w:t>本節では、ラストマイル配送に関する先行研究と、Amazonの配送体制に関する先行研究を整理し、その到達点と課題を明らかにする。</w:t>
+      </w:r>
+    </w:p>
+    <w:p>
+      <w:pPr>
+        <w:keepNext/>
+        <w:spacing w:lineRule="exact" w:line="360"/>
+        <w:ind w:firstLine="0" w:left="0"/>
+        <w:rPr>
           <w:rFonts w:ascii="MS Mincho" w:eastAsia="MS Mincho" w:hAnsi="MS Mincho"/>
-          <w:lang w:eastAsia="ja-JP"/>
-        </w:rPr>
-        <w:t>2.1　ラストマイル配送とAmazonの配送体制に関する先行研究</w:t>
-      </w:r>
-    </w:p>
-    <w:p>
-      <w:pPr>
-        <w:ind w:firstLine="210"/>
+          <w:sz w:val="24"/>
+          <w:szCs w:val="24"/>
+          <w:lang w:eastAsia="ja-JP"/>
+        </w:rPr>
+      </w:pPr>
+      <w:r>
+        <w:rPr>
+          <w:rFonts w:ascii="Century" w:eastAsia="ＭＳ 明朝" w:hAnsi="Century"/>
+          <w:b/>
+          <w:sz w:val="24"/>
+          <w:szCs w:val="24"/>
+          <w:lang w:eastAsia="ja-JP"/>
+        </w:rPr>
+        <w:t>2.1.1　ラストマイル配送に関する研究</w:t>
+      </w:r>
+    </w:p>
+    <w:p>
+      <w:pPr>
+        <w:spacing w:lineRule="exact" w:line="360"/>
+        <w:ind w:firstLine="240"/>
         <w:jc w:val="both"/>
         <w:rPr>
           <w:rFonts w:ascii="MS Mincho" w:hAnsi="MS Mincho"/>
@@ -3552,17 +3995,63 @@
       </w:pPr>
       <w:r>
         <w:rPr>
+          <w:rFonts w:ascii="Century" w:hAnsi="Century" w:eastAsia="ＭＳ 明朝"/>
+          <w:sz w:val="24"/>
+          <w:szCs w:val="24"/>
+          <w:lang w:eastAsia="ja-JP"/>
+        </w:rPr>
+        <w:t>ラストマイル配送に関する研究は、大きく二つの視点から行われてきた。第一は、顧客の視点から、配送の品質と顧客満足との関係を検討する研究である。丁（2023）は、ECのフルフィルメントに関する先行研究をレビューし、注文の追跡や適時性、商品の状態といった配送段階のフルフィルメント要素が顧客満足に影響を与えることを示している。また丁（2026）は、ラストマイル配送における情報品質が、顧客満足と再利用意向に与える影響を検討している。</w:t>
+      </w:r>
+    </w:p>
+    <w:p>
+      <w:pPr>
+        <w:spacing w:lineRule="exact" w:line="360"/>
+        <w:ind w:firstLine="240"/>
+        <w:jc w:val="both"/>
+        <w:rPr>
           <w:rFonts w:ascii="MS Mincho" w:hAnsi="MS Mincho"/>
           <w:sz w:val="24"/>
           <w:szCs w:val="24"/>
           <w:lang w:eastAsia="ja-JP"/>
         </w:rPr>
-        <w:t>本節では、ラストマイル配送に関する先行研究と、Amazonの配送体制に関する先行研究を整理し、その到達点と課題を明らかにする。</w:t>
-      </w:r>
-    </w:p>
-    <w:p>
-      <w:pPr>
-        <w:pStyle w:val="3"/>
+      </w:pPr>
+      <w:r>
+        <w:rPr>
+          <w:rFonts w:ascii="Century" w:hAnsi="Century" w:eastAsia="ＭＳ 明朝"/>
+          <w:sz w:val="24"/>
+          <w:szCs w:val="24"/>
+          <w:lang w:eastAsia="ja-JP"/>
+        </w:rPr>
+        <w:t>第二は、物流事業者や産業の視点から、ラストマイル配送を担う体制の課題を検討する研究である。林（2020）は、ネット通販の急増とドライバー不足を背景とする宅配危機を論じ、ラストマイルが自動化の困難な最も労働集約的な工程であり、物流革新の大きな障壁となっていることを指摘している。</w:t>
+      </w:r>
+    </w:p>
+    <w:p>
+      <w:pPr>
+        <w:spacing w:lineRule="exact" w:line="360"/>
+        <w:ind w:firstLine="240"/>
+        <w:jc w:val="both"/>
+        <w:rPr>
+          <w:rFonts w:ascii="MS Mincho" w:hAnsi="MS Mincho"/>
+          <w:sz w:val="24"/>
+          <w:szCs w:val="24"/>
+          <w:lang w:eastAsia="ja-JP"/>
+        </w:rPr>
+      </w:pPr>
+      <w:r>
+        <w:rPr>
+          <w:rFonts w:ascii="Century" w:hAnsi="Century" w:eastAsia="ＭＳ 明朝"/>
+          <w:sz w:val="24"/>
+          <w:szCs w:val="24"/>
+          <w:lang w:eastAsia="ja-JP"/>
+        </w:rPr>
+        <w:t>これらの研究は、ラストマイル配送の重要性と課題を明らかにしている。しかし、EC事業者が配送の担い手を誰に求め、どのように組織し、どの程度管理するのかという点については、林（2020）がAmazonによる配送事業者の組織化に触れているものの、主たる検討対象とはなっていない。</w:t>
+      </w:r>
+    </w:p>
+    <w:p>
+      <w:pPr>
+        <w:keepNext/>
+        <w:spacing w:lineRule="exact" w:line="360"/>
+        <w:ind w:firstLine="0" w:left="0"/>
         <w:rPr>
           <w:rFonts w:ascii="MS Mincho" w:eastAsia="MS Mincho" w:hAnsi="MS Mincho"/>
           <w:sz w:val="24"/>
@@ -3572,152 +4061,75 @@
       </w:pPr>
       <w:r>
         <w:rPr>
+          <w:rFonts w:ascii="Century" w:eastAsia="ＭＳ 明朝" w:hAnsi="Century"/>
+          <w:b/>
+          <w:sz w:val="24"/>
+          <w:szCs w:val="24"/>
+          <w:lang w:eastAsia="ja-JP"/>
+        </w:rPr>
+        <w:t>2.1.2　Amazonの配送体制に関する研究</w:t>
+      </w:r>
+    </w:p>
+    <w:p>
+      <w:pPr>
+        <w:spacing w:lineRule="exact" w:line="360"/>
+        <w:ind w:firstLine="240"/>
+        <w:jc w:val="both"/>
+        <w:rPr>
+          <w:rFonts w:ascii="MS Mincho" w:hAnsi="MS Mincho"/>
+          <w:sz w:val="24"/>
+          <w:szCs w:val="24"/>
+          <w:lang w:eastAsia="ja-JP"/>
+        </w:rPr>
+      </w:pPr>
+      <w:r>
+        <w:rPr>
+          <w:rFonts w:ascii="Century" w:hAnsi="Century" w:eastAsia="ＭＳ 明朝"/>
+          <w:sz w:val="24"/>
+          <w:szCs w:val="24"/>
+          <w:lang w:eastAsia="ja-JP"/>
+        </w:rPr>
+        <w:t>Amazonの配送体制を正面から取り上げているのが、齊藤による一連の研究である。齊藤（2021）は、Amazonの物流戦略を検討し、米国のAmazonが大手宅配便事業者への依存から脱却し、Amazon FlexやDSPなどを通じて自らコントロールする配送を拡大してきた過程を明らかにした）。齊藤（2022）は、これを日米比較へと発展させた。そこでは、米国のAmazonがフランチャイズ方式でAmazon専属の小規模な運送業者を起業させ、その配送を監視・評価しているのに対し、アマゾンジャパンはADPに配送を委託し、その下で協力会社や個人の軽貨物運送事業者が配送を担っていることが示されている。</w:t>
+      </w:r>
+    </w:p>
+    <w:p>
+      <w:pPr>
+        <w:spacing w:lineRule="exact" w:line="360"/>
+        <w:ind w:firstLine="240"/>
+        <w:jc w:val="both"/>
+        <w:rPr>
+          <w:rFonts w:ascii="MS Mincho" w:hAnsi="MS Mincho"/>
+          <w:sz w:val="24"/>
+          <w:szCs w:val="24"/>
+          <w:lang w:eastAsia="ja-JP"/>
+        </w:rPr>
+      </w:pPr>
+      <w:r>
+        <w:rPr>
+          <w:rFonts w:ascii="Century" w:hAnsi="Century" w:eastAsia="ＭＳ 明朝"/>
+          <w:sz w:val="24"/>
+          <w:szCs w:val="24"/>
+          <w:lang w:eastAsia="ja-JP"/>
+        </w:rPr>
+        <w:t>日本の近年の動向については、齊藤（2023）が、宅配便以外で運ばれる、いわゆる「隠れ宅配」の増加を指摘したうえで、ADPとAmazon Flexでは費用構造が異なり、Amazonは需要の変動に対応するため、宅配便、ADP、Amazon Flexという費用構造の異なる三つの配送主体に依存していると論じている。また林（2023）は、2024年問題が近づくなかで、2023年に配送会社の起業を支援する新たなプログラムが導入されたことを指摘している。さらに長谷川（2023）は、ADP、Amazon Flex、AHDPなど、ラストマイル配送の最新の動向を整理している。</w:t>
+      </w:r>
+    </w:p>
+    <w:p>
+      <w:pPr>
+        <w:keepNext/>
+        <w:spacing w:lineRule="exact" w:line="360"/>
+        <w:ind w:firstLine="0" w:left="0"/>
+        <w:rPr>
           <w:rFonts w:ascii="MS Mincho" w:eastAsia="MS Mincho" w:hAnsi="MS Mincho"/>
           <w:sz w:val="24"/>
           <w:szCs w:val="24"/>
           <w:lang w:eastAsia="ja-JP"/>
         </w:rPr>
-        <w:t>2.1.1　ラストマイル配送に関する研究</w:t>
-      </w:r>
-    </w:p>
-    <w:p>
-      <w:pPr>
-        <w:ind w:firstLine="210"/>
-        <w:jc w:val="both"/>
-        <w:rPr>
-          <w:rFonts w:ascii="MS Mincho" w:hAnsi="MS Mincho"/>
-          <w:sz w:val="24"/>
-          <w:szCs w:val="24"/>
-          <w:lang w:eastAsia="ja-JP"/>
-        </w:rPr>
-      </w:pPr>
-      <w:r>
-        <w:rPr>
-          <w:rFonts w:ascii="MS Mincho" w:hAnsi="MS Mincho"/>
-          <w:sz w:val="24"/>
-          <w:szCs w:val="24"/>
-          <w:lang w:eastAsia="ja-JP"/>
-        </w:rPr>
-        <w:t>ラストマイル配送に関する研究は、大きく二つの視点から行われてきた。第一は、顧客の視点から、配送の品質と顧客満足との関係を検討する研究である。丁（2023）は、ECのフルフィルメントに関する先行研究をレビューし、注文の追跡や適時性、商品の状態といった配送段階のフルフィルメント要素が顧客満足に影響を与えることを示している。また丁（2026）は、ラストマイル配送における情報品質が、顧客満足と再利用意向に与える影響を検討している。</w:t>
-      </w:r>
-    </w:p>
-    <w:p>
-      <w:pPr>
-        <w:ind w:firstLine="210"/>
-        <w:jc w:val="both"/>
-        <w:rPr>
-          <w:rFonts w:ascii="MS Mincho" w:hAnsi="MS Mincho"/>
-          <w:sz w:val="24"/>
-          <w:szCs w:val="24"/>
-          <w:lang w:eastAsia="ja-JP"/>
-        </w:rPr>
-      </w:pPr>
-      <w:r>
-        <w:rPr>
-          <w:rFonts w:ascii="MS Mincho" w:hAnsi="MS Mincho"/>
-          <w:sz w:val="24"/>
-          <w:szCs w:val="24"/>
-          <w:lang w:eastAsia="ja-JP"/>
-        </w:rPr>
-        <w:t>第二は、物流事業者や産業の視点から、ラストマイル配送を担う体制の課題を検討する研究である。林（2020）は、ネット通販の急増とドライバー不足を背景とする宅配危機を論じ、ラストマイルが自動化の困難な最も労働集約的な工程であり、物流革新の大きな障壁となっていることを指摘している。</w:t>
-      </w:r>
-    </w:p>
-    <w:p>
-      <w:pPr>
-        <w:ind w:firstLine="210"/>
-        <w:jc w:val="both"/>
-        <w:rPr>
-          <w:rFonts w:ascii="MS Mincho" w:hAnsi="MS Mincho"/>
-          <w:sz w:val="24"/>
-          <w:szCs w:val="24"/>
-          <w:lang w:eastAsia="ja-JP"/>
-        </w:rPr>
-      </w:pPr>
-      <w:r>
-        <w:rPr>
-          <w:rFonts w:ascii="MS Mincho" w:hAnsi="MS Mincho"/>
-          <w:sz w:val="24"/>
-          <w:szCs w:val="24"/>
-          <w:lang w:eastAsia="ja-JP"/>
-        </w:rPr>
-        <w:t>これらの研究は、ラストマイル配送の重要性と課題を明らかにしている。しかし、EC事業者が配送の担い手を誰に求め、どのように組織し、どの程度管理するのかという点については、林（2020）がAmazonによる配送事業者の組織化に触れているものの、主たる検討対象とはなっていない。</w:t>
-      </w:r>
-    </w:p>
-    <w:p>
-      <w:pPr>
-        <w:pStyle w:val="3"/>
-        <w:rPr>
-          <w:rFonts w:ascii="MS Mincho" w:eastAsia="MS Mincho" w:hAnsi="MS Mincho"/>
-          <w:sz w:val="24"/>
-          <w:szCs w:val="24"/>
-          <w:lang w:eastAsia="ja-JP"/>
-        </w:rPr>
-      </w:pPr>
-      <w:r>
-        <w:rPr>
-          <w:rFonts w:ascii="MS Mincho" w:eastAsia="MS Mincho" w:hAnsi="MS Mincho"/>
-          <w:sz w:val="24"/>
-          <w:szCs w:val="24"/>
-          <w:lang w:eastAsia="ja-JP"/>
-        </w:rPr>
-        <w:t>2.1.2　Amazonの配送体制に関する研究</w:t>
-      </w:r>
-    </w:p>
-    <w:p>
-      <w:pPr>
-        <w:ind w:firstLine="210"/>
-        <w:jc w:val="both"/>
-        <w:rPr>
-          <w:rFonts w:ascii="MS Mincho" w:hAnsi="MS Mincho"/>
-          <w:sz w:val="24"/>
-          <w:szCs w:val="24"/>
-          <w:lang w:eastAsia="ja-JP"/>
-        </w:rPr>
-      </w:pPr>
-      <w:r>
-        <w:rPr>
-          <w:rFonts w:ascii="MS Mincho" w:hAnsi="MS Mincho"/>
-          <w:sz w:val="24"/>
-          <w:szCs w:val="24"/>
-          <w:lang w:eastAsia="ja-JP"/>
-        </w:rPr>
-        <w:t>Amazonの配送体制を正面から取り上げているのが、齊藤による一連の研究である。齊藤（2021）は、Amazonの物流戦略を検討し、米国のAmazonが大手宅配便事業者への依存から脱却し、Amazon FlexやDSPなどを通じて自らコントロールする配送を拡大してきた過程を明らかにした）。齊藤（2022）は、これを日米比較へと発展させた。そこでは、米国のAmazonがフランチャイズ方式でAmazon専属の小規模な運送業者を起業させ、その配送を監視・評価しているのに対し、アマゾンジャパンはADPに配送を委託し、その下で協力会社や個人の軽貨物運送事業者が配送を担っていることが示されている。</w:t>
-      </w:r>
-    </w:p>
-    <w:p>
-      <w:pPr>
-        <w:ind w:firstLine="210"/>
-        <w:jc w:val="both"/>
-        <w:rPr>
-          <w:rFonts w:ascii="MS Mincho" w:hAnsi="MS Mincho"/>
-          <w:sz w:val="24"/>
-          <w:szCs w:val="24"/>
-          <w:lang w:eastAsia="ja-JP"/>
-        </w:rPr>
-      </w:pPr>
-      <w:r>
-        <w:rPr>
-          <w:rFonts w:ascii="MS Mincho" w:hAnsi="MS Mincho"/>
-          <w:sz w:val="24"/>
-          <w:szCs w:val="24"/>
-          <w:lang w:eastAsia="ja-JP"/>
-        </w:rPr>
-        <w:t>日本の近年の動向については、齊藤（2023）が、宅配便以外で運ばれる、いわゆる「隠れ宅配」の増加を指摘したうえで、ADPとAmazon Flexでは費用構造が異なり、Amazonは需要の変動に対応するため、宅配便、ADP、Amazon Flexという費用構造の異なる三つの配送主体に依存していると論じている。また林（2023）は、2024年問題が近づくなかで、2023年に配送会社の起業を支援する新たなプログラムが導入されたことを指摘している。さらに長谷川（2023）は、ADP、Amazon Flex、AHDPなど、ラストマイル配送の最新の動向を整理している。</w:t>
-      </w:r>
-    </w:p>
-    <w:p>
-      <w:pPr>
-        <w:pStyle w:val="3"/>
-        <w:rPr>
-          <w:rFonts w:ascii="MS Mincho" w:eastAsia="MS Mincho" w:hAnsi="MS Mincho"/>
-          <w:sz w:val="24"/>
-          <w:szCs w:val="24"/>
-          <w:lang w:eastAsia="ja-JP"/>
-        </w:rPr>
-      </w:pPr>
-      <w:r>
-        <w:rPr>
-          <w:rFonts w:ascii="MS Mincho" w:eastAsia="MS Mincho" w:hAnsi="MS Mincho"/>
+      </w:pPr>
+      <w:r>
+        <w:rPr>
+          <w:rFonts w:ascii="Century" w:eastAsia="ＭＳ 明朝" w:hAnsi="Century"/>
+          <w:b/>
           <w:sz w:val="24"/>
           <w:szCs w:val="24"/>
           <w:lang w:eastAsia="ja-JP"/>
@@ -3728,7 +4140,8 @@
     </w:p>
     <w:p>
       <w:pPr>
-        <w:ind w:firstLine="210"/>
+        <w:spacing w:lineRule="exact" w:line="360"/>
+        <w:ind w:firstLine="240"/>
         <w:jc w:val="both"/>
         <w:rPr>
           <w:rFonts w:ascii="MS Mincho" w:hAnsi="MS Mincho"/>
@@ -3739,17 +4152,40 @@
       </w:pPr>
       <w:r>
         <w:rPr>
+          <w:rFonts w:ascii="Century" w:hAnsi="Century" w:eastAsia="ＭＳ 明朝"/>
+          <w:sz w:val="24"/>
+          <w:szCs w:val="24"/>
+          <w:lang w:eastAsia="ja-JP"/>
+        </w:rPr>
+        <w:t>以上の先行研究により、Amazonが日米で脱宅配便を進め、それぞれ異なる担い手と管理方式によって配送体制を構築してきた実態は、詳細に明らかにされてきた。なかでも齊藤（2022）は、日米の取り組みを比較した研究として重要である。</w:t>
+      </w:r>
+    </w:p>
+    <w:p>
+      <w:pPr>
+        <w:spacing w:lineRule="exact" w:line="360"/>
+        <w:ind w:firstLine="240"/>
+        <w:jc w:val="both"/>
+        <w:rPr>
           <w:rFonts w:ascii="MS Mincho" w:hAnsi="MS Mincho"/>
           <w:sz w:val="24"/>
           <w:szCs w:val="24"/>
           <w:lang w:eastAsia="ja-JP"/>
         </w:rPr>
-        <w:t>以上の先行研究により、Amazonが日米で脱宅配便を進め、それぞれ異なる担い手と管理方式によって配送体制を構築してきた実態は、詳細に明らかにされてきた。なかでも齊藤（2022）は、日米の取り組みを比較した研究として重要である。</w:t>
-      </w:r>
-    </w:p>
-    <w:p>
-      <w:pPr>
-        <w:ind w:firstLine="210"/>
+      </w:pPr>
+      <w:r>
+        <w:rPr>
+          <w:rFonts w:ascii="Century" w:hAnsi="Century" w:eastAsia="ＭＳ 明朝"/>
+          <w:sz w:val="24"/>
+          <w:szCs w:val="24"/>
+          <w:lang w:eastAsia="ja-JP"/>
+        </w:rPr>
+        <w:t>しかし、残された課題として次の三点が挙げられる。第一に、日米の違いがなぜ生じたのかについての理論的な説明である。齊藤（2022）は、日米でネット通販を取り巻く物流の仕組みや状況が異なることを違いの背景として挙げているが、物流環境のどのような違いが、どのような論理を通じて配送方式の違いをもたらしたのかは、十分に説明されていない。第二に、比較の尺度である。各配送主体の特徴や費用構造は明らかにされているものの（齊藤，2023）、それらを契約形態や管理の程度といった共通の尺度で比較する枠組みは示されていない。第三に、時間的な変化の扱いである。齊藤（2022）の刊行後には日本DSPが導入されており、こうした変化を含めて日米の違いを捉え直す必要がある。</w:t>
+      </w:r>
+    </w:p>
+    <w:p>
+      <w:pPr>
+        <w:spacing w:lineRule="exact" w:line="360"/>
+        <w:ind w:firstLine="240"/>
         <w:jc w:val="both"/>
         <w:rPr>
           <w:rFonts w:ascii="MS Mincho" w:hAnsi="MS Mincho"/>
@@ -3760,58 +4196,92 @@
       </w:pPr>
       <w:r>
         <w:rPr>
-          <w:rFonts w:ascii="MS Mincho" w:hAnsi="MS Mincho"/>
+          <w:rFonts w:ascii="Century" w:hAnsi="Century" w:eastAsia="ＭＳ 明朝"/>
           <w:sz w:val="24"/>
           <w:szCs w:val="24"/>
           <w:lang w:eastAsia="ja-JP"/>
         </w:rPr>
-        <w:t>しかし、残された課題として次の三点が挙げられる。第一に、日米の違いがなぜ生じたのかについての理論的な説明である。齊藤（2022）は、日米でネット通販を取り巻く物流の仕組みや状況が異なることを違いの背景として挙げているが、物流環境のどのような違いが、どのような論理を通じて配送方式の違いをもたらしたのかは、十分に説明されていない。第二に、比較の尺度である。各配送主体の特徴や費用構造は明らかにされているものの（齊藤，2023）、それらを契約形態や管理の程度といった共通の尺度で比較する枠組みは示されていない。第三に、時間的な変化の扱いである。齊藤（2022）の刊行後には日本DSPが導入されており、こうした変化を含めて日米の違いを捉え直す必要がある。</w:t>
-      </w:r>
-    </w:p>
-    <w:p>
-      <w:pPr>
-        <w:ind w:firstLine="210"/>
+        <w:t>本研究は、これらの課題に対して、取引費用論（2.2）と標準化・現地適応論（2.3）を組み合わせた分析枠組みを構築することで応える。</w:t>
+      </w:r>
+    </w:p>
+    <w:p>
+      <w:pPr>
+        <w:keepNext/>
+        <w:spacing w:lineRule="exact" w:line="360"/>
+        <w:ind w:firstLine="0" w:left="0"/>
+        <w:rPr>
+          <w:lang w:eastAsia="ja-JP"/>
+        </w:rPr>
+      </w:pPr>
+      <w:r>
+        <w:rPr>
+          <w:rFonts w:ascii="Century" w:hAnsi="Century" w:eastAsia="ＭＳ 明朝"/>
+          <w:b/>
+          <w:sz w:val="24"/>
+          <w:lang w:eastAsia="ja-JP"/>
+        </w:rPr>
+        <w:t>2.2</w:t>
+      </w:r>
+      <w:r>
+        <w:rPr>
+          <w:rFonts w:ascii="Century" w:hAnsi="Century" w:eastAsia="ＭＳ 明朝"/>
+          <w:b/>
+          <w:sz w:val="24"/>
+          <w:lang w:eastAsia="ja-JP"/>
+        </w:rPr>
+        <w:t xml:space="preserve">　取引費用論</w:t>
+      </w:r>
+    </w:p>
+    <w:p>
+      <w:pPr>
+        <w:spacing w:lineRule="exact" w:line="360"/>
+        <w:ind w:firstLine="240"/>
         <w:jc w:val="both"/>
         <w:rPr>
-          <w:rFonts w:ascii="MS Mincho" w:hAnsi="MS Mincho"/>
-          <w:sz w:val="24"/>
-          <w:szCs w:val="24"/>
-          <w:lang w:eastAsia="ja-JP"/>
-        </w:rPr>
-      </w:pPr>
-      <w:r>
-        <w:rPr>
-          <w:rFonts w:ascii="MS Mincho" w:hAnsi="MS Mincho"/>
-          <w:sz w:val="24"/>
-          <w:szCs w:val="24"/>
-          <w:lang w:eastAsia="ja-JP"/>
-        </w:rPr>
-        <w:t>本研究は、これらの課題に対して、取引費用論（2.2）と標準化・現地適応論（2.3）を組み合わせた分析枠組みを構築することで応える。</w:t>
-      </w:r>
-    </w:p>
-    <w:p>
-      <w:pPr>
-        <w:pStyle w:val="2"/>
-        <w:rPr>
-          <w:lang w:eastAsia="ja-JP"/>
-        </w:rPr>
-      </w:pPr>
-      <w:r>
-        <w:rPr>
-          <w:lang w:eastAsia="ja-JP"/>
-        </w:rPr>
-        <w:t>2.2</w:t>
-      </w:r>
-      <w:r>
-        <w:rPr>
-          <w:lang w:eastAsia="ja-JP"/>
-        </w:rPr>
-        <w:t xml:space="preserve">　取引費用論</w:t>
-      </w:r>
-    </w:p>
-    <w:p>
-      <w:pPr>
-        <w:ind w:firstLine="210"/>
+          <w:lang w:eastAsia="ja-JP"/>
+        </w:rPr>
+      </w:pPr>
+      <w:r>
+        <w:rPr>
+          <w:rFonts w:ascii="Century" w:hAnsi="Century" w:eastAsia="ＭＳ 明朝"/>
+          <w:sz w:val="24"/>
+          <w:lang w:eastAsia="ja-JP"/>
+        </w:rPr>
+        <w:t>本節では、本研究の理論的基盤となる取引費用論について、その基本的な考え方、取引の属性、ガバナンス構造、制度的環境の順に整理する。</w:t>
+      </w:r>
+    </w:p>
+    <w:p>
+      <w:pPr>
+        <w:keepNext/>
+        <w:spacing w:lineRule="exact" w:line="360"/>
+        <w:ind w:firstLine="0" w:left="0"/>
+        <w:rPr>
+          <w:lang w:eastAsia="ja-JP"/>
+        </w:rPr>
+      </w:pPr>
+      <w:r>
+        <w:rPr>
+          <w:rFonts w:ascii="Century" w:hAnsi="Century" w:eastAsia="ＭＳ 明朝"/>
+          <w:b/>
+          <w:sz w:val="24"/>
+          <w:lang w:eastAsia="ja-JP"/>
+        </w:rPr>
+        <w:t>2.2.1</w:t>
+      </w:r>
+      <w:r>
+        <w:rPr>
+          <w:rFonts w:ascii="Century" w:hAnsi="Century" w:eastAsia="ＭＳ 明朝"/>
+          <w:b/>
+          <w:sz w:val="24"/>
+          <w:lang w:eastAsia="ja-JP"/>
+        </w:rPr>
+        <w:t xml:space="preserve">　取引費用論の基本的な考え方</w:t>
+      </w:r>
+    </w:p>
+    <w:p>
+      <w:pPr>
+        <w:spacing w:lineRule="exact" w:line="360"/>
+        <w:ind w:firstLine="240"/>
         <w:jc w:val="both"/>
         <w:rPr>
           <w:lang w:eastAsia="ja-JP"/>
@@ -3819,35 +4289,182 @@
       </w:pPr>
       <w:r>
         <w:rPr>
-          <w:sz w:val="24"/>
-          <w:lang w:eastAsia="ja-JP"/>
-        </w:rPr>
-        <w:t>本節では、本研究の理論的基盤となる取引費用論について、その基本的な考え方、取引の属性、ガバナンス構造、制度的環境の順に整理する。</w:t>
-      </w:r>
-    </w:p>
-    <w:p>
-      <w:pPr>
-        <w:pStyle w:val="3"/>
-        <w:rPr>
-          <w:lang w:eastAsia="ja-JP"/>
-        </w:rPr>
-      </w:pPr>
-      <w:r>
-        <w:rPr>
-          <w:lang w:eastAsia="ja-JP"/>
-        </w:rPr>
-        <w:t>2.2.1</w:t>
-      </w:r>
-      <w:r>
-        <w:rPr>
-          <w:lang w:eastAsia="ja-JP"/>
-        </w:rPr>
-        <w:t xml:space="preserve">　取引費用論の基本的な考え方</w:t>
-      </w:r>
-    </w:p>
-    <w:p>
-      <w:pPr>
-        <w:ind w:firstLine="210"/>
+          <w:rFonts w:ascii="Century" w:hAnsi="Century" w:eastAsia="ＭＳ 明朝"/>
+          <w:sz w:val="24"/>
+          <w:lang w:eastAsia="ja-JP"/>
+        </w:rPr>
+        <w:t>取引費用論の出発点は、</w:t>
+      </w:r>
+      <w:r>
+        <w:rPr>
+          <w:rFonts w:ascii="Century" w:hAnsi="Century" w:eastAsia="ＭＳ 明朝"/>
+          <w:sz w:val="24"/>
+          <w:lang w:eastAsia="ja-JP"/>
+        </w:rPr>
+        <w:t>Coase</w:t>
+      </w:r>
+      <w:r>
+        <w:rPr>
+          <w:rFonts w:ascii="Century" w:hAnsi="Century" w:eastAsia="ＭＳ 明朝"/>
+          <w:sz w:val="24"/>
+          <w:lang w:eastAsia="ja-JP"/>
+        </w:rPr>
+        <w:t>（</w:t>
+      </w:r>
+      <w:r>
+        <w:rPr>
+          <w:rFonts w:ascii="Century" w:hAnsi="Century" w:eastAsia="ＭＳ 明朝"/>
+          <w:sz w:val="24"/>
+          <w:lang w:eastAsia="ja-JP"/>
+        </w:rPr>
+        <w:t>1937</w:t>
+      </w:r>
+      <w:r>
+        <w:rPr>
+          <w:rFonts w:ascii="Century" w:hAnsi="Century" w:eastAsia="ＭＳ 明朝"/>
+          <w:sz w:val="24"/>
+          <w:lang w:eastAsia="ja-JP"/>
+        </w:rPr>
+        <w:t>）の問題提起にある。</w:t>
+      </w:r>
+      <w:r>
+        <w:rPr>
+          <w:rFonts w:ascii="Century" w:hAnsi="Century" w:eastAsia="ＭＳ 明朝"/>
+          <w:sz w:val="24"/>
+          <w:lang w:eastAsia="ja-JP"/>
+        </w:rPr>
+        <w:t>Coase（1937</w:t>
+      </w:r>
+      <w:r>
+        <w:rPr>
+          <w:rFonts w:ascii="Century" w:hAnsi="Century" w:eastAsia="ＭＳ 明朝"/>
+          <w:sz w:val="24"/>
+          <w:lang w:eastAsia="ja-JP"/>
+        </w:rPr>
+      </w:r>
+      <w:r>
+        <w:rPr>
+          <w:rFonts w:ascii="Century" w:hAnsi="Century" w:eastAsia="ＭＳ 明朝"/>
+          <w:sz w:val="24"/>
+          <w:lang w:eastAsia="ja-JP"/>
+        </w:rPr>
+      </w:r>
+      <w:r>
+        <w:rPr>
+          <w:rFonts w:ascii="Century" w:hAnsi="Century" w:eastAsia="ＭＳ 明朝"/>
+          <w:sz w:val="24"/>
+          <w:lang w:eastAsia="ja-JP"/>
+        </w:rPr>
+      </w:r>
+      <w:r>
+        <w:rPr>
+          <w:rFonts w:ascii="Century" w:hAnsi="Century" w:eastAsia="ＭＳ 明朝"/>
+          <w:sz w:val="24"/>
+          <w:lang w:eastAsia="ja-JP"/>
+        </w:rPr>
+      </w:r>
+      <w:r>
+        <w:rPr>
+          <w:rFonts w:ascii="Century" w:hAnsi="Century" w:eastAsia="ＭＳ 明朝"/>
+          <w:sz w:val="24"/>
+          <w:lang w:eastAsia="ja-JP"/>
+        </w:rPr>
+        <w:t>）は、企業が設立される主な理由を、価格メカニズムを利用するための費用、すなわち適切な価格を見いだす費用や、取引ごとに契約を交渉・締結する費用の存在に求めた。そして企業は、追加的な取引を企業内部で組織化する費用が、同じ取引を市場で行う費用と等しくなるところまで拡大するとされる（</w:t>
+      </w:r>
+      <w:r>
+        <w:rPr>
+          <w:rFonts w:ascii="Century" w:hAnsi="Century" w:eastAsia="ＭＳ 明朝"/>
+          <w:sz w:val="24"/>
+          <w:lang w:eastAsia="ja-JP"/>
+        </w:rPr>
+        <w:t>Coase，1937</w:t>
+      </w:r>
+      <w:r>
+        <w:rPr>
+          <w:rFonts w:ascii="Century" w:hAnsi="Century" w:eastAsia="ＭＳ 明朝"/>
+          <w:sz w:val="24"/>
+          <w:lang w:eastAsia="ja-JP"/>
+        </w:rPr>
+      </w:r>
+      <w:r>
+        <w:rPr>
+          <w:rFonts w:ascii="Century" w:hAnsi="Century" w:eastAsia="ＭＳ 明朝"/>
+          <w:sz w:val="24"/>
+          <w:lang w:eastAsia="ja-JP"/>
+        </w:rPr>
+      </w:r>
+      <w:r>
+        <w:rPr>
+          <w:rFonts w:ascii="Century" w:hAnsi="Century" w:eastAsia="ＭＳ 明朝"/>
+          <w:sz w:val="24"/>
+          <w:lang w:eastAsia="ja-JP"/>
+        </w:rPr>
+      </w:r>
+      <w:r>
+        <w:rPr>
+          <w:rFonts w:ascii="Century" w:hAnsi="Century" w:eastAsia="ＭＳ 明朝"/>
+          <w:sz w:val="24"/>
+          <w:lang w:eastAsia="ja-JP"/>
+        </w:rPr>
+      </w:r>
+      <w:r>
+        <w:rPr>
+          <w:rFonts w:ascii="Century" w:hAnsi="Century" w:eastAsia="ＭＳ 明朝"/>
+          <w:sz w:val="24"/>
+          <w:lang w:eastAsia="ja-JP"/>
+        </w:rPr>
+        <w:t>）。鈴木（</w:t>
+      </w:r>
+      <w:r>
+        <w:rPr>
+          <w:rFonts w:ascii="Century" w:hAnsi="Century" w:eastAsia="ＭＳ 明朝"/>
+          <w:sz w:val="24"/>
+          <w:lang w:eastAsia="ja-JP"/>
+        </w:rPr>
+        <w:t>2006</w:t>
+      </w:r>
+      <w:r>
+        <w:rPr>
+          <w:rFonts w:ascii="Century" w:hAnsi="Century" w:eastAsia="ＭＳ 明朝"/>
+          <w:sz w:val="24"/>
+          <w:lang w:eastAsia="ja-JP"/>
+        </w:rPr>
+        <w:t>）にもとづく武田（2013</w:t>
+      </w:r>
+      <w:r>
+        <w:rPr>
+          <w:rFonts w:ascii="Century" w:hAnsi="Century" w:eastAsia="ＭＳ 明朝"/>
+          <w:sz w:val="24"/>
+          <w:lang w:eastAsia="ja-JP"/>
+        </w:rPr>
+      </w:r>
+      <w:r>
+        <w:rPr>
+          <w:rFonts w:ascii="Century" w:hAnsi="Century" w:eastAsia="ＭＳ 明朝"/>
+          <w:sz w:val="24"/>
+          <w:lang w:eastAsia="ja-JP"/>
+        </w:rPr>
+      </w:r>
+      <w:r>
+        <w:rPr>
+          <w:rFonts w:ascii="Century" w:hAnsi="Century" w:eastAsia="ＭＳ 明朝"/>
+          <w:sz w:val="24"/>
+          <w:lang w:eastAsia="ja-JP"/>
+        </w:rPr>
+      </w:r>
+      <w:r>
+        <w:rPr>
+          <w:rFonts w:ascii="Century" w:hAnsi="Century" w:eastAsia="ＭＳ 明朝"/>
+          <w:sz w:val="24"/>
+          <w:lang w:eastAsia="ja-JP"/>
+        </w:rPr>
+        <w:t>）の整理によれば、取引費用には、取引相手の探索、交渉、契約作成といった取引前の費用と、契約履行のモニタリングや執行といった取引後の費用が含まれる。</w:t>
+      </w:r>
+    </w:p>
+    <w:p>
+      <w:pPr>
+        <w:spacing w:lineRule="exact" w:line="360"/>
+        <w:ind w:firstLine="240"/>
         <w:jc w:val="both"/>
         <w:rPr>
           <w:lang w:eastAsia="ja-JP"/>
@@ -3855,13 +4472,7 @@
       </w:pPr>
       <w:r>
         <w:rPr>
-          <w:sz w:val="24"/>
-          <w:lang w:eastAsia="ja-JP"/>
-        </w:rPr>
-        <w:t>取引費用論の出発点は、</w:t>
-      </w:r>
-      <w:r>
-        <w:rPr>
+          <w:rFonts w:ascii="Century" w:hAnsi="Century" w:eastAsia="ＭＳ 明朝"/>
           <w:sz w:val="24"/>
           <w:lang w:eastAsia="ja-JP"/>
         </w:rPr>
@@ -3869,144 +4480,228 @@
       </w:r>
       <w:r>
         <w:rPr>
-          <w:sz w:val="24"/>
-          <w:lang w:eastAsia="ja-JP"/>
-        </w:rPr>
-        <w:t>（</w:t>
-      </w:r>
-      <w:r>
-        <w:rPr>
-          <w:sz w:val="24"/>
-          <w:lang w:eastAsia="ja-JP"/>
-        </w:rPr>
-        <w:t>1937</w:t>
-      </w:r>
-      <w:r>
-        <w:rPr>
-          <w:sz w:val="24"/>
-          <w:lang w:eastAsia="ja-JP"/>
-        </w:rPr>
-        <w:t>）の問題提起にある。</w:t>
-      </w:r>
-      <w:r>
-        <w:rPr>
-          <w:sz w:val="24"/>
-          <w:lang w:eastAsia="ja-JP"/>
-        </w:rPr>
-        <w:t>Coase（1937</w:t>
-      </w:r>
-      <w:r>
-        <w:rPr>
-          <w:sz w:val="24"/>
-          <w:lang w:eastAsia="ja-JP"/>
-        </w:rPr>
-      </w:r>
-      <w:r>
-        <w:rPr>
-          <w:sz w:val="24"/>
-          <w:lang w:eastAsia="ja-JP"/>
-        </w:rPr>
-      </w:r>
-      <w:r>
-        <w:rPr>
-          <w:sz w:val="24"/>
-          <w:lang w:eastAsia="ja-JP"/>
-        </w:rPr>
-      </w:r>
-      <w:r>
-        <w:rPr>
-          <w:sz w:val="24"/>
-          <w:lang w:eastAsia="ja-JP"/>
-        </w:rPr>
-      </w:r>
-      <w:r>
-        <w:rPr>
-          <w:sz w:val="24"/>
-          <w:lang w:eastAsia="ja-JP"/>
-        </w:rPr>
-        <w:t>）は、企業が設立される主な理由を、価格メカニズムを利用するための費用、すなわち適切な価格を見いだす費用や、取引ごとに契約を交渉・締結する費用の存在に求めた。そして企業は、追加的な取引を企業内部で組織化する費用が、同じ取引を市場で行う費用と等しくなるところまで拡大するとされる（</w:t>
-      </w:r>
-      <w:r>
-        <w:rPr>
-          <w:sz w:val="24"/>
-          <w:lang w:eastAsia="ja-JP"/>
-        </w:rPr>
-        <w:t>Coase，1937</w:t>
-      </w:r>
-      <w:r>
-        <w:rPr>
-          <w:sz w:val="24"/>
-          <w:lang w:eastAsia="ja-JP"/>
-        </w:rPr>
-      </w:r>
-      <w:r>
-        <w:rPr>
-          <w:sz w:val="24"/>
-          <w:lang w:eastAsia="ja-JP"/>
-        </w:rPr>
-      </w:r>
-      <w:r>
-        <w:rPr>
-          <w:sz w:val="24"/>
-          <w:lang w:eastAsia="ja-JP"/>
-        </w:rPr>
-      </w:r>
-      <w:r>
-        <w:rPr>
-          <w:sz w:val="24"/>
-          <w:lang w:eastAsia="ja-JP"/>
-        </w:rPr>
-      </w:r>
-      <w:r>
-        <w:rPr>
-          <w:sz w:val="24"/>
-          <w:lang w:eastAsia="ja-JP"/>
-        </w:rPr>
-        <w:t>）。鈴木（</w:t>
-      </w:r>
-      <w:r>
-        <w:rPr>
-          <w:sz w:val="24"/>
-          <w:lang w:eastAsia="ja-JP"/>
-        </w:rPr>
-        <w:t>2006</w:t>
-      </w:r>
-      <w:r>
-        <w:rPr>
-          <w:sz w:val="24"/>
-          <w:lang w:eastAsia="ja-JP"/>
-        </w:rPr>
-        <w:t>）にもとづく武田（2013</w:t>
-      </w:r>
-      <w:r>
-        <w:rPr>
-          <w:sz w:val="24"/>
-          <w:lang w:eastAsia="ja-JP"/>
-        </w:rPr>
-      </w:r>
-      <w:r>
-        <w:rPr>
-          <w:sz w:val="24"/>
-          <w:lang w:eastAsia="ja-JP"/>
-        </w:rPr>
-      </w:r>
-      <w:r>
-        <w:rPr>
-          <w:sz w:val="24"/>
-          <w:lang w:eastAsia="ja-JP"/>
-        </w:rPr>
-      </w:r>
-      <w:r>
-        <w:rPr>
-          <w:sz w:val="24"/>
-          <w:lang w:eastAsia="ja-JP"/>
-        </w:rPr>
-        <w:t>）の整理によれば、取引費用には、取引相手の探索、交渉、契約作成といった取引前の費用と、契約履行のモニタリングや執行といった取引後の費用が含まれる。</w:t>
-      </w:r>
-    </w:p>
-    <w:p>
-      <w:pPr>
-        <w:ind w:firstLine="210"/>
+          <w:rFonts w:ascii="Century" w:hAnsi="Century" w:eastAsia="ＭＳ 明朝"/>
+          <w:sz w:val="24"/>
+          <w:lang w:eastAsia="ja-JP"/>
+        </w:rPr>
+        <w:t>が必ずしも明確にしなかった、市場での取引に費用が生じる理由を、</w:t>
+      </w:r>
+      <w:r>
+        <w:rPr>
+          <w:rFonts w:ascii="Century" w:hAnsi="Century" w:eastAsia="ＭＳ 明朝"/>
+          <w:sz w:val="24"/>
+          <w:lang w:eastAsia="ja-JP"/>
+        </w:rPr>
+        <w:t>Williamson</w:t>
+      </w:r>
+      <w:r>
+        <w:rPr>
+          <w:rFonts w:ascii="Century" w:hAnsi="Century" w:eastAsia="ＭＳ 明朝"/>
+          <w:sz w:val="24"/>
+          <w:lang w:eastAsia="ja-JP"/>
+        </w:rPr>
+        <w:t>は人間行動の二つの特性、すなわち限定合理性と機会主義に求めた（武田，2013</w:t>
+      </w:r>
+      <w:r>
+        <w:rPr>
+          <w:rFonts w:ascii="Century" w:hAnsi="Century" w:eastAsia="ＭＳ 明朝"/>
+          <w:sz w:val="24"/>
+          <w:lang w:eastAsia="ja-JP"/>
+        </w:rPr>
+      </w:r>
+      <w:r>
+        <w:rPr>
+          <w:rFonts w:ascii="Century" w:hAnsi="Century" w:eastAsia="ＭＳ 明朝"/>
+          <w:sz w:val="24"/>
+          <w:lang w:eastAsia="ja-JP"/>
+        </w:rPr>
+      </w:r>
+      <w:r>
+        <w:rPr>
+          <w:rFonts w:ascii="Century" w:hAnsi="Century" w:eastAsia="ＭＳ 明朝"/>
+          <w:sz w:val="24"/>
+          <w:lang w:eastAsia="ja-JP"/>
+        </w:rPr>
+      </w:r>
+      <w:r>
+        <w:rPr>
+          <w:rFonts w:ascii="Century" w:hAnsi="Century" w:eastAsia="ＭＳ 明朝"/>
+          <w:sz w:val="24"/>
+          <w:lang w:eastAsia="ja-JP"/>
+        </w:rPr>
+        <w:t>）。限定合理性とは、人間は合理的であろうと意図するものの、その合理性には限界がある（</w:t>
+      </w:r>
+      <w:r>
+        <w:rPr>
+          <w:rFonts w:ascii="Century" w:hAnsi="Century" w:eastAsia="ＭＳ 明朝"/>
+          <w:sz w:val="24"/>
+          <w:lang w:eastAsia="ja-JP"/>
+        </w:rPr>
+        <w:t>"intendedly rational, but only limitedly so"</w:t>
+      </w:r>
+      <w:r>
+        <w:rPr>
+          <w:rFonts w:ascii="Century" w:hAnsi="Century" w:eastAsia="ＭＳ 明朝"/>
+          <w:sz w:val="24"/>
+          <w:lang w:eastAsia="ja-JP"/>
+        </w:rPr>
+        <w:t>）ことを指す（</w:t>
+      </w:r>
+      <w:r>
+        <w:rPr>
+          <w:rFonts w:ascii="Century" w:hAnsi="Century" w:eastAsia="ＭＳ 明朝"/>
+          <w:sz w:val="24"/>
+          <w:lang w:eastAsia="ja-JP"/>
+        </w:rPr>
+        <w:t>Simon，1961</w:t>
+      </w:r>
+      <w:r>
+        <w:rPr>
+          <w:rFonts w:ascii="Century" w:hAnsi="Century" w:eastAsia="ＭＳ 明朝"/>
+          <w:sz w:val="24"/>
+          <w:lang w:eastAsia="ja-JP"/>
+        </w:rPr>
+      </w:r>
+      <w:r>
+        <w:rPr>
+          <w:rFonts w:ascii="Century" w:hAnsi="Century" w:eastAsia="ＭＳ 明朝"/>
+          <w:sz w:val="24"/>
+          <w:lang w:eastAsia="ja-JP"/>
+        </w:rPr>
+      </w:r>
+      <w:r>
+        <w:rPr>
+          <w:rFonts w:ascii="Century" w:hAnsi="Century" w:eastAsia="ＭＳ 明朝"/>
+          <w:sz w:val="24"/>
+          <w:lang w:eastAsia="ja-JP"/>
+        </w:rPr>
+      </w:r>
+      <w:proofErr w:type="spellStart"/>
+      <w:r>
+        <w:rPr>
+          <w:rFonts w:ascii="Century" w:hAnsi="Century" w:eastAsia="ＭＳ 明朝"/>
+          <w:sz w:val="24"/>
+          <w:lang w:eastAsia="ja-JP"/>
+        </w:rPr>
+      </w:r>
+      <w:proofErr w:type="spellEnd"/>
+      <w:r>
+        <w:rPr>
+          <w:rFonts w:ascii="Century" w:hAnsi="Century" w:eastAsia="ＭＳ 明朝"/>
+          <w:sz w:val="24"/>
+          <w:lang w:eastAsia="ja-JP"/>
+        </w:rPr>
+        <w:t>；</w:t>
+      </w:r>
+      <w:r>
+        <w:rPr>
+          <w:rFonts w:ascii="Century" w:hAnsi="Century" w:eastAsia="ＭＳ 明朝"/>
+          <w:sz w:val="24"/>
+          <w:lang w:eastAsia="ja-JP"/>
+        </w:rPr>
+        <w:t>Williamson，1985</w:t>
+      </w:r>
+      <w:r>
+        <w:rPr>
+          <w:rFonts w:ascii="Century" w:hAnsi="Century" w:eastAsia="ＭＳ 明朝"/>
+          <w:sz w:val="24"/>
+          <w:lang w:eastAsia="ja-JP"/>
+        </w:rPr>
+      </w:r>
+      <w:r>
+        <w:rPr>
+          <w:rFonts w:ascii="Century" w:hAnsi="Century" w:eastAsia="ＭＳ 明朝"/>
+          <w:sz w:val="24"/>
+          <w:lang w:eastAsia="ja-JP"/>
+        </w:rPr>
+      </w:r>
+      <w:r>
+        <w:rPr>
+          <w:rFonts w:ascii="Century" w:hAnsi="Century" w:eastAsia="ＭＳ 明朝"/>
+          <w:sz w:val="24"/>
+          <w:lang w:eastAsia="ja-JP"/>
+        </w:rPr>
+      </w:r>
+      <w:r>
+        <w:rPr>
+          <w:rFonts w:ascii="Century" w:hAnsi="Century" w:eastAsia="ＭＳ 明朝"/>
+          <w:sz w:val="24"/>
+          <w:lang w:eastAsia="ja-JP"/>
+        </w:rPr>
+      </w:r>
+      <w:r>
+        <w:rPr>
+          <w:rFonts w:ascii="Century" w:hAnsi="Century" w:eastAsia="ＭＳ 明朝"/>
+          <w:sz w:val="24"/>
+          <w:lang w:eastAsia="ja-JP"/>
+        </w:rPr>
+        <w:t>より引用）。機会主義とは、狡猾さを伴って自己の利益を追求すること（</w:t>
+      </w:r>
+      <w:r>
+        <w:rPr>
+          <w:rFonts w:ascii="Century" w:hAnsi="Century" w:eastAsia="ＭＳ 明朝"/>
+          <w:sz w:val="24"/>
+          <w:lang w:eastAsia="ja-JP"/>
+        </w:rPr>
+        <w:t>self-interest seeking with guile</w:t>
+      </w:r>
+      <w:r>
+        <w:rPr>
+          <w:rFonts w:ascii="Century" w:hAnsi="Century" w:eastAsia="ＭＳ 明朝"/>
+          <w:sz w:val="24"/>
+          <w:lang w:eastAsia="ja-JP"/>
+        </w:rPr>
+        <w:t>）である（</w:t>
+      </w:r>
+      <w:r>
+        <w:rPr>
+          <w:rFonts w:ascii="Century" w:hAnsi="Century" w:eastAsia="ＭＳ 明朝"/>
+          <w:sz w:val="24"/>
+          <w:lang w:eastAsia="ja-JP"/>
+        </w:rPr>
+        <w:t>Williamson，1985</w:t>
+      </w:r>
+      <w:r>
+        <w:rPr>
+          <w:rFonts w:ascii="Century" w:hAnsi="Century" w:eastAsia="ＭＳ 明朝"/>
+          <w:sz w:val="24"/>
+          <w:lang w:eastAsia="ja-JP"/>
+        </w:rPr>
+      </w:r>
+      <w:r>
+        <w:rPr>
+          <w:rFonts w:ascii="Century" w:hAnsi="Century" w:eastAsia="ＭＳ 明朝"/>
+          <w:sz w:val="24"/>
+          <w:lang w:eastAsia="ja-JP"/>
+        </w:rPr>
+      </w:r>
+      <w:r>
+        <w:rPr>
+          <w:rFonts w:ascii="Century" w:hAnsi="Century" w:eastAsia="ＭＳ 明朝"/>
+          <w:sz w:val="24"/>
+          <w:lang w:eastAsia="ja-JP"/>
+        </w:rPr>
+      </w:r>
+      <w:r>
+        <w:rPr>
+          <w:rFonts w:ascii="Century" w:hAnsi="Century" w:eastAsia="ＭＳ 明朝"/>
+          <w:sz w:val="24"/>
+          <w:lang w:eastAsia="ja-JP"/>
+        </w:rPr>
+      </w:r>
+      <w:r>
+        <w:rPr>
+          <w:rFonts w:ascii="Century" w:hAnsi="Century" w:eastAsia="ＭＳ 明朝"/>
+          <w:sz w:val="24"/>
+          <w:lang w:eastAsia="ja-JP"/>
+        </w:rPr>
+        <w:t>）。</w:t>
+      </w:r>
+    </w:p>
+    <w:p>
+      <w:pPr>
+        <w:spacing w:lineRule="exact" w:line="360"/>
+        <w:ind w:firstLine="240"/>
         <w:jc w:val="both"/>
         <w:rPr>
           <w:lang w:eastAsia="ja-JP"/>
@@ -4014,113 +4709,51 @@
       </w:pPr>
       <w:r>
         <w:rPr>
-          <w:sz w:val="24"/>
-          <w:lang w:eastAsia="ja-JP"/>
-        </w:rPr>
-        <w:t>Coase</w:t>
-      </w:r>
-      <w:r>
-        <w:rPr>
-          <w:sz w:val="24"/>
-          <w:lang w:eastAsia="ja-JP"/>
-        </w:rPr>
-        <w:t>が必ずしも明確にしなかった、市場での取引に費用が生じる理由を、</w:t>
-      </w:r>
-      <w:r>
-        <w:rPr>
-          <w:sz w:val="24"/>
-          <w:lang w:eastAsia="ja-JP"/>
-        </w:rPr>
-        <w:t>Williamson</w:t>
-      </w:r>
-      <w:r>
-        <w:rPr>
-          <w:sz w:val="24"/>
-          <w:lang w:eastAsia="ja-JP"/>
-        </w:rPr>
-        <w:t>は人間行動の二つの特性、すなわち限定合理性と機会主義に求めた（武田，2013</w:t>
-      </w:r>
-      <w:r>
-        <w:rPr>
-          <w:sz w:val="24"/>
-          <w:lang w:eastAsia="ja-JP"/>
-        </w:rPr>
-      </w:r>
-      <w:r>
-        <w:rPr>
-          <w:sz w:val="24"/>
-          <w:lang w:eastAsia="ja-JP"/>
-        </w:rPr>
-      </w:r>
-      <w:r>
-        <w:rPr>
-          <w:sz w:val="24"/>
-          <w:lang w:eastAsia="ja-JP"/>
-        </w:rPr>
-      </w:r>
-      <w:r>
-        <w:rPr>
-          <w:sz w:val="24"/>
-          <w:lang w:eastAsia="ja-JP"/>
-        </w:rPr>
-        <w:t>）。限定合理性とは、人間は合理的であろうと意図するものの、その合理性には限界がある（</w:t>
-      </w:r>
-      <w:r>
-        <w:rPr>
-          <w:sz w:val="24"/>
-          <w:lang w:eastAsia="ja-JP"/>
-        </w:rPr>
-        <w:t>"intendedly rational, but only limitedly so"</w:t>
-      </w:r>
-      <w:r>
-        <w:rPr>
-          <w:sz w:val="24"/>
-          <w:lang w:eastAsia="ja-JP"/>
-        </w:rPr>
-        <w:t>）ことを指す（</w:t>
-      </w:r>
-      <w:r>
-        <w:rPr>
-          <w:sz w:val="24"/>
-          <w:lang w:eastAsia="ja-JP"/>
-        </w:rPr>
-        <w:t>Simon，1961</w:t>
-      </w:r>
-      <w:r>
-        <w:rPr>
-          <w:sz w:val="24"/>
-          <w:lang w:eastAsia="ja-JP"/>
-        </w:rPr>
-      </w:r>
-      <w:r>
-        <w:rPr>
-          <w:sz w:val="24"/>
-          <w:lang w:eastAsia="ja-JP"/>
-        </w:rPr>
-      </w:r>
-      <w:r>
-        <w:rPr>
-          <w:sz w:val="24"/>
-          <w:lang w:eastAsia="ja-JP"/>
-        </w:rPr>
-      </w:r>
-      <w:proofErr w:type="spellStart"/>
-      <w:r>
-        <w:rPr>
-          <w:sz w:val="24"/>
-          <w:lang w:eastAsia="ja-JP"/>
-        </w:rPr>
-      </w:r>
-      <w:proofErr w:type="spellEnd"/>
-      <w:r>
-        <w:rPr>
-          <w:sz w:val="24"/>
-          <w:lang w:eastAsia="ja-JP"/>
-        </w:rPr>
-        <w:t>；</w:t>
-      </w:r>
-      <w:r>
-        <w:rPr>
+          <w:rFonts w:ascii="Century" w:hAnsi="Century" w:eastAsia="ＭＳ 明朝"/>
+          <w:sz w:val="24"/>
+          <w:lang w:eastAsia="ja-JP"/>
+        </w:rPr>
+        <w:t>Williamson（1985</w:t>
+      </w:r>
+      <w:r>
+        <w:rPr>
+          <w:rFonts w:ascii="Century" w:hAnsi="Century" w:eastAsia="ＭＳ 明朝"/>
+          <w:sz w:val="24"/>
+          <w:lang w:eastAsia="ja-JP"/>
+        </w:rPr>
+      </w:r>
+      <w:r>
+        <w:rPr>
+          <w:rFonts w:ascii="Century" w:hAnsi="Century" w:eastAsia="ＭＳ 明朝"/>
+          <w:sz w:val="24"/>
+          <w:lang w:eastAsia="ja-JP"/>
+        </w:rPr>
+      </w:r>
+      <w:r>
+        <w:rPr>
+          <w:rFonts w:ascii="Century" w:hAnsi="Century" w:eastAsia="ＭＳ 明朝"/>
+          <w:sz w:val="24"/>
+          <w:lang w:eastAsia="ja-JP"/>
+        </w:rPr>
+      </w:r>
+      <w:r>
+        <w:rPr>
+          <w:rFonts w:ascii="Century" w:hAnsi="Century" w:eastAsia="ＭＳ 明朝"/>
+          <w:sz w:val="24"/>
+          <w:lang w:eastAsia="ja-JP"/>
+        </w:rPr>
+      </w:r>
+      <w:r>
+        <w:rPr>
+          <w:rFonts w:ascii="Century" w:hAnsi="Century" w:eastAsia="ＭＳ 明朝"/>
+          <w:sz w:val="24"/>
+          <w:lang w:eastAsia="ja-JP"/>
+        </w:rPr>
+        <w:t>）によれば、不確実性のもとで限定合理性、機会主義、資産特殊性の三つが同時に存在すると、事前の計画は不完全となり、約束は守られないおそれがあり、取引相手が誰であるかが重要になる。この場合、裁判所による契約の執行には限界があるため、当事者間の私的な統治の仕組みが必要となる。そこでの課題は、限定合理性を節約しつつ、機会主義の危険から取引を保護するように取引を組織することである（</w:t>
+      </w:r>
+      <w:r>
+        <w:rPr>
+          <w:rFonts w:ascii="Century" w:hAnsi="Century" w:eastAsia="ＭＳ 明朝"/>
           <w:sz w:val="24"/>
           <w:lang w:eastAsia="ja-JP"/>
         </w:rPr>
@@ -4128,82 +4761,35 @@
       </w:r>
       <w:r>
         <w:rPr>
-          <w:sz w:val="24"/>
-          <w:lang w:eastAsia="ja-JP"/>
-        </w:rPr>
-      </w:r>
-      <w:r>
-        <w:rPr>
-          <w:sz w:val="24"/>
-          <w:lang w:eastAsia="ja-JP"/>
-        </w:rPr>
-      </w:r>
-      <w:r>
-        <w:rPr>
-          <w:sz w:val="24"/>
-          <w:lang w:eastAsia="ja-JP"/>
-        </w:rPr>
-      </w:r>
-      <w:r>
-        <w:rPr>
-          <w:sz w:val="24"/>
-          <w:lang w:eastAsia="ja-JP"/>
-        </w:rPr>
-      </w:r>
-      <w:r>
-        <w:rPr>
-          <w:sz w:val="24"/>
-          <w:lang w:eastAsia="ja-JP"/>
-        </w:rPr>
-        <w:t>より引用）。機会主義とは、狡猾さを伴って自己の利益を追求すること（</w:t>
-      </w:r>
-      <w:r>
-        <w:rPr>
-          <w:sz w:val="24"/>
-          <w:lang w:eastAsia="ja-JP"/>
-        </w:rPr>
-        <w:t>self-interest seeking with guile</w:t>
-      </w:r>
-      <w:r>
-        <w:rPr>
-          <w:sz w:val="24"/>
-          <w:lang w:eastAsia="ja-JP"/>
-        </w:rPr>
-        <w:t>）である（</w:t>
-      </w:r>
-      <w:r>
-        <w:rPr>
-          <w:sz w:val="24"/>
-          <w:lang w:eastAsia="ja-JP"/>
-        </w:rPr>
-        <w:t>Williamson，1985</w:t>
-      </w:r>
-      <w:r>
-        <w:rPr>
-          <w:sz w:val="24"/>
-          <w:lang w:eastAsia="ja-JP"/>
-        </w:rPr>
-      </w:r>
-      <w:r>
-        <w:rPr>
-          <w:sz w:val="24"/>
-          <w:lang w:eastAsia="ja-JP"/>
-        </w:rPr>
-      </w:r>
-      <w:r>
-        <w:rPr>
-          <w:sz w:val="24"/>
-          <w:lang w:eastAsia="ja-JP"/>
-        </w:rPr>
-      </w:r>
-      <w:r>
-        <w:rPr>
-          <w:sz w:val="24"/>
-          <w:lang w:eastAsia="ja-JP"/>
-        </w:rPr>
-      </w:r>
-      <w:r>
-        <w:rPr>
+          <w:rFonts w:ascii="Century" w:hAnsi="Century" w:eastAsia="ＭＳ 明朝"/>
+          <w:sz w:val="24"/>
+          <w:lang w:eastAsia="ja-JP"/>
+        </w:rPr>
+      </w:r>
+      <w:r>
+        <w:rPr>
+          <w:rFonts w:ascii="Century" w:hAnsi="Century" w:eastAsia="ＭＳ 明朝"/>
+          <w:sz w:val="24"/>
+          <w:lang w:eastAsia="ja-JP"/>
+        </w:rPr>
+      </w:r>
+      <w:r>
+        <w:rPr>
+          <w:rFonts w:ascii="Century" w:hAnsi="Century" w:eastAsia="ＭＳ 明朝"/>
+          <w:sz w:val="24"/>
+          <w:lang w:eastAsia="ja-JP"/>
+        </w:rPr>
+      </w:r>
+      <w:r>
+        <w:rPr>
+          <w:rFonts w:ascii="Century" w:hAnsi="Century" w:eastAsia="ＭＳ 明朝"/>
+          <w:sz w:val="24"/>
+          <w:lang w:eastAsia="ja-JP"/>
+        </w:rPr>
+      </w:r>
+      <w:r>
+        <w:rPr>
+          <w:rFonts w:ascii="Century" w:hAnsi="Century" w:eastAsia="ＭＳ 明朝"/>
           <w:sz w:val="24"/>
           <w:lang w:eastAsia="ja-JP"/>
         </w:rPr>
@@ -4212,7 +4798,36 @@
     </w:p>
     <w:p>
       <w:pPr>
-        <w:ind w:firstLine="210"/>
+        <w:keepNext/>
+        <w:spacing w:lineRule="exact" w:line="360"/>
+        <w:ind w:firstLine="0" w:left="0"/>
+        <w:rPr>
+          <w:lang w:eastAsia="ja-JP"/>
+        </w:rPr>
+      </w:pPr>
+      <w:r>
+        <w:rPr>
+          <w:rFonts w:ascii="Century" w:hAnsi="Century" w:eastAsia="ＭＳ 明朝"/>
+          <w:b/>
+          <w:sz w:val="24"/>
+          <w:lang w:eastAsia="ja-JP"/>
+        </w:rPr>
+        <w:t>2.2.2</w:t>
+      </w:r>
+      <w:r>
+        <w:rPr>
+          <w:rFonts w:ascii="Century" w:hAnsi="Century" w:eastAsia="ＭＳ 明朝"/>
+          <w:b/>
+          <w:sz w:val="24"/>
+          <w:lang w:eastAsia="ja-JP"/>
+        </w:rPr>
+        <w:t xml:space="preserve">　取引の属性と資産特殊性</w:t>
+      </w:r>
+    </w:p>
+    <w:p>
+      <w:pPr>
+        <w:spacing w:lineRule="exact" w:line="360"/>
+        <w:ind w:firstLine="240"/>
         <w:jc w:val="both"/>
         <w:rPr>
           <w:lang w:eastAsia="ja-JP"/>
@@ -4220,111 +4835,157 @@
       </w:pPr>
       <w:r>
         <w:rPr>
-          <w:sz w:val="24"/>
-          <w:lang w:eastAsia="ja-JP"/>
-        </w:rPr>
-        <w:t>Williamson（1985</w:t>
-      </w:r>
-      <w:r>
-        <w:rPr>
-          <w:sz w:val="24"/>
-          <w:lang w:eastAsia="ja-JP"/>
-        </w:rPr>
-      </w:r>
-      <w:r>
-        <w:rPr>
-          <w:sz w:val="24"/>
-          <w:lang w:eastAsia="ja-JP"/>
-        </w:rPr>
-      </w:r>
-      <w:r>
-        <w:rPr>
-          <w:sz w:val="24"/>
-          <w:lang w:eastAsia="ja-JP"/>
-        </w:rPr>
-      </w:r>
-      <w:r>
-        <w:rPr>
-          <w:sz w:val="24"/>
-          <w:lang w:eastAsia="ja-JP"/>
-        </w:rPr>
-      </w:r>
-      <w:r>
-        <w:rPr>
-          <w:sz w:val="24"/>
-          <w:lang w:eastAsia="ja-JP"/>
-        </w:rPr>
-        <w:t>）によれば、不確実性のもとで限定合理性、機会主義、資産特殊性の三つが同時に存在すると、事前の計画は不完全となり、約束は守られないおそれがあり、取引相手が誰であるかが重要になる。この場合、裁判所による契約の執行には限界があるため、当事者間の私的な統治の仕組みが必要となる。そこでの課題は、限定合理性を節約しつつ、機会主義の危険から取引を保護するように取引を組織することである（</w:t>
-      </w:r>
-      <w:r>
-        <w:rPr>
-          <w:sz w:val="24"/>
-          <w:lang w:eastAsia="ja-JP"/>
-        </w:rPr>
-        <w:t>Williamson，1985</w:t>
-      </w:r>
-      <w:r>
-        <w:rPr>
-          <w:sz w:val="24"/>
-          <w:lang w:eastAsia="ja-JP"/>
-        </w:rPr>
-      </w:r>
-      <w:r>
-        <w:rPr>
-          <w:sz w:val="24"/>
-          <w:lang w:eastAsia="ja-JP"/>
-        </w:rPr>
-      </w:r>
-      <w:r>
-        <w:rPr>
-          <w:sz w:val="24"/>
-          <w:lang w:eastAsia="ja-JP"/>
-        </w:rPr>
-      </w:r>
-      <w:r>
-        <w:rPr>
-          <w:sz w:val="24"/>
-          <w:lang w:eastAsia="ja-JP"/>
-        </w:rPr>
-      </w:r>
-      <w:r>
-        <w:rPr>
+          <w:rFonts w:ascii="Century" w:hAnsi="Century" w:eastAsia="ＭＳ 明朝"/>
+          <w:sz w:val="24"/>
+          <w:lang w:eastAsia="ja-JP"/>
+        </w:rPr>
+        <w:t>Williamson（1991</w:t>
+      </w:r>
+      <w:r>
+        <w:rPr>
+          <w:rFonts w:ascii="Century" w:hAnsi="Century" w:eastAsia="ＭＳ 明朝"/>
+          <w:sz w:val="24"/>
+          <w:lang w:eastAsia="ja-JP"/>
+        </w:rPr>
+      </w:r>
+      <w:r>
+        <w:rPr>
+          <w:rFonts w:ascii="Century" w:hAnsi="Century" w:eastAsia="ＭＳ 明朝"/>
+          <w:sz w:val="24"/>
+          <w:lang w:eastAsia="ja-JP"/>
+        </w:rPr>
+      </w:r>
+      <w:r>
+        <w:rPr>
+          <w:rFonts w:ascii="Century" w:hAnsi="Century" w:eastAsia="ＭＳ 明朝"/>
+          <w:sz w:val="24"/>
+          <w:lang w:eastAsia="ja-JP"/>
+        </w:rPr>
+      </w:r>
+      <w:r>
+        <w:rPr>
+          <w:rFonts w:ascii="Century" w:hAnsi="Century" w:eastAsia="ＭＳ 明朝"/>
+          <w:sz w:val="24"/>
+          <w:lang w:eastAsia="ja-JP"/>
+        </w:rPr>
+      </w:r>
+      <w:r>
+        <w:rPr>
+          <w:rFonts w:ascii="Century" w:hAnsi="Century" w:eastAsia="ＭＳ 明朝"/>
+          <w:sz w:val="24"/>
+          <w:lang w:eastAsia="ja-JP"/>
+        </w:rPr>
+        <w:t>）は、取引を分析の基本単位とし、取引の違いを捉える主要な次元として、取引が繰り返される頻度、取引がさらされる不確実性、財やサービスの供給に伴う資産特殊性の種類と程度の三つを挙げ、なかでも資産特殊性を重視している。</w:t>
+      </w:r>
+    </w:p>
+    <w:p>
+      <w:pPr>
+        <w:spacing w:lineRule="exact" w:line="360"/>
+        <w:ind w:firstLine="240"/>
+        <w:jc w:val="both"/>
+        <w:rPr>
+          <w:lang w:eastAsia="ja-JP"/>
+        </w:rPr>
+      </w:pPr>
+      <w:r>
+        <w:rPr>
+          <w:rFonts w:ascii="Century" w:hAnsi="Century" w:eastAsia="ＭＳ 明朝"/>
+          <w:sz w:val="24"/>
+          <w:lang w:eastAsia="ja-JP"/>
+        </w:rPr>
+        <w:t>資産特殊性とは、ある資産を、その生産的価値を損なうことなく、別の用途や別の使用者に転用できる程度を指す（</w:t>
+      </w:r>
+      <w:r>
+        <w:rPr>
+          <w:rFonts w:ascii="Century" w:hAnsi="Century" w:eastAsia="ＭＳ 明朝"/>
+          <w:sz w:val="24"/>
+          <w:lang w:eastAsia="ja-JP"/>
+        </w:rPr>
+        <w:t>Williamson，1991</w:t>
+      </w:r>
+      <w:r>
+        <w:rPr>
+          <w:rFonts w:ascii="Century" w:hAnsi="Century" w:eastAsia="ＭＳ 明朝"/>
+          <w:sz w:val="24"/>
+          <w:lang w:eastAsia="ja-JP"/>
+        </w:rPr>
+      </w:r>
+      <w:r>
+        <w:rPr>
+          <w:rFonts w:ascii="Century" w:hAnsi="Century" w:eastAsia="ＭＳ 明朝"/>
+          <w:sz w:val="24"/>
+          <w:lang w:eastAsia="ja-JP"/>
+        </w:rPr>
+      </w:r>
+      <w:r>
+        <w:rPr>
+          <w:rFonts w:ascii="Century" w:hAnsi="Century" w:eastAsia="ＭＳ 明朝"/>
+          <w:sz w:val="24"/>
+          <w:lang w:eastAsia="ja-JP"/>
+        </w:rPr>
+      </w:r>
+      <w:r>
+        <w:rPr>
+          <w:rFonts w:ascii="Century" w:hAnsi="Century" w:eastAsia="ＭＳ 明朝"/>
+          <w:sz w:val="24"/>
+          <w:lang w:eastAsia="ja-JP"/>
+        </w:rPr>
+      </w:r>
+      <w:r>
+        <w:rPr>
+          <w:rFonts w:ascii="Century" w:hAnsi="Century" w:eastAsia="ＭＳ 明朝"/>
+          <w:sz w:val="24"/>
+          <w:lang w:eastAsia="ja-JP"/>
+        </w:rPr>
+        <w:t>）。言い換えれば、特定の取引のために行われた投資が、他の用途や取引相手に転用された場合にどれだけ価値を失うかを示す概念である（</w:t>
+      </w:r>
+      <w:r>
+        <w:rPr>
+          <w:rFonts w:ascii="Century" w:hAnsi="Century" w:eastAsia="ＭＳ 明朝"/>
+          <w:sz w:val="24"/>
+          <w:lang w:eastAsia="ja-JP"/>
+        </w:rPr>
+        <w:t>Williamson，1991</w:t>
+      </w:r>
+      <w:r>
+        <w:rPr>
+          <w:rFonts w:ascii="Century" w:hAnsi="Century" w:eastAsia="ＭＳ 明朝"/>
+          <w:sz w:val="24"/>
+          <w:lang w:eastAsia="ja-JP"/>
+        </w:rPr>
+      </w:r>
+      <w:r>
+        <w:rPr>
+          <w:rFonts w:ascii="Century" w:hAnsi="Century" w:eastAsia="ＭＳ 明朝"/>
+          <w:sz w:val="24"/>
+          <w:lang w:eastAsia="ja-JP"/>
+        </w:rPr>
+      </w:r>
+      <w:r>
+        <w:rPr>
+          <w:rFonts w:ascii="Century" w:hAnsi="Century" w:eastAsia="ＭＳ 明朝"/>
+          <w:sz w:val="24"/>
+          <w:lang w:eastAsia="ja-JP"/>
+        </w:rPr>
+      </w:r>
+      <w:r>
+        <w:rPr>
+          <w:rFonts w:ascii="Century" w:hAnsi="Century" w:eastAsia="ＭＳ 明朝"/>
+          <w:sz w:val="24"/>
+          <w:lang w:eastAsia="ja-JP"/>
+        </w:rPr>
+      </w:r>
+      <w:r>
+        <w:rPr>
+          <w:rFonts w:ascii="Century" w:hAnsi="Century" w:eastAsia="ＭＳ 明朝"/>
           <w:sz w:val="24"/>
           <w:lang w:eastAsia="ja-JP"/>
         </w:rPr>
         <w:t>）。</w:t>
       </w:r>
-    </w:p>
-    <w:p>
-      <w:pPr>
-        <w:pStyle w:val="3"/>
-        <w:rPr>
-          <w:lang w:eastAsia="ja-JP"/>
-        </w:rPr>
-      </w:pPr>
-      <w:r>
-        <w:rPr>
-          <w:lang w:eastAsia="ja-JP"/>
-        </w:rPr>
-        <w:t>2.2.2</w:t>
-      </w:r>
-      <w:r>
-        <w:rPr>
-          <w:lang w:eastAsia="ja-JP"/>
-        </w:rPr>
-        <w:t xml:space="preserve">　取引の属性と資産特殊性</w:t>
-      </w:r>
-    </w:p>
-    <w:p>
-      <w:pPr>
-        <w:ind w:firstLine="210"/>
-        <w:jc w:val="both"/>
-        <w:rPr>
-          <w:lang w:eastAsia="ja-JP"/>
-        </w:rPr>
-      </w:pPr>
-      <w:r>
-        <w:rPr>
+      <w:r>
+        <w:rPr>
+          <w:rFonts w:ascii="Century" w:hAnsi="Century" w:eastAsia="ＭＳ 明朝"/>
           <w:sz w:val="24"/>
           <w:lang w:eastAsia="ja-JP"/>
         </w:rPr>
@@ -4332,160 +4993,35 @@
       </w:r>
       <w:r>
         <w:rPr>
-          <w:sz w:val="24"/>
-          <w:lang w:eastAsia="ja-JP"/>
-        </w:rPr>
-      </w:r>
-      <w:r>
-        <w:rPr>
-          <w:sz w:val="24"/>
-          <w:lang w:eastAsia="ja-JP"/>
-        </w:rPr>
-      </w:r>
-      <w:r>
-        <w:rPr>
-          <w:sz w:val="24"/>
-          <w:lang w:eastAsia="ja-JP"/>
-        </w:rPr>
-      </w:r>
-      <w:r>
-        <w:rPr>
-          <w:sz w:val="24"/>
-          <w:lang w:eastAsia="ja-JP"/>
-        </w:rPr>
-      </w:r>
-      <w:r>
-        <w:rPr>
-          <w:sz w:val="24"/>
-          <w:lang w:eastAsia="ja-JP"/>
-        </w:rPr>
-        <w:t>）は、取引を分析の基本単位とし、取引の違いを捉える主要な次元として、取引が繰り返される頻度、取引がさらされる不確実性、財やサービスの供給に伴う資産特殊性の種類と程度の三つを挙げ、なかでも資産特殊性を重視している。</w:t>
-      </w:r>
-    </w:p>
-    <w:p>
-      <w:pPr>
-        <w:ind w:firstLine="210"/>
-        <w:jc w:val="both"/>
-        <w:rPr>
-          <w:lang w:eastAsia="ja-JP"/>
-        </w:rPr>
-      </w:pPr>
-      <w:r>
-        <w:rPr>
-          <w:sz w:val="24"/>
-          <w:lang w:eastAsia="ja-JP"/>
-        </w:rPr>
-        <w:t>資産特殊性とは、ある資産を、その生産的価値を損なうことなく、別の用途や別の使用者に転用できる程度を指す（</w:t>
-      </w:r>
-      <w:r>
-        <w:rPr>
-          <w:sz w:val="24"/>
-          <w:lang w:eastAsia="ja-JP"/>
-        </w:rPr>
-        <w:t>Williamson，1991</w:t>
-      </w:r>
-      <w:r>
-        <w:rPr>
-          <w:sz w:val="24"/>
-          <w:lang w:eastAsia="ja-JP"/>
-        </w:rPr>
-      </w:r>
-      <w:r>
-        <w:rPr>
-          <w:sz w:val="24"/>
-          <w:lang w:eastAsia="ja-JP"/>
-        </w:rPr>
-      </w:r>
-      <w:r>
-        <w:rPr>
-          <w:sz w:val="24"/>
-          <w:lang w:eastAsia="ja-JP"/>
-        </w:rPr>
-      </w:r>
-      <w:r>
-        <w:rPr>
-          <w:sz w:val="24"/>
-          <w:lang w:eastAsia="ja-JP"/>
-        </w:rPr>
-      </w:r>
-      <w:r>
-        <w:rPr>
-          <w:sz w:val="24"/>
-          <w:lang w:eastAsia="ja-JP"/>
-        </w:rPr>
-        <w:t>）。言い換えれば、特定の取引のために行われた投資が、他の用途や取引相手に転用された場合にどれだけ価値を失うかを示す概念である（</w:t>
-      </w:r>
-      <w:r>
-        <w:rPr>
-          <w:sz w:val="24"/>
-          <w:lang w:eastAsia="ja-JP"/>
-        </w:rPr>
-        <w:t>Williamson，1991</w:t>
-      </w:r>
-      <w:r>
-        <w:rPr>
-          <w:sz w:val="24"/>
-          <w:lang w:eastAsia="ja-JP"/>
-        </w:rPr>
-      </w:r>
-      <w:r>
-        <w:rPr>
-          <w:sz w:val="24"/>
-          <w:lang w:eastAsia="ja-JP"/>
-        </w:rPr>
-      </w:r>
-      <w:r>
-        <w:rPr>
-          <w:sz w:val="24"/>
-          <w:lang w:eastAsia="ja-JP"/>
-        </w:rPr>
-      </w:r>
-      <w:r>
-        <w:rPr>
-          <w:sz w:val="24"/>
-          <w:lang w:eastAsia="ja-JP"/>
-        </w:rPr>
-      </w:r>
-      <w:r>
-        <w:rPr>
-          <w:sz w:val="24"/>
-          <w:lang w:eastAsia="ja-JP"/>
-        </w:rPr>
-        <w:t>）。</w:t>
-      </w:r>
-      <w:r>
-        <w:rPr>
-          <w:sz w:val="24"/>
-          <w:lang w:eastAsia="ja-JP"/>
-        </w:rPr>
-        <w:t>Williamson（1991</w:t>
-      </w:r>
-      <w:r>
-        <w:rPr>
-          <w:sz w:val="24"/>
-          <w:lang w:eastAsia="ja-JP"/>
-        </w:rPr>
-      </w:r>
-      <w:r>
-        <w:rPr>
-          <w:sz w:val="24"/>
-          <w:lang w:eastAsia="ja-JP"/>
-        </w:rPr>
-      </w:r>
-      <w:r>
-        <w:rPr>
-          <w:sz w:val="24"/>
-          <w:lang w:eastAsia="ja-JP"/>
-        </w:rPr>
-      </w:r>
-      <w:r>
-        <w:rPr>
-          <w:sz w:val="24"/>
-          <w:lang w:eastAsia="ja-JP"/>
-        </w:rPr>
-      </w:r>
-      <w:r>
-        <w:rPr>
+          <w:rFonts w:ascii="Century" w:hAnsi="Century" w:eastAsia="ＭＳ 明朝"/>
+          <w:sz w:val="24"/>
+          <w:lang w:eastAsia="ja-JP"/>
+        </w:rPr>
+      </w:r>
+      <w:r>
+        <w:rPr>
+          <w:rFonts w:ascii="Century" w:hAnsi="Century" w:eastAsia="ＭＳ 明朝"/>
+          <w:sz w:val="24"/>
+          <w:lang w:eastAsia="ja-JP"/>
+        </w:rPr>
+      </w:r>
+      <w:r>
+        <w:rPr>
+          <w:rFonts w:ascii="Century" w:hAnsi="Century" w:eastAsia="ＭＳ 明朝"/>
+          <w:sz w:val="24"/>
+          <w:lang w:eastAsia="ja-JP"/>
+        </w:rPr>
+      </w:r>
+      <w:r>
+        <w:rPr>
+          <w:rFonts w:ascii="Century" w:hAnsi="Century" w:eastAsia="ＭＳ 明朝"/>
+          <w:sz w:val="24"/>
+          <w:lang w:eastAsia="ja-JP"/>
+        </w:rPr>
+      </w:r>
+      <w:r>
+        <w:rPr>
+          <w:rFonts w:ascii="Century" w:hAnsi="Century" w:eastAsia="ＭＳ 明朝"/>
           <w:sz w:val="24"/>
           <w:lang w:eastAsia="ja-JP"/>
         </w:rPr>
@@ -4493,6 +5029,7 @@
       </w:r>
       <w:r>
         <w:rPr>
+          <w:rFonts w:ascii="Century" w:hAnsi="Century" w:eastAsia="ＭＳ 明朝"/>
           <w:sz w:val="24"/>
           <w:lang w:eastAsia="ja-JP"/>
         </w:rPr>
@@ -4500,6 +5037,7 @@
       </w:r>
       <w:r>
         <w:rPr>
+          <w:rFonts w:ascii="Century" w:hAnsi="Century" w:eastAsia="ＭＳ 明朝"/>
           <w:sz w:val="24"/>
           <w:lang w:eastAsia="ja-JP"/>
         </w:rPr>
@@ -4507,6 +5045,7 @@
       </w:r>
       <w:r>
         <w:rPr>
+          <w:rFonts w:ascii="Century" w:hAnsi="Century" w:eastAsia="ＭＳ 明朝"/>
           <w:sz w:val="24"/>
           <w:lang w:eastAsia="ja-JP"/>
         </w:rPr>
@@ -4514,6 +5053,7 @@
       </w:r>
       <w:r>
         <w:rPr>
+          <w:rFonts w:ascii="Century" w:hAnsi="Century" w:eastAsia="ＭＳ 明朝"/>
           <w:sz w:val="24"/>
           <w:lang w:eastAsia="ja-JP"/>
         </w:rPr>
@@ -4521,6 +5061,7 @@
       </w:r>
       <w:r>
         <w:rPr>
+          <w:rFonts w:ascii="Century" w:hAnsi="Century" w:eastAsia="ＭＳ 明朝"/>
           <w:sz w:val="24"/>
           <w:lang w:eastAsia="ja-JP"/>
         </w:rPr>
@@ -4528,6 +5069,7 @@
       </w:r>
       <w:r>
         <w:rPr>
+          <w:rFonts w:ascii="Century" w:hAnsi="Century" w:eastAsia="ＭＳ 明朝"/>
           <w:sz w:val="24"/>
           <w:lang w:eastAsia="ja-JP"/>
         </w:rPr>
@@ -4535,6 +5077,7 @@
       </w:r>
       <w:r>
         <w:rPr>
+          <w:rFonts w:ascii="Century" w:hAnsi="Century" w:eastAsia="ＭＳ 明朝"/>
           <w:sz w:val="24"/>
           <w:lang w:eastAsia="ja-JP"/>
         </w:rPr>
@@ -4542,6 +5085,7 @@
       </w:r>
       <w:r>
         <w:rPr>
+          <w:rFonts w:ascii="Century" w:hAnsi="Century" w:eastAsia="ＭＳ 明朝"/>
           <w:sz w:val="24"/>
           <w:lang w:eastAsia="ja-JP"/>
         </w:rPr>
@@ -4549,6 +5093,7 @@
       </w:r>
       <w:r>
         <w:rPr>
+          <w:rFonts w:ascii="Century" w:hAnsi="Century" w:eastAsia="ＭＳ 明朝"/>
           <w:sz w:val="24"/>
           <w:lang w:eastAsia="ja-JP"/>
         </w:rPr>
@@ -4557,6 +5102,7 @@
       </w:r>
       <w:r>
         <w:rPr>
+          <w:rFonts w:ascii="Century" w:hAnsi="Century" w:eastAsia="ＭＳ 明朝"/>
           <w:sz w:val="24"/>
           <w:lang w:eastAsia="ja-JP"/>
         </w:rPr>
@@ -4564,6 +5110,7 @@
       </w:r>
       <w:r>
         <w:rPr>
+          <w:rFonts w:ascii="Century" w:hAnsi="Century" w:eastAsia="ＭＳ 明朝"/>
           <w:sz w:val="24"/>
           <w:lang w:eastAsia="ja-JP"/>
         </w:rPr>
@@ -4571,6 +5118,7 @@
       </w:r>
       <w:r>
         <w:rPr>
+          <w:rFonts w:ascii="Century" w:hAnsi="Century" w:eastAsia="ＭＳ 明朝"/>
           <w:sz w:val="24"/>
           <w:lang w:eastAsia="ja-JP"/>
         </w:rPr>
@@ -4578,6 +5126,7 @@
       </w:r>
       <w:r>
         <w:rPr>
+          <w:rFonts w:ascii="Century" w:hAnsi="Century" w:eastAsia="ＭＳ 明朝"/>
           <w:sz w:val="24"/>
           <w:lang w:eastAsia="ja-JP"/>
         </w:rPr>
@@ -4585,6 +5134,7 @@
       </w:r>
       <w:r>
         <w:rPr>
+          <w:rFonts w:ascii="Century" w:hAnsi="Century" w:eastAsia="ＭＳ 明朝"/>
           <w:sz w:val="24"/>
           <w:lang w:eastAsia="ja-JP"/>
         </w:rPr>
@@ -4592,6 +5142,7 @@
       </w:r>
       <w:r>
         <w:rPr>
+          <w:rFonts w:ascii="Century" w:hAnsi="Century" w:eastAsia="ＭＳ 明朝"/>
           <w:sz w:val="24"/>
           <w:lang w:eastAsia="ja-JP"/>
         </w:rPr>
@@ -4599,6 +5150,7 @@
       </w:r>
       <w:r>
         <w:rPr>
+          <w:rFonts w:ascii="Century" w:hAnsi="Century" w:eastAsia="ＭＳ 明朝"/>
           <w:sz w:val="24"/>
           <w:lang w:eastAsia="ja-JP"/>
         </w:rPr>
@@ -4606,6 +5158,7 @@
       </w:r>
       <w:r>
         <w:rPr>
+          <w:rFonts w:ascii="Century" w:hAnsi="Century" w:eastAsia="ＭＳ 明朝"/>
           <w:sz w:val="24"/>
           <w:lang w:eastAsia="ja-JP"/>
         </w:rPr>
@@ -4613,6 +5166,7 @@
       </w:r>
       <w:r>
         <w:rPr>
+          <w:rFonts w:ascii="Century" w:hAnsi="Century" w:eastAsia="ＭＳ 明朝"/>
           <w:sz w:val="24"/>
           <w:lang w:eastAsia="ja-JP"/>
         </w:rPr>
@@ -4620,6 +5174,7 @@
       </w:r>
       <w:r>
         <w:rPr>
+          <w:rFonts w:ascii="Century" w:hAnsi="Century" w:eastAsia="ＭＳ 明朝"/>
           <w:sz w:val="24"/>
           <w:lang w:eastAsia="ja-JP"/>
         </w:rPr>
@@ -4627,30 +5182,35 @@
       </w:r>
       <w:r>
         <w:rPr>
-          <w:sz w:val="24"/>
-          <w:lang w:eastAsia="ja-JP"/>
-        </w:rPr>
-      </w:r>
-      <w:r>
-        <w:rPr>
-          <w:sz w:val="24"/>
-          <w:lang w:eastAsia="ja-JP"/>
-        </w:rPr>
-      </w:r>
-      <w:r>
-        <w:rPr>
-          <w:sz w:val="24"/>
-          <w:lang w:eastAsia="ja-JP"/>
-        </w:rPr>
-      </w:r>
-      <w:r>
-        <w:rPr>
-          <w:sz w:val="24"/>
-          <w:lang w:eastAsia="ja-JP"/>
-        </w:rPr>
-      </w:r>
-      <w:r>
-        <w:rPr>
+          <w:rFonts w:ascii="Century" w:hAnsi="Century" w:eastAsia="ＭＳ 明朝"/>
+          <w:sz w:val="24"/>
+          <w:lang w:eastAsia="ja-JP"/>
+        </w:rPr>
+      </w:r>
+      <w:r>
+        <w:rPr>
+          <w:rFonts w:ascii="Century" w:hAnsi="Century" w:eastAsia="ＭＳ 明朝"/>
+          <w:sz w:val="24"/>
+          <w:lang w:eastAsia="ja-JP"/>
+        </w:rPr>
+      </w:r>
+      <w:r>
+        <w:rPr>
+          <w:rFonts w:ascii="Century" w:hAnsi="Century" w:eastAsia="ＭＳ 明朝"/>
+          <w:sz w:val="24"/>
+          <w:lang w:eastAsia="ja-JP"/>
+        </w:rPr>
+      </w:r>
+      <w:r>
+        <w:rPr>
+          <w:rFonts w:ascii="Century" w:hAnsi="Century" w:eastAsia="ＭＳ 明朝"/>
+          <w:sz w:val="24"/>
+          <w:lang w:eastAsia="ja-JP"/>
+        </w:rPr>
+      </w:r>
+      <w:r>
+        <w:rPr>
+          <w:rFonts w:ascii="Century" w:hAnsi="Century" w:eastAsia="ＭＳ 明朝"/>
           <w:sz w:val="24"/>
           <w:lang w:eastAsia="ja-JP"/>
         </w:rPr>
@@ -4659,7 +5219,8 @@
     </w:p>
     <w:p>
       <w:pPr>
-        <w:ind w:firstLine="210"/>
+        <w:spacing w:lineRule="exact" w:line="360"/>
+        <w:ind w:firstLine="240"/>
         <w:jc w:val="both"/>
         <w:rPr>
           <w:lang w:eastAsia="ja-JP"/>
@@ -4667,6 +5228,7 @@
       </w:pPr>
       <w:r>
         <w:rPr>
+          <w:rFonts w:ascii="Century" w:hAnsi="Century" w:eastAsia="ＭＳ 明朝"/>
           <w:sz w:val="24"/>
           <w:lang w:eastAsia="ja-JP"/>
         </w:rPr>
@@ -4674,6 +5236,7 @@
       </w:r>
       <w:r>
         <w:rPr>
+          <w:rFonts w:ascii="Century" w:hAnsi="Century" w:eastAsia="ＭＳ 明朝"/>
           <w:sz w:val="24"/>
           <w:lang w:eastAsia="ja-JP"/>
         </w:rPr>
@@ -4681,6 +5244,7 @@
       </w:r>
       <w:r>
         <w:rPr>
+          <w:rFonts w:ascii="Century" w:hAnsi="Century" w:eastAsia="ＭＳ 明朝"/>
           <w:sz w:val="24"/>
           <w:lang w:eastAsia="ja-JP"/>
         </w:rPr>
@@ -4688,6 +5252,7 @@
       </w:r>
       <w:r>
         <w:rPr>
+          <w:rFonts w:ascii="Century" w:hAnsi="Century" w:eastAsia="ＭＳ 明朝"/>
           <w:sz w:val="24"/>
           <w:lang w:eastAsia="ja-JP"/>
         </w:rPr>
@@ -4695,30 +5260,35 @@
       </w:r>
       <w:r>
         <w:rPr>
-          <w:sz w:val="24"/>
-          <w:lang w:eastAsia="ja-JP"/>
-        </w:rPr>
-      </w:r>
-      <w:r>
-        <w:rPr>
-          <w:sz w:val="24"/>
-          <w:lang w:eastAsia="ja-JP"/>
-        </w:rPr>
-      </w:r>
-      <w:r>
-        <w:rPr>
-          <w:sz w:val="24"/>
-          <w:lang w:eastAsia="ja-JP"/>
-        </w:rPr>
-      </w:r>
-      <w:r>
-        <w:rPr>
-          <w:sz w:val="24"/>
-          <w:lang w:eastAsia="ja-JP"/>
-        </w:rPr>
-      </w:r>
-      <w:r>
-        <w:rPr>
+          <w:rFonts w:ascii="Century" w:hAnsi="Century" w:eastAsia="ＭＳ 明朝"/>
+          <w:sz w:val="24"/>
+          <w:lang w:eastAsia="ja-JP"/>
+        </w:rPr>
+      </w:r>
+      <w:r>
+        <w:rPr>
+          <w:rFonts w:ascii="Century" w:hAnsi="Century" w:eastAsia="ＭＳ 明朝"/>
+          <w:sz w:val="24"/>
+          <w:lang w:eastAsia="ja-JP"/>
+        </w:rPr>
+      </w:r>
+      <w:r>
+        <w:rPr>
+          <w:rFonts w:ascii="Century" w:hAnsi="Century" w:eastAsia="ＭＳ 明朝"/>
+          <w:sz w:val="24"/>
+          <w:lang w:eastAsia="ja-JP"/>
+        </w:rPr>
+      </w:r>
+      <w:r>
+        <w:rPr>
+          <w:rFonts w:ascii="Century" w:hAnsi="Century" w:eastAsia="ＭＳ 明朝"/>
+          <w:sz w:val="24"/>
+          <w:lang w:eastAsia="ja-JP"/>
+        </w:rPr>
+      </w:r>
+      <w:r>
+        <w:rPr>
+          <w:rFonts w:ascii="Century" w:hAnsi="Century" w:eastAsia="ＭＳ 明朝"/>
           <w:sz w:val="24"/>
           <w:lang w:eastAsia="ja-JP"/>
         </w:rPr>
@@ -4726,24 +5296,28 @@
       </w:r>
       <w:r>
         <w:rPr>
-          <w:sz w:val="24"/>
-          <w:lang w:eastAsia="ja-JP"/>
-        </w:rPr>
-      </w:r>
-      <w:r>
-        <w:rPr>
-          <w:sz w:val="24"/>
-          <w:lang w:eastAsia="ja-JP"/>
-        </w:rPr>
-      </w:r>
-      <w:r>
-        <w:rPr>
-          <w:sz w:val="24"/>
-          <w:lang w:eastAsia="ja-JP"/>
-        </w:rPr>
-      </w:r>
-      <w:r>
-        <w:rPr>
+          <w:rFonts w:ascii="Century" w:hAnsi="Century" w:eastAsia="ＭＳ 明朝"/>
+          <w:sz w:val="24"/>
+          <w:lang w:eastAsia="ja-JP"/>
+        </w:rPr>
+      </w:r>
+      <w:r>
+        <w:rPr>
+          <w:rFonts w:ascii="Century" w:hAnsi="Century" w:eastAsia="ＭＳ 明朝"/>
+          <w:sz w:val="24"/>
+          <w:lang w:eastAsia="ja-JP"/>
+        </w:rPr>
+      </w:r>
+      <w:r>
+        <w:rPr>
+          <w:rFonts w:ascii="Century" w:hAnsi="Century" w:eastAsia="ＭＳ 明朝"/>
+          <w:sz w:val="24"/>
+          <w:lang w:eastAsia="ja-JP"/>
+        </w:rPr>
+      </w:r>
+      <w:r>
+        <w:rPr>
+          <w:rFonts w:ascii="Century" w:hAnsi="Century" w:eastAsia="ＭＳ 明朝"/>
           <w:sz w:val="24"/>
           <w:lang w:eastAsia="ja-JP"/>
         </w:rPr>
@@ -4752,7 +5326,8 @@
     </w:p>
     <w:p>
       <w:pPr>
-        <w:ind w:firstLine="210"/>
+        <w:spacing w:lineRule="exact" w:line="360"/>
+        <w:ind w:firstLine="240"/>
         <w:jc w:val="both"/>
         <w:rPr>
           <w:lang w:eastAsia="ja-JP"/>
@@ -4760,6 +5335,7 @@
       </w:pPr>
       <w:r>
         <w:rPr>
+          <w:rFonts w:ascii="Century" w:hAnsi="Century" w:eastAsia="ＭＳ 明朝"/>
           <w:sz w:val="24"/>
           <w:lang w:eastAsia="ja-JP"/>
         </w:rPr>
@@ -4767,6 +5343,7 @@
       </w:r>
       <w:r>
         <w:rPr>
+          <w:rFonts w:ascii="Century" w:hAnsi="Century" w:eastAsia="ＭＳ 明朝"/>
           <w:sz w:val="24"/>
           <w:lang w:eastAsia="ja-JP"/>
         </w:rPr>
@@ -4774,6 +5351,7 @@
       </w:r>
       <w:r>
         <w:rPr>
+          <w:rFonts w:ascii="Century" w:hAnsi="Century" w:eastAsia="ＭＳ 明朝"/>
           <w:sz w:val="24"/>
           <w:lang w:eastAsia="ja-JP"/>
         </w:rPr>
@@ -4781,6 +5359,7 @@
       </w:r>
       <w:r>
         <w:rPr>
+          <w:rFonts w:ascii="Century" w:hAnsi="Century" w:eastAsia="ＭＳ 明朝"/>
           <w:sz w:val="24"/>
           <w:lang w:eastAsia="ja-JP"/>
         </w:rPr>
@@ -4788,6 +5367,7 @@
       </w:r>
       <w:r>
         <w:rPr>
+          <w:rFonts w:ascii="Century" w:hAnsi="Century" w:eastAsia="ＭＳ 明朝"/>
           <w:sz w:val="24"/>
           <w:lang w:eastAsia="ja-JP"/>
         </w:rPr>
@@ -4795,6 +5375,7 @@
       </w:r>
       <w:r>
         <w:rPr>
+          <w:rFonts w:ascii="Century" w:hAnsi="Century" w:eastAsia="ＭＳ 明朝"/>
           <w:sz w:val="24"/>
           <w:lang w:eastAsia="ja-JP"/>
         </w:rPr>
@@ -4802,6 +5383,7 @@
       </w:r>
       <w:r>
         <w:rPr>
+          <w:rFonts w:ascii="Century" w:hAnsi="Century" w:eastAsia="ＭＳ 明朝"/>
           <w:sz w:val="24"/>
           <w:lang w:eastAsia="ja-JP"/>
         </w:rPr>
@@ -4809,6 +5391,7 @@
       </w:r>
       <w:r>
         <w:rPr>
+          <w:rFonts w:ascii="Century" w:hAnsi="Century" w:eastAsia="ＭＳ 明朝"/>
           <w:sz w:val="24"/>
           <w:lang w:eastAsia="ja-JP"/>
         </w:rPr>
@@ -4816,6 +5399,7 @@
       </w:r>
       <w:r>
         <w:rPr>
+          <w:rFonts w:ascii="Century" w:hAnsi="Century" w:eastAsia="ＭＳ 明朝"/>
           <w:sz w:val="24"/>
           <w:lang w:eastAsia="ja-JP"/>
         </w:rPr>
@@ -4823,6 +5407,7 @@
       </w:r>
       <w:r>
         <w:rPr>
+          <w:rFonts w:ascii="Century" w:hAnsi="Century" w:eastAsia="ＭＳ 明朝"/>
           <w:sz w:val="24"/>
           <w:lang w:eastAsia="ja-JP"/>
         </w:rPr>
@@ -4830,6 +5415,7 @@
       </w:r>
       <w:r>
         <w:rPr>
+          <w:rFonts w:ascii="Century" w:hAnsi="Century" w:eastAsia="ＭＳ 明朝"/>
           <w:sz w:val="24"/>
           <w:lang w:eastAsia="ja-JP"/>
         </w:rPr>
@@ -4837,24 +5423,28 @@
       </w:r>
       <w:r>
         <w:rPr>
-          <w:sz w:val="24"/>
-          <w:lang w:eastAsia="ja-JP"/>
-        </w:rPr>
-      </w:r>
-      <w:r>
-        <w:rPr>
-          <w:sz w:val="24"/>
-          <w:lang w:eastAsia="ja-JP"/>
-        </w:rPr>
-      </w:r>
-      <w:r>
-        <w:rPr>
-          <w:sz w:val="24"/>
-          <w:lang w:eastAsia="ja-JP"/>
-        </w:rPr>
-      </w:r>
-      <w:r>
-        <w:rPr>
+          <w:rFonts w:ascii="Century" w:hAnsi="Century" w:eastAsia="ＭＳ 明朝"/>
+          <w:sz w:val="24"/>
+          <w:lang w:eastAsia="ja-JP"/>
+        </w:rPr>
+      </w:r>
+      <w:r>
+        <w:rPr>
+          <w:rFonts w:ascii="Century" w:hAnsi="Century" w:eastAsia="ＭＳ 明朝"/>
+          <w:sz w:val="24"/>
+          <w:lang w:eastAsia="ja-JP"/>
+        </w:rPr>
+      </w:r>
+      <w:r>
+        <w:rPr>
+          <w:rFonts w:ascii="Century" w:hAnsi="Century" w:eastAsia="ＭＳ 明朝"/>
+          <w:sz w:val="24"/>
+          <w:lang w:eastAsia="ja-JP"/>
+        </w:rPr>
+      </w:r>
+      <w:r>
+        <w:rPr>
+          <w:rFonts w:ascii="Century" w:hAnsi="Century" w:eastAsia="ＭＳ 明朝"/>
           <w:sz w:val="24"/>
           <w:lang w:eastAsia="ja-JP"/>
         </w:rPr>
@@ -4862,6 +5452,7 @@
       </w:r>
       <w:r>
         <w:rPr>
+          <w:rFonts w:ascii="Century" w:hAnsi="Century" w:eastAsia="ＭＳ 明朝"/>
           <w:sz w:val="24"/>
           <w:lang w:eastAsia="ja-JP"/>
         </w:rPr>
@@ -4869,6 +5460,7 @@
       </w:r>
       <w:r>
         <w:rPr>
+          <w:rFonts w:ascii="Century" w:hAnsi="Century" w:eastAsia="ＭＳ 明朝"/>
           <w:sz w:val="24"/>
           <w:lang w:eastAsia="ja-JP"/>
         </w:rPr>
@@ -4876,6 +5468,7 @@
       </w:r>
       <w:r>
         <w:rPr>
+          <w:rFonts w:ascii="Century" w:hAnsi="Century" w:eastAsia="ＭＳ 明朝"/>
           <w:sz w:val="24"/>
           <w:lang w:eastAsia="ja-JP"/>
         </w:rPr>
@@ -4883,6 +5476,7 @@
       </w:r>
       <w:r>
         <w:rPr>
+          <w:rFonts w:ascii="Century" w:hAnsi="Century" w:eastAsia="ＭＳ 明朝"/>
           <w:sz w:val="24"/>
           <w:lang w:eastAsia="ja-JP"/>
         </w:rPr>
@@ -4890,6 +5484,7 @@
       </w:r>
       <w:r>
         <w:rPr>
+          <w:rFonts w:ascii="Century" w:hAnsi="Century" w:eastAsia="ＭＳ 明朝"/>
           <w:sz w:val="24"/>
           <w:lang w:eastAsia="ja-JP"/>
         </w:rPr>
@@ -4897,6 +5492,7 @@
       </w:r>
       <w:r>
         <w:rPr>
+          <w:rFonts w:ascii="Century" w:hAnsi="Century" w:eastAsia="ＭＳ 明朝"/>
           <w:sz w:val="24"/>
           <w:lang w:eastAsia="ja-JP"/>
         </w:rPr>
@@ -4905,19 +5501,27 @@
     </w:p>
     <w:p>
       <w:pPr>
-        <w:pStyle w:val="3"/>
-        <w:rPr>
-          <w:lang w:eastAsia="ja-JP"/>
-        </w:rPr>
-      </w:pPr>
-      <w:r>
-        <w:rPr>
+        <w:keepNext/>
+        <w:spacing w:lineRule="exact" w:line="360"/>
+        <w:ind w:firstLine="0" w:left="0"/>
+        <w:rPr>
+          <w:lang w:eastAsia="ja-JP"/>
+        </w:rPr>
+      </w:pPr>
+      <w:r>
+        <w:rPr>
+          <w:rFonts w:ascii="Century" w:hAnsi="Century" w:eastAsia="ＭＳ 明朝"/>
+          <w:b/>
+          <w:sz w:val="24"/>
           <w:lang w:eastAsia="ja-JP"/>
         </w:rPr>
         <w:t>2.2.3</w:t>
       </w:r>
       <w:r>
         <w:rPr>
+          <w:rFonts w:ascii="Century" w:hAnsi="Century" w:eastAsia="ＭＳ 明朝"/>
+          <w:b/>
+          <w:sz w:val="24"/>
           <w:lang w:eastAsia="ja-JP"/>
         </w:rPr>
         <w:t xml:space="preserve">　ガバナンス構造と識別的整合</w:t>
@@ -4925,7 +5529,8 @@
     </w:p>
     <w:p>
       <w:pPr>
-        <w:ind w:firstLine="210"/>
+        <w:spacing w:lineRule="exact" w:line="360"/>
+        <w:ind w:firstLine="240"/>
         <w:jc w:val="both"/>
         <w:rPr>
           <w:lang w:eastAsia="ja-JP"/>
@@ -4933,6 +5538,7 @@
       </w:pPr>
       <w:r>
         <w:rPr>
+          <w:rFonts w:ascii="Century" w:hAnsi="Century" w:eastAsia="ＭＳ 明朝"/>
           <w:sz w:val="24"/>
           <w:lang w:eastAsia="ja-JP"/>
         </w:rPr>
@@ -4940,6 +5546,7 @@
       </w:r>
       <w:r>
         <w:rPr>
+          <w:rFonts w:ascii="Century" w:hAnsi="Century" w:eastAsia="ＭＳ 明朝"/>
           <w:sz w:val="24"/>
           <w:lang w:eastAsia="ja-JP"/>
         </w:rPr>
@@ -4947,30 +5554,35 @@
       </w:r>
       <w:r>
         <w:rPr>
-          <w:sz w:val="24"/>
-          <w:lang w:eastAsia="ja-JP"/>
-        </w:rPr>
-      </w:r>
-      <w:r>
-        <w:rPr>
-          <w:sz w:val="24"/>
-          <w:lang w:eastAsia="ja-JP"/>
-        </w:rPr>
-      </w:r>
-      <w:r>
-        <w:rPr>
-          <w:sz w:val="24"/>
-          <w:lang w:eastAsia="ja-JP"/>
-        </w:rPr>
-      </w:r>
-      <w:r>
-        <w:rPr>
-          <w:sz w:val="24"/>
-          <w:lang w:eastAsia="ja-JP"/>
-        </w:rPr>
-      </w:r>
-      <w:r>
-        <w:rPr>
+          <w:rFonts w:ascii="Century" w:hAnsi="Century" w:eastAsia="ＭＳ 明朝"/>
+          <w:sz w:val="24"/>
+          <w:lang w:eastAsia="ja-JP"/>
+        </w:rPr>
+      </w:r>
+      <w:r>
+        <w:rPr>
+          <w:rFonts w:ascii="Century" w:hAnsi="Century" w:eastAsia="ＭＳ 明朝"/>
+          <w:sz w:val="24"/>
+          <w:lang w:eastAsia="ja-JP"/>
+        </w:rPr>
+      </w:r>
+      <w:r>
+        <w:rPr>
+          <w:rFonts w:ascii="Century" w:hAnsi="Century" w:eastAsia="ＭＳ 明朝"/>
+          <w:sz w:val="24"/>
+          <w:lang w:eastAsia="ja-JP"/>
+        </w:rPr>
+      </w:r>
+      <w:r>
+        <w:rPr>
+          <w:rFonts w:ascii="Century" w:hAnsi="Century" w:eastAsia="ＭＳ 明朝"/>
+          <w:sz w:val="24"/>
+          <w:lang w:eastAsia="ja-JP"/>
+        </w:rPr>
+      </w:r>
+      <w:r>
+        <w:rPr>
+          <w:rFonts w:ascii="Century" w:hAnsi="Century" w:eastAsia="ＭＳ 明朝"/>
           <w:sz w:val="24"/>
           <w:lang w:eastAsia="ja-JP"/>
         </w:rPr>
@@ -4978,6 +5590,7 @@
       </w:r>
       <w:r>
         <w:rPr>
+          <w:rFonts w:ascii="Century" w:hAnsi="Century" w:eastAsia="ＭＳ 明朝"/>
           <w:sz w:val="24"/>
           <w:lang w:eastAsia="ja-JP"/>
         </w:rPr>
@@ -4985,30 +5598,35 @@
       </w:r>
       <w:r>
         <w:rPr>
-          <w:sz w:val="24"/>
-          <w:lang w:eastAsia="ja-JP"/>
-        </w:rPr>
-      </w:r>
-      <w:r>
-        <w:rPr>
-          <w:sz w:val="24"/>
-          <w:lang w:eastAsia="ja-JP"/>
-        </w:rPr>
-      </w:r>
-      <w:r>
-        <w:rPr>
-          <w:sz w:val="24"/>
-          <w:lang w:eastAsia="ja-JP"/>
-        </w:rPr>
-      </w:r>
-      <w:r>
-        <w:rPr>
-          <w:sz w:val="24"/>
-          <w:lang w:eastAsia="ja-JP"/>
-        </w:rPr>
-      </w:r>
-      <w:r>
-        <w:rPr>
+          <w:rFonts w:ascii="Century" w:hAnsi="Century" w:eastAsia="ＭＳ 明朝"/>
+          <w:sz w:val="24"/>
+          <w:lang w:eastAsia="ja-JP"/>
+        </w:rPr>
+      </w:r>
+      <w:r>
+        <w:rPr>
+          <w:rFonts w:ascii="Century" w:hAnsi="Century" w:eastAsia="ＭＳ 明朝"/>
+          <w:sz w:val="24"/>
+          <w:lang w:eastAsia="ja-JP"/>
+        </w:rPr>
+      </w:r>
+      <w:r>
+        <w:rPr>
+          <w:rFonts w:ascii="Century" w:hAnsi="Century" w:eastAsia="ＭＳ 明朝"/>
+          <w:sz w:val="24"/>
+          <w:lang w:eastAsia="ja-JP"/>
+        </w:rPr>
+      </w:r>
+      <w:r>
+        <w:rPr>
+          <w:rFonts w:ascii="Century" w:hAnsi="Century" w:eastAsia="ＭＳ 明朝"/>
+          <w:sz w:val="24"/>
+          <w:lang w:eastAsia="ja-JP"/>
+        </w:rPr>
+      </w:r>
+      <w:r>
+        <w:rPr>
+          <w:rFonts w:ascii="Century" w:hAnsi="Century" w:eastAsia="ＭＳ 明朝"/>
           <w:sz w:val="24"/>
           <w:lang w:eastAsia="ja-JP"/>
         </w:rPr>
@@ -5016,6 +5634,7 @@
       </w:r>
       <w:r>
         <w:rPr>
+          <w:rFonts w:ascii="Century" w:hAnsi="Century" w:eastAsia="ＭＳ 明朝"/>
           <w:sz w:val="24"/>
           <w:lang w:eastAsia="ja-JP"/>
         </w:rPr>
@@ -5023,6 +5642,7 @@
       </w:r>
       <w:r>
         <w:rPr>
+          <w:rFonts w:ascii="Century" w:hAnsi="Century" w:eastAsia="ＭＳ 明朝"/>
           <w:sz w:val="24"/>
           <w:lang w:eastAsia="ja-JP"/>
         </w:rPr>
@@ -5030,6 +5650,7 @@
       </w:r>
       <w:r>
         <w:rPr>
+          <w:rFonts w:ascii="Century" w:hAnsi="Century" w:eastAsia="ＭＳ 明朝"/>
           <w:sz w:val="24"/>
           <w:lang w:eastAsia="ja-JP"/>
         </w:rPr>
@@ -5037,30 +5658,35 @@
       </w:r>
       <w:r>
         <w:rPr>
-          <w:sz w:val="24"/>
-          <w:lang w:eastAsia="ja-JP"/>
-        </w:rPr>
-      </w:r>
-      <w:r>
-        <w:rPr>
-          <w:sz w:val="24"/>
-          <w:lang w:eastAsia="ja-JP"/>
-        </w:rPr>
-      </w:r>
-      <w:r>
-        <w:rPr>
-          <w:sz w:val="24"/>
-          <w:lang w:eastAsia="ja-JP"/>
-        </w:rPr>
-      </w:r>
-      <w:r>
-        <w:rPr>
-          <w:sz w:val="24"/>
-          <w:lang w:eastAsia="ja-JP"/>
-        </w:rPr>
-      </w:r>
-      <w:r>
-        <w:rPr>
+          <w:rFonts w:ascii="Century" w:hAnsi="Century" w:eastAsia="ＭＳ 明朝"/>
+          <w:sz w:val="24"/>
+          <w:lang w:eastAsia="ja-JP"/>
+        </w:rPr>
+      </w:r>
+      <w:r>
+        <w:rPr>
+          <w:rFonts w:ascii="Century" w:hAnsi="Century" w:eastAsia="ＭＳ 明朝"/>
+          <w:sz w:val="24"/>
+          <w:lang w:eastAsia="ja-JP"/>
+        </w:rPr>
+      </w:r>
+      <w:r>
+        <w:rPr>
+          <w:rFonts w:ascii="Century" w:hAnsi="Century" w:eastAsia="ＭＳ 明朝"/>
+          <w:sz w:val="24"/>
+          <w:lang w:eastAsia="ja-JP"/>
+        </w:rPr>
+      </w:r>
+      <w:r>
+        <w:rPr>
+          <w:rFonts w:ascii="Century" w:hAnsi="Century" w:eastAsia="ＭＳ 明朝"/>
+          <w:sz w:val="24"/>
+          <w:lang w:eastAsia="ja-JP"/>
+        </w:rPr>
+      </w:r>
+      <w:r>
+        <w:rPr>
+          <w:rFonts w:ascii="Century" w:hAnsi="Century" w:eastAsia="ＭＳ 明朝"/>
           <w:sz w:val="24"/>
           <w:lang w:eastAsia="ja-JP"/>
         </w:rPr>
@@ -5068,6 +5694,7 @@
       </w:r>
       <w:r>
         <w:rPr>
+          <w:rFonts w:ascii="Century" w:hAnsi="Century" w:eastAsia="ＭＳ 明朝"/>
           <w:sz w:val="24"/>
           <w:lang w:eastAsia="ja-JP"/>
         </w:rPr>
@@ -5075,30 +5702,35 @@
       </w:r>
       <w:r>
         <w:rPr>
-          <w:sz w:val="24"/>
-          <w:lang w:eastAsia="ja-JP"/>
-        </w:rPr>
-      </w:r>
-      <w:r>
-        <w:rPr>
-          <w:sz w:val="24"/>
-          <w:lang w:eastAsia="ja-JP"/>
-        </w:rPr>
-      </w:r>
-      <w:r>
-        <w:rPr>
-          <w:sz w:val="24"/>
-          <w:lang w:eastAsia="ja-JP"/>
-        </w:rPr>
-      </w:r>
-      <w:r>
-        <w:rPr>
-          <w:sz w:val="24"/>
-          <w:lang w:eastAsia="ja-JP"/>
-        </w:rPr>
-      </w:r>
-      <w:r>
-        <w:rPr>
+          <w:rFonts w:ascii="Century" w:hAnsi="Century" w:eastAsia="ＭＳ 明朝"/>
+          <w:sz w:val="24"/>
+          <w:lang w:eastAsia="ja-JP"/>
+        </w:rPr>
+      </w:r>
+      <w:r>
+        <w:rPr>
+          <w:rFonts w:ascii="Century" w:hAnsi="Century" w:eastAsia="ＭＳ 明朝"/>
+          <w:sz w:val="24"/>
+          <w:lang w:eastAsia="ja-JP"/>
+        </w:rPr>
+      </w:r>
+      <w:r>
+        <w:rPr>
+          <w:rFonts w:ascii="Century" w:hAnsi="Century" w:eastAsia="ＭＳ 明朝"/>
+          <w:sz w:val="24"/>
+          <w:lang w:eastAsia="ja-JP"/>
+        </w:rPr>
+      </w:r>
+      <w:r>
+        <w:rPr>
+          <w:rFonts w:ascii="Century" w:hAnsi="Century" w:eastAsia="ＭＳ 明朝"/>
+          <w:sz w:val="24"/>
+          <w:lang w:eastAsia="ja-JP"/>
+        </w:rPr>
+      </w:r>
+      <w:r>
+        <w:rPr>
+          <w:rFonts w:ascii="Century" w:hAnsi="Century" w:eastAsia="ＭＳ 明朝"/>
           <w:sz w:val="24"/>
           <w:lang w:eastAsia="ja-JP"/>
         </w:rPr>
@@ -5107,7 +5739,8 @@
     </w:p>
     <w:p>
       <w:pPr>
-        <w:ind w:firstLine="210"/>
+        <w:spacing w:lineRule="exact" w:line="360"/>
+        <w:ind w:firstLine="240"/>
         <w:jc w:val="both"/>
         <w:rPr>
           <w:lang w:eastAsia="ja-JP"/>
@@ -5115,6 +5748,7 @@
       </w:pPr>
       <w:r>
         <w:rPr>
+          <w:rFonts w:ascii="Century" w:hAnsi="Century" w:eastAsia="ＭＳ 明朝"/>
           <w:sz w:val="24"/>
           <w:lang w:eastAsia="ja-JP"/>
         </w:rPr>
@@ -5122,6 +5756,7 @@
       </w:r>
       <w:r>
         <w:rPr>
+          <w:rFonts w:ascii="Century" w:hAnsi="Century" w:eastAsia="ＭＳ 明朝"/>
           <w:sz w:val="24"/>
           <w:lang w:eastAsia="ja-JP"/>
         </w:rPr>
@@ -5129,30 +5764,35 @@
       </w:r>
       <w:r>
         <w:rPr>
-          <w:sz w:val="24"/>
-          <w:lang w:eastAsia="ja-JP"/>
-        </w:rPr>
-      </w:r>
-      <w:r>
-        <w:rPr>
-          <w:sz w:val="24"/>
-          <w:lang w:eastAsia="ja-JP"/>
-        </w:rPr>
-      </w:r>
-      <w:r>
-        <w:rPr>
-          <w:sz w:val="24"/>
-          <w:lang w:eastAsia="ja-JP"/>
-        </w:rPr>
-      </w:r>
-      <w:r>
-        <w:rPr>
-          <w:sz w:val="24"/>
-          <w:lang w:eastAsia="ja-JP"/>
-        </w:rPr>
-      </w:r>
-      <w:r>
-        <w:rPr>
+          <w:rFonts w:ascii="Century" w:hAnsi="Century" w:eastAsia="ＭＳ 明朝"/>
+          <w:sz w:val="24"/>
+          <w:lang w:eastAsia="ja-JP"/>
+        </w:rPr>
+      </w:r>
+      <w:r>
+        <w:rPr>
+          <w:rFonts w:ascii="Century" w:hAnsi="Century" w:eastAsia="ＭＳ 明朝"/>
+          <w:sz w:val="24"/>
+          <w:lang w:eastAsia="ja-JP"/>
+        </w:rPr>
+      </w:r>
+      <w:r>
+        <w:rPr>
+          <w:rFonts w:ascii="Century" w:hAnsi="Century" w:eastAsia="ＭＳ 明朝"/>
+          <w:sz w:val="24"/>
+          <w:lang w:eastAsia="ja-JP"/>
+        </w:rPr>
+      </w:r>
+      <w:r>
+        <w:rPr>
+          <w:rFonts w:ascii="Century" w:hAnsi="Century" w:eastAsia="ＭＳ 明朝"/>
+          <w:sz w:val="24"/>
+          <w:lang w:eastAsia="ja-JP"/>
+        </w:rPr>
+      </w:r>
+      <w:r>
+        <w:rPr>
+          <w:rFonts w:ascii="Century" w:hAnsi="Century" w:eastAsia="ＭＳ 明朝"/>
           <w:sz w:val="24"/>
           <w:lang w:eastAsia="ja-JP"/>
         </w:rPr>
@@ -5160,6 +5800,7 @@
       </w:r>
       <w:r>
         <w:rPr>
+          <w:rFonts w:ascii="Century" w:hAnsi="Century" w:eastAsia="ＭＳ 明朝"/>
           <w:sz w:val="24"/>
           <w:lang w:eastAsia="ja-JP"/>
         </w:rPr>
@@ -5167,6 +5808,7 @@
       </w:r>
       <w:r>
         <w:rPr>
+          <w:rFonts w:ascii="Century" w:hAnsi="Century" w:eastAsia="ＭＳ 明朝"/>
           <w:sz w:val="24"/>
           <w:lang w:eastAsia="ja-JP"/>
         </w:rPr>
@@ -5174,6 +5816,7 @@
       </w:r>
       <w:r>
         <w:rPr>
+          <w:rFonts w:ascii="Century" w:hAnsi="Century" w:eastAsia="ＭＳ 明朝"/>
           <w:sz w:val="24"/>
           <w:lang w:eastAsia="ja-JP"/>
         </w:rPr>
@@ -5181,6 +5824,7 @@
       </w:r>
       <w:r>
         <w:rPr>
+          <w:rFonts w:ascii="Century" w:hAnsi="Century" w:eastAsia="ＭＳ 明朝"/>
           <w:sz w:val="24"/>
           <w:lang w:eastAsia="ja-JP"/>
         </w:rPr>
@@ -5188,6 +5832,7 @@
       </w:r>
       <w:r>
         <w:rPr>
+          <w:rFonts w:ascii="Century" w:hAnsi="Century" w:eastAsia="ＭＳ 明朝"/>
           <w:sz w:val="24"/>
           <w:lang w:eastAsia="ja-JP"/>
         </w:rPr>
@@ -5195,6 +5840,7 @@
       </w:r>
       <w:r>
         <w:rPr>
+          <w:rFonts w:ascii="Century" w:hAnsi="Century" w:eastAsia="ＭＳ 明朝"/>
           <w:sz w:val="24"/>
           <w:lang w:eastAsia="ja-JP"/>
         </w:rPr>
@@ -5202,6 +5848,7 @@
       </w:r>
       <w:r>
         <w:rPr>
+          <w:rFonts w:ascii="Century" w:hAnsi="Century" w:eastAsia="ＭＳ 明朝"/>
           <w:sz w:val="24"/>
           <w:lang w:eastAsia="ja-JP"/>
         </w:rPr>
@@ -5209,6 +5856,7 @@
       </w:r>
       <w:r>
         <w:rPr>
+          <w:rFonts w:ascii="Century" w:hAnsi="Century" w:eastAsia="ＭＳ 明朝"/>
           <w:sz w:val="24"/>
           <w:lang w:eastAsia="ja-JP"/>
         </w:rPr>
@@ -5216,6 +5864,7 @@
       </w:r>
       <w:r>
         <w:rPr>
+          <w:rFonts w:ascii="Century" w:hAnsi="Century" w:eastAsia="ＭＳ 明朝"/>
           <w:sz w:val="24"/>
           <w:lang w:eastAsia="ja-JP"/>
         </w:rPr>
@@ -5223,30 +5872,35 @@
       </w:r>
       <w:r>
         <w:rPr>
-          <w:sz w:val="24"/>
-          <w:lang w:eastAsia="ja-JP"/>
-        </w:rPr>
-      </w:r>
-      <w:r>
-        <w:rPr>
-          <w:sz w:val="24"/>
-          <w:lang w:eastAsia="ja-JP"/>
-        </w:rPr>
-      </w:r>
-      <w:r>
-        <w:rPr>
-          <w:sz w:val="24"/>
-          <w:lang w:eastAsia="ja-JP"/>
-        </w:rPr>
-      </w:r>
-      <w:r>
-        <w:rPr>
-          <w:sz w:val="24"/>
-          <w:lang w:eastAsia="ja-JP"/>
-        </w:rPr>
-      </w:r>
-      <w:r>
-        <w:rPr>
+          <w:rFonts w:ascii="Century" w:hAnsi="Century" w:eastAsia="ＭＳ 明朝"/>
+          <w:sz w:val="24"/>
+          <w:lang w:eastAsia="ja-JP"/>
+        </w:rPr>
+      </w:r>
+      <w:r>
+        <w:rPr>
+          <w:rFonts w:ascii="Century" w:hAnsi="Century" w:eastAsia="ＭＳ 明朝"/>
+          <w:sz w:val="24"/>
+          <w:lang w:eastAsia="ja-JP"/>
+        </w:rPr>
+      </w:r>
+      <w:r>
+        <w:rPr>
+          <w:rFonts w:ascii="Century" w:hAnsi="Century" w:eastAsia="ＭＳ 明朝"/>
+          <w:sz w:val="24"/>
+          <w:lang w:eastAsia="ja-JP"/>
+        </w:rPr>
+      </w:r>
+      <w:r>
+        <w:rPr>
+          <w:rFonts w:ascii="Century" w:hAnsi="Century" w:eastAsia="ＭＳ 明朝"/>
+          <w:sz w:val="24"/>
+          <w:lang w:eastAsia="ja-JP"/>
+        </w:rPr>
+      </w:r>
+      <w:r>
+        <w:rPr>
+          <w:rFonts w:ascii="Century" w:hAnsi="Century" w:eastAsia="ＭＳ 明朝"/>
           <w:sz w:val="24"/>
           <w:lang w:eastAsia="ja-JP"/>
         </w:rPr>
@@ -5254,6 +5908,7 @@
       </w:r>
       <w:r>
         <w:rPr>
+          <w:rFonts w:ascii="Century" w:hAnsi="Century" w:eastAsia="ＭＳ 明朝"/>
           <w:sz w:val="24"/>
           <w:lang w:eastAsia="ja-JP"/>
         </w:rPr>
@@ -5261,6 +5916,7 @@
       </w:r>
       <w:r>
         <w:rPr>
+          <w:rFonts w:ascii="Century" w:hAnsi="Century" w:eastAsia="ＭＳ 明朝"/>
           <w:sz w:val="24"/>
           <w:lang w:eastAsia="ja-JP"/>
         </w:rPr>
@@ -5270,7 +5926,7 @@
     <w:p>
       <w:pPr>
         <w:keepNext/>
-        <w:spacing w:before="120"/>
+        <w:spacing w:before="120" w:lineRule="exact" w:line="360"/>
         <w:jc w:val="center"/>
         <w:rPr>
           <w:lang w:eastAsia="ja-JP"/>
@@ -5278,7 +5934,7 @@
       </w:pPr>
       <w:r>
         <w:rPr>
-          <w:rFonts w:ascii="Arial" w:eastAsia="MS Gothic" w:hAnsi="Arial"/>
+          <w:rFonts w:ascii="Century" w:eastAsia="ＭＳ 明朝" w:hAnsi="Century"/>
           <w:sz w:val="24"/>
           <w:lang w:eastAsia="ja-JP"/>
         </w:rPr>
@@ -5286,7 +5942,7 @@
       </w:r>
       <w:r>
         <w:rPr>
-          <w:rFonts w:ascii="Arial" w:eastAsia="MS Gothic" w:hAnsi="Arial"/>
+          <w:rFonts w:ascii="Century" w:eastAsia="ＭＳ 明朝" w:hAnsi="Century"/>
           <w:sz w:val="24"/>
           <w:lang w:eastAsia="ja-JP"/>
         </w:rPr>
@@ -5294,7 +5950,7 @@
       </w:r>
       <w:r>
         <w:rPr>
-          <w:rFonts w:ascii="Arial" w:eastAsia="MS Gothic" w:hAnsi="Arial"/>
+          <w:rFonts w:ascii="Century" w:eastAsia="ＭＳ 明朝" w:hAnsi="Century"/>
           <w:sz w:val="24"/>
           <w:lang w:eastAsia="ja-JP"/>
         </w:rPr>
@@ -5369,6 +6025,7 @@
             </w:pPr>
             <w:r>
               <w:rPr>
+                <w:rFonts w:ascii="Century" w:hAnsi="Century" w:eastAsia="ＭＳ 明朝"/>
                 <w:b/>
                 <w:bCs/>
                 <w:sz w:val="19"/>
@@ -5392,6 +6049,7 @@
             </w:pPr>
             <w:r>
               <w:rPr>
+                <w:rFonts w:ascii="Century" w:hAnsi="Century" w:eastAsia="ＭＳ 明朝"/>
                 <w:b/>
                 <w:bCs/>
                 <w:sz w:val="19"/>
@@ -5402,6 +6060,7 @@
             <w:proofErr w:type="gramStart"/>
             <w:r>
               <w:rPr>
+                <w:rFonts w:ascii="Century" w:hAnsi="Century" w:eastAsia="ＭＳ 明朝"/>
                 <w:b/>
                 <w:bCs/>
                 <w:sz w:val="19"/>
@@ -5426,6 +6085,7 @@
             </w:pPr>
             <w:r>
               <w:rPr>
+                <w:rFonts w:ascii="Century" w:hAnsi="Century" w:eastAsia="ＭＳ 明朝"/>
                 <w:b/>
                 <w:bCs/>
                 <w:sz w:val="19"/>
@@ -5449,6 +6109,7 @@
             </w:pPr>
             <w:r>
               <w:rPr>
+                <w:rFonts w:ascii="Century" w:hAnsi="Century" w:eastAsia="ＭＳ 明朝"/>
                 <w:b/>
                 <w:bCs/>
                 <w:sz w:val="19"/>
@@ -5459,6 +6120,7 @@
             <w:proofErr w:type="gramStart"/>
             <w:r>
               <w:rPr>
+                <w:rFonts w:ascii="Century" w:hAnsi="Century" w:eastAsia="ＭＳ 明朝"/>
                 <w:b/>
                 <w:bCs/>
                 <w:sz w:val="19"/>
@@ -5469,6 +6131,7 @@
             <w:proofErr w:type="gramEnd"/>
             <w:r>
               <w:rPr>
+                <w:rFonts w:ascii="Century" w:hAnsi="Century" w:eastAsia="ＭＳ 明朝"/>
                 <w:b/>
                 <w:bCs/>
                 <w:sz w:val="19"/>
@@ -5505,6 +6168,7 @@
             </w:pPr>
             <w:r>
               <w:rPr>
+                <w:rFonts w:ascii="Century" w:hAnsi="Century" w:eastAsia="ＭＳ 明朝"/>
                 <w:b/>
                 <w:bCs/>
                 <w:sz w:val="19"/>
@@ -5531,6 +6195,7 @@
             </w:pPr>
             <w:r>
               <w:rPr>
+                <w:rFonts w:ascii="Century" w:hAnsi="Century" w:eastAsia="ＭＳ 明朝"/>
                 <w:b/>
                 <w:bCs/>
                 <w:sz w:val="19"/>
@@ -5555,6 +6220,7 @@
             </w:pPr>
             <w:r>
               <w:rPr>
+                <w:rFonts w:ascii="Century" w:hAnsi="Century" w:eastAsia="ＭＳ 明朝"/>
                 <w:sz w:val="19"/>
                 <w:szCs w:val="19"/>
               </w:rPr>
@@ -5576,6 +6242,7 @@
             </w:pPr>
             <w:r>
               <w:rPr>
+                <w:rFonts w:ascii="Century" w:hAnsi="Century" w:eastAsia="ＭＳ 明朝"/>
                 <w:sz w:val="19"/>
                 <w:szCs w:val="19"/>
               </w:rPr>
@@ -5597,6 +6264,7 @@
             </w:pPr>
             <w:r>
               <w:rPr>
+                <w:rFonts w:ascii="Century" w:hAnsi="Century" w:eastAsia="ＭＳ 明朝"/>
                 <w:sz w:val="19"/>
                 <w:szCs w:val="19"/>
               </w:rPr>
@@ -5637,6 +6305,7 @@
             </w:pPr>
             <w:r>
               <w:rPr>
+                <w:rFonts w:ascii="Century" w:hAnsi="Century" w:eastAsia="ＭＳ 明朝"/>
                 <w:b/>
                 <w:bCs/>
                 <w:sz w:val="19"/>
@@ -5660,6 +6329,7 @@
             </w:pPr>
             <w:r>
               <w:rPr>
+                <w:rFonts w:ascii="Century" w:hAnsi="Century" w:eastAsia="ＭＳ 明朝"/>
                 <w:sz w:val="19"/>
                 <w:szCs w:val="19"/>
               </w:rPr>
@@ -5681,6 +6351,7 @@
             </w:pPr>
             <w:r>
               <w:rPr>
+                <w:rFonts w:ascii="Century" w:hAnsi="Century" w:eastAsia="ＭＳ 明朝"/>
                 <w:sz w:val="19"/>
                 <w:szCs w:val="19"/>
               </w:rPr>
@@ -5702,6 +6373,7 @@
             </w:pPr>
             <w:r>
               <w:rPr>
+                <w:rFonts w:ascii="Century" w:hAnsi="Century" w:eastAsia="ＭＳ 明朝"/>
                 <w:sz w:val="19"/>
                 <w:szCs w:val="19"/>
               </w:rPr>
@@ -5736,6 +6408,7 @@
             </w:pPr>
             <w:r>
               <w:rPr>
+                <w:rFonts w:ascii="Century" w:hAnsi="Century" w:eastAsia="ＭＳ 明朝"/>
                 <w:b/>
                 <w:bCs/>
                 <w:sz w:val="19"/>
@@ -5747,6 +6420,7 @@
             <w:proofErr w:type="gramStart"/>
             <w:r>
               <w:rPr>
+                <w:rFonts w:ascii="Century" w:hAnsi="Century" w:eastAsia="ＭＳ 明朝"/>
                 <w:b/>
                 <w:bCs/>
                 <w:sz w:val="19"/>
@@ -5757,6 +6431,7 @@
             <w:proofErr w:type="gramEnd"/>
             <w:r>
               <w:rPr>
+                <w:rFonts w:ascii="Century" w:hAnsi="Century" w:eastAsia="ＭＳ 明朝"/>
                 <w:b/>
                 <w:bCs/>
                 <w:sz w:val="19"/>
@@ -5780,6 +6455,7 @@
             </w:pPr>
             <w:r>
               <w:rPr>
+                <w:rFonts w:ascii="Century" w:hAnsi="Century" w:eastAsia="ＭＳ 明朝"/>
                 <w:b/>
                 <w:bCs/>
                 <w:sz w:val="19"/>
@@ -5790,6 +6466,7 @@
             <w:proofErr w:type="gramStart"/>
             <w:r>
               <w:rPr>
+                <w:rFonts w:ascii="Century" w:hAnsi="Century" w:eastAsia="ＭＳ 明朝"/>
                 <w:b/>
                 <w:bCs/>
                 <w:sz w:val="19"/>
@@ -5800,6 +6477,7 @@
             <w:proofErr w:type="gramEnd"/>
             <w:r>
               <w:rPr>
+                <w:rFonts w:ascii="Century" w:hAnsi="Century" w:eastAsia="ＭＳ 明朝"/>
                 <w:b/>
                 <w:bCs/>
                 <w:sz w:val="19"/>
@@ -5809,6 +6487,7 @@
             </w:r>
             <w:r>
               <w:rPr>
+                <w:rFonts w:ascii="Century" w:hAnsi="Century" w:eastAsia="ＭＳ 明朝"/>
                 <w:b/>
                 <w:bCs/>
                 <w:sz w:val="19"/>
@@ -5818,6 +6497,7 @@
             </w:r>
             <w:r>
               <w:rPr>
+                <w:rFonts w:ascii="Century" w:hAnsi="Century" w:eastAsia="ＭＳ 明朝"/>
                 <w:b/>
                 <w:bCs/>
                 <w:sz w:val="19"/>
@@ -5841,6 +6521,7 @@
             </w:pPr>
             <w:r>
               <w:rPr>
+                <w:rFonts w:ascii="Century" w:hAnsi="Century" w:eastAsia="ＭＳ 明朝"/>
                 <w:sz w:val="19"/>
                 <w:szCs w:val="19"/>
               </w:rPr>
@@ -5862,6 +6543,7 @@
             </w:pPr>
             <w:r>
               <w:rPr>
+                <w:rFonts w:ascii="Century" w:hAnsi="Century" w:eastAsia="ＭＳ 明朝"/>
                 <w:sz w:val="19"/>
                 <w:szCs w:val="19"/>
               </w:rPr>
@@ -5883,6 +6565,7 @@
             </w:pPr>
             <w:r>
               <w:rPr>
+                <w:rFonts w:ascii="Century" w:hAnsi="Century" w:eastAsia="ＭＳ 明朝"/>
                 <w:sz w:val="19"/>
                 <w:szCs w:val="19"/>
               </w:rPr>
@@ -5923,6 +6606,7 @@
             </w:pPr>
             <w:r>
               <w:rPr>
+                <w:rFonts w:ascii="Century" w:hAnsi="Century" w:eastAsia="ＭＳ 明朝"/>
                 <w:b/>
                 <w:bCs/>
                 <w:sz w:val="19"/>
@@ -5933,6 +6617,7 @@
             <w:proofErr w:type="gramStart"/>
             <w:r>
               <w:rPr>
+                <w:rFonts w:ascii="Century" w:hAnsi="Century" w:eastAsia="ＭＳ 明朝"/>
                 <w:b/>
                 <w:bCs/>
                 <w:sz w:val="19"/>
@@ -5943,6 +6628,7 @@
             <w:proofErr w:type="gramEnd"/>
             <w:r>
               <w:rPr>
+                <w:rFonts w:ascii="Century" w:hAnsi="Century" w:eastAsia="ＭＳ 明朝"/>
                 <w:b/>
                 <w:bCs/>
                 <w:sz w:val="19"/>
@@ -5952,6 +6638,7 @@
             </w:r>
             <w:r>
               <w:rPr>
+                <w:rFonts w:ascii="Century" w:hAnsi="Century" w:eastAsia="ＭＳ 明朝"/>
                 <w:b/>
                 <w:bCs/>
                 <w:sz w:val="19"/>
@@ -5961,6 +6648,7 @@
             </w:r>
             <w:r>
               <w:rPr>
+                <w:rFonts w:ascii="Century" w:hAnsi="Century" w:eastAsia="ＭＳ 明朝"/>
                 <w:b/>
                 <w:bCs/>
                 <w:sz w:val="19"/>
@@ -5984,6 +6672,7 @@
             </w:pPr>
             <w:r>
               <w:rPr>
+                <w:rFonts w:ascii="Century" w:hAnsi="Century" w:eastAsia="ＭＳ 明朝"/>
                 <w:sz w:val="19"/>
                 <w:szCs w:val="19"/>
               </w:rPr>
@@ -6005,6 +6694,7 @@
             </w:pPr>
             <w:r>
               <w:rPr>
+                <w:rFonts w:ascii="Century" w:hAnsi="Century" w:eastAsia="ＭＳ 明朝"/>
                 <w:sz w:val="19"/>
                 <w:szCs w:val="19"/>
               </w:rPr>
@@ -6026,6 +6716,7 @@
             </w:pPr>
             <w:r>
               <w:rPr>
+                <w:rFonts w:ascii="Century" w:hAnsi="Century" w:eastAsia="ＭＳ 明朝"/>
                 <w:sz w:val="19"/>
                 <w:szCs w:val="19"/>
               </w:rPr>
@@ -6061,6 +6752,7 @@
             <w:proofErr w:type="gramStart"/>
             <w:r>
               <w:rPr>
+                <w:rFonts w:ascii="Century" w:hAnsi="Century" w:eastAsia="ＭＳ 明朝"/>
                 <w:b/>
                 <w:bCs/>
                 <w:sz w:val="19"/>
@@ -6071,6 +6763,7 @@
             <w:proofErr w:type="gramEnd"/>
             <w:r>
               <w:rPr>
+                <w:rFonts w:ascii="Century" w:hAnsi="Century" w:eastAsia="ＭＳ 明朝"/>
                 <w:b/>
                 <w:bCs/>
                 <w:sz w:val="19"/>
@@ -6094,6 +6787,7 @@
             </w:pPr>
             <w:r>
               <w:rPr>
+                <w:rFonts w:ascii="Century" w:hAnsi="Century" w:eastAsia="ＭＳ 明朝"/>
                 <w:sz w:val="19"/>
                 <w:szCs w:val="19"/>
               </w:rPr>
@@ -6115,6 +6809,7 @@
             </w:pPr>
             <w:r>
               <w:rPr>
+                <w:rFonts w:ascii="Century" w:hAnsi="Century" w:eastAsia="ＭＳ 明朝"/>
                 <w:sz w:val="19"/>
                 <w:szCs w:val="19"/>
               </w:rPr>
@@ -6136,6 +6831,7 @@
             </w:pPr>
             <w:r>
               <w:rPr>
+                <w:rFonts w:ascii="Century" w:hAnsi="Century" w:eastAsia="ＭＳ 明朝"/>
                 <w:sz w:val="19"/>
                 <w:szCs w:val="19"/>
               </w:rPr>
@@ -6147,12 +6843,14 @@
     </w:tbl>
     <w:p>
       <w:pPr>
-        <w:rPr>
-          <w:lang w:eastAsia="ja-JP"/>
-        </w:rPr>
-      </w:pPr>
-      <w:r>
-        <w:rPr>
+        <w:spacing w:lineRule="exact" w:line="360"/>
+        <w:rPr>
+          <w:lang w:eastAsia="ja-JP"/>
+        </w:rPr>
+      </w:pPr>
+      <w:r>
+        <w:rPr>
+          <w:rFonts w:ascii="Century" w:hAnsi="Century" w:eastAsia="ＭＳ 明朝"/>
           <w:sz w:val="18"/>
           <w:szCs w:val="18"/>
           <w:lang w:eastAsia="ja-JP"/>
@@ -6162,12 +6860,14 @@
     </w:p>
     <w:p>
       <w:pPr>
-        <w:rPr>
-          <w:lang w:eastAsia="ja-JP"/>
-        </w:rPr>
-      </w:pPr>
-      <w:r>
-        <w:rPr>
+        <w:spacing w:lineRule="exact" w:line="360"/>
+        <w:rPr>
+          <w:lang w:eastAsia="ja-JP"/>
+        </w:rPr>
+      </w:pPr>
+      <w:r>
+        <w:rPr>
+          <w:rFonts w:ascii="Century" w:hAnsi="Century" w:eastAsia="ＭＳ 明朝"/>
           <w:sz w:val="18"/>
           <w:szCs w:val="18"/>
           <w:lang w:eastAsia="ja-JP"/>
@@ -6176,6 +6876,7 @@
       </w:r>
       <w:r>
         <w:rPr>
+          <w:rFonts w:ascii="Century" w:hAnsi="Century" w:eastAsia="ＭＳ 明朝"/>
           <w:sz w:val="18"/>
           <w:szCs w:val="18"/>
           <w:lang w:eastAsia="ja-JP"/>
@@ -6184,6 +6885,7 @@
       </w:r>
       <w:r>
         <w:rPr>
+          <w:rFonts w:ascii="Century" w:hAnsi="Century" w:eastAsia="ＭＳ 明朝"/>
           <w:sz w:val="18"/>
           <w:szCs w:val="18"/>
           <w:lang w:eastAsia="ja-JP"/>
@@ -6191,6 +6893,7 @@
       </w:r>
       <w:r>
         <w:rPr>
+          <w:rFonts w:ascii="Century" w:hAnsi="Century" w:eastAsia="ＭＳ 明朝"/>
           <w:sz w:val="18"/>
           <w:szCs w:val="18"/>
           <w:lang w:eastAsia="ja-JP"/>
@@ -6198,6 +6901,7 @@
       </w:r>
       <w:r>
         <w:rPr>
+          <w:rFonts w:ascii="Century" w:hAnsi="Century" w:eastAsia="ＭＳ 明朝"/>
           <w:sz w:val="18"/>
           <w:szCs w:val="18"/>
           <w:lang w:eastAsia="ja-JP"/>
@@ -6205,6 +6909,7 @@
       </w:r>
       <w:r>
         <w:rPr>
+          <w:rFonts w:ascii="Century" w:hAnsi="Century" w:eastAsia="ＭＳ 明朝"/>
           <w:sz w:val="18"/>
           <w:szCs w:val="18"/>
           <w:lang w:eastAsia="ja-JP"/>
@@ -6212,6 +6917,7 @@
       </w:r>
       <w:r>
         <w:rPr>
+          <w:rFonts w:ascii="Century" w:hAnsi="Century" w:eastAsia="ＭＳ 明朝"/>
           <w:sz w:val="18"/>
           <w:szCs w:val="18"/>
           <w:lang w:eastAsia="ja-JP"/>
@@ -6219,6 +6925,7 @@
       </w:r>
       <w:r>
         <w:rPr>
+          <w:rFonts w:ascii="Century" w:hAnsi="Century" w:eastAsia="ＭＳ 明朝"/>
           <w:sz w:val="18"/>
           <w:szCs w:val="18"/>
           <w:lang w:eastAsia="ja-JP"/>
@@ -6226,6 +6933,7 @@
       </w:r>
       <w:r>
         <w:rPr>
+          <w:rFonts w:ascii="Century" w:hAnsi="Century" w:eastAsia="ＭＳ 明朝"/>
           <w:sz w:val="18"/>
           <w:szCs w:val="18"/>
           <w:lang w:eastAsia="ja-JP"/>
@@ -6235,14 +6943,16 @@
     </w:p>
     <w:p>
       <w:pPr>
-        <w:rPr>
-          <w:lang w:eastAsia="ja-JP"/>
-        </w:rPr>
-      </w:pPr>
-    </w:p>
-    <w:p>
-      <w:pPr>
-        <w:ind w:firstLine="210"/>
+        <w:spacing w:lineRule="exact" w:line="360"/>
+        <w:rPr>
+          <w:lang w:eastAsia="ja-JP"/>
+        </w:rPr>
+      </w:pPr>
+    </w:p>
+    <w:p>
+      <w:pPr>
+        <w:spacing w:lineRule="exact" w:line="360"/>
+        <w:ind w:firstLine="240"/>
         <w:jc w:val="both"/>
         <w:rPr>
           <w:lang w:eastAsia="ja-JP"/>
@@ -6250,6 +6960,7 @@
       </w:pPr>
       <w:r>
         <w:rPr>
+          <w:rFonts w:ascii="Century" w:hAnsi="Century" w:eastAsia="ＭＳ 明朝"/>
           <w:sz w:val="24"/>
           <w:lang w:eastAsia="ja-JP"/>
         </w:rPr>
@@ -6257,6 +6968,7 @@
       </w:r>
       <w:r>
         <w:rPr>
+          <w:rFonts w:ascii="Century" w:hAnsi="Century" w:eastAsia="ＭＳ 明朝"/>
           <w:sz w:val="24"/>
           <w:lang w:eastAsia="ja-JP"/>
         </w:rPr>
@@ -6264,30 +6976,35 @@
       </w:r>
       <w:r>
         <w:rPr>
-          <w:sz w:val="24"/>
-          <w:lang w:eastAsia="ja-JP"/>
-        </w:rPr>
-      </w:r>
-      <w:r>
-        <w:rPr>
-          <w:sz w:val="24"/>
-          <w:lang w:eastAsia="ja-JP"/>
-        </w:rPr>
-      </w:r>
-      <w:r>
-        <w:rPr>
-          <w:sz w:val="24"/>
-          <w:lang w:eastAsia="ja-JP"/>
-        </w:rPr>
-      </w:r>
-      <w:r>
-        <w:rPr>
-          <w:sz w:val="24"/>
-          <w:lang w:eastAsia="ja-JP"/>
-        </w:rPr>
-      </w:r>
-      <w:r>
-        <w:rPr>
+          <w:rFonts w:ascii="Century" w:hAnsi="Century" w:eastAsia="ＭＳ 明朝"/>
+          <w:sz w:val="24"/>
+          <w:lang w:eastAsia="ja-JP"/>
+        </w:rPr>
+      </w:r>
+      <w:r>
+        <w:rPr>
+          <w:rFonts w:ascii="Century" w:hAnsi="Century" w:eastAsia="ＭＳ 明朝"/>
+          <w:sz w:val="24"/>
+          <w:lang w:eastAsia="ja-JP"/>
+        </w:rPr>
+      </w:r>
+      <w:r>
+        <w:rPr>
+          <w:rFonts w:ascii="Century" w:hAnsi="Century" w:eastAsia="ＭＳ 明朝"/>
+          <w:sz w:val="24"/>
+          <w:lang w:eastAsia="ja-JP"/>
+        </w:rPr>
+      </w:r>
+      <w:r>
+        <w:rPr>
+          <w:rFonts w:ascii="Century" w:hAnsi="Century" w:eastAsia="ＭＳ 明朝"/>
+          <w:sz w:val="24"/>
+          <w:lang w:eastAsia="ja-JP"/>
+        </w:rPr>
+      </w:r>
+      <w:r>
+        <w:rPr>
+          <w:rFonts w:ascii="Century" w:hAnsi="Century" w:eastAsia="ＭＳ 明朝"/>
           <w:sz w:val="24"/>
           <w:lang w:eastAsia="ja-JP"/>
         </w:rPr>
@@ -6295,6 +7012,7 @@
       </w:r>
       <w:r>
         <w:rPr>
+          <w:rFonts w:ascii="Century" w:hAnsi="Century" w:eastAsia="ＭＳ 明朝"/>
           <w:sz w:val="24"/>
           <w:lang w:eastAsia="ja-JP"/>
         </w:rPr>
@@ -6302,30 +7020,35 @@
       </w:r>
       <w:r>
         <w:rPr>
-          <w:sz w:val="24"/>
-          <w:lang w:eastAsia="ja-JP"/>
-        </w:rPr>
-      </w:r>
-      <w:r>
-        <w:rPr>
-          <w:sz w:val="24"/>
-          <w:lang w:eastAsia="ja-JP"/>
-        </w:rPr>
-      </w:r>
-      <w:r>
-        <w:rPr>
-          <w:sz w:val="24"/>
-          <w:lang w:eastAsia="ja-JP"/>
-        </w:rPr>
-      </w:r>
-      <w:r>
-        <w:rPr>
-          <w:sz w:val="24"/>
-          <w:lang w:eastAsia="ja-JP"/>
-        </w:rPr>
-      </w:r>
-      <w:r>
-        <w:rPr>
+          <w:rFonts w:ascii="Century" w:hAnsi="Century" w:eastAsia="ＭＳ 明朝"/>
+          <w:sz w:val="24"/>
+          <w:lang w:eastAsia="ja-JP"/>
+        </w:rPr>
+      </w:r>
+      <w:r>
+        <w:rPr>
+          <w:rFonts w:ascii="Century" w:hAnsi="Century" w:eastAsia="ＭＳ 明朝"/>
+          <w:sz w:val="24"/>
+          <w:lang w:eastAsia="ja-JP"/>
+        </w:rPr>
+      </w:r>
+      <w:r>
+        <w:rPr>
+          <w:rFonts w:ascii="Century" w:hAnsi="Century" w:eastAsia="ＭＳ 明朝"/>
+          <w:sz w:val="24"/>
+          <w:lang w:eastAsia="ja-JP"/>
+        </w:rPr>
+      </w:r>
+      <w:r>
+        <w:rPr>
+          <w:rFonts w:ascii="Century" w:hAnsi="Century" w:eastAsia="ＭＳ 明朝"/>
+          <w:sz w:val="24"/>
+          <w:lang w:eastAsia="ja-JP"/>
+        </w:rPr>
+      </w:r>
+      <w:r>
+        <w:rPr>
+          <w:rFonts w:ascii="Century" w:hAnsi="Century" w:eastAsia="ＭＳ 明朝"/>
           <w:sz w:val="24"/>
           <w:lang w:eastAsia="ja-JP"/>
         </w:rPr>
@@ -6334,7 +7057,8 @@
     </w:p>
     <w:p>
       <w:pPr>
-        <w:ind w:firstLine="210"/>
+        <w:spacing w:lineRule="exact" w:line="360"/>
+        <w:ind w:firstLine="240"/>
         <w:jc w:val="both"/>
         <w:rPr>
           <w:lang w:eastAsia="ja-JP"/>
@@ -6342,6 +7066,7 @@
       </w:pPr>
       <w:r>
         <w:rPr>
+          <w:rFonts w:ascii="Century" w:hAnsi="Century" w:eastAsia="ＭＳ 明朝"/>
           <w:sz w:val="24"/>
           <w:lang w:eastAsia="ja-JP"/>
         </w:rPr>
@@ -6349,6 +7074,7 @@
       </w:r>
       <w:r>
         <w:rPr>
+          <w:rFonts w:ascii="Century" w:hAnsi="Century" w:eastAsia="ＭＳ 明朝"/>
           <w:sz w:val="24"/>
           <w:lang w:eastAsia="ja-JP"/>
         </w:rPr>
@@ -6356,30 +7082,35 @@
       </w:r>
       <w:r>
         <w:rPr>
-          <w:sz w:val="24"/>
-          <w:lang w:eastAsia="ja-JP"/>
-        </w:rPr>
-      </w:r>
-      <w:r>
-        <w:rPr>
-          <w:sz w:val="24"/>
-          <w:lang w:eastAsia="ja-JP"/>
-        </w:rPr>
-      </w:r>
-      <w:r>
-        <w:rPr>
-          <w:sz w:val="24"/>
-          <w:lang w:eastAsia="ja-JP"/>
-        </w:rPr>
-      </w:r>
-      <w:r>
-        <w:rPr>
-          <w:sz w:val="24"/>
-          <w:lang w:eastAsia="ja-JP"/>
-        </w:rPr>
-      </w:r>
-      <w:r>
-        <w:rPr>
+          <w:rFonts w:ascii="Century" w:hAnsi="Century" w:eastAsia="ＭＳ 明朝"/>
+          <w:sz w:val="24"/>
+          <w:lang w:eastAsia="ja-JP"/>
+        </w:rPr>
+      </w:r>
+      <w:r>
+        <w:rPr>
+          <w:rFonts w:ascii="Century" w:hAnsi="Century" w:eastAsia="ＭＳ 明朝"/>
+          <w:sz w:val="24"/>
+          <w:lang w:eastAsia="ja-JP"/>
+        </w:rPr>
+      </w:r>
+      <w:r>
+        <w:rPr>
+          <w:rFonts w:ascii="Century" w:hAnsi="Century" w:eastAsia="ＭＳ 明朝"/>
+          <w:sz w:val="24"/>
+          <w:lang w:eastAsia="ja-JP"/>
+        </w:rPr>
+      </w:r>
+      <w:r>
+        <w:rPr>
+          <w:rFonts w:ascii="Century" w:hAnsi="Century" w:eastAsia="ＭＳ 明朝"/>
+          <w:sz w:val="24"/>
+          <w:lang w:eastAsia="ja-JP"/>
+        </w:rPr>
+      </w:r>
+      <w:r>
+        <w:rPr>
+          <w:rFonts w:ascii="Century" w:hAnsi="Century" w:eastAsia="ＭＳ 明朝"/>
           <w:sz w:val="24"/>
           <w:lang w:eastAsia="ja-JP"/>
         </w:rPr>
@@ -6387,6 +7118,7 @@
       </w:r>
       <w:r>
         <w:rPr>
+          <w:rFonts w:ascii="Century" w:hAnsi="Century" w:eastAsia="ＭＳ 明朝"/>
           <w:sz w:val="24"/>
           <w:lang w:eastAsia="ja-JP"/>
         </w:rPr>
@@ -6394,30 +7126,35 @@
       </w:r>
       <w:r>
         <w:rPr>
-          <w:sz w:val="24"/>
-          <w:lang w:eastAsia="ja-JP"/>
-        </w:rPr>
-      </w:r>
-      <w:r>
-        <w:rPr>
-          <w:sz w:val="24"/>
-          <w:lang w:eastAsia="ja-JP"/>
-        </w:rPr>
-      </w:r>
-      <w:r>
-        <w:rPr>
-          <w:sz w:val="24"/>
-          <w:lang w:eastAsia="ja-JP"/>
-        </w:rPr>
-      </w:r>
-      <w:r>
-        <w:rPr>
-          <w:sz w:val="24"/>
-          <w:lang w:eastAsia="ja-JP"/>
-        </w:rPr>
-      </w:r>
-      <w:r>
-        <w:rPr>
+          <w:rFonts w:ascii="Century" w:hAnsi="Century" w:eastAsia="ＭＳ 明朝"/>
+          <w:sz w:val="24"/>
+          <w:lang w:eastAsia="ja-JP"/>
+        </w:rPr>
+      </w:r>
+      <w:r>
+        <w:rPr>
+          <w:rFonts w:ascii="Century" w:hAnsi="Century" w:eastAsia="ＭＳ 明朝"/>
+          <w:sz w:val="24"/>
+          <w:lang w:eastAsia="ja-JP"/>
+        </w:rPr>
+      </w:r>
+      <w:r>
+        <w:rPr>
+          <w:rFonts w:ascii="Century" w:hAnsi="Century" w:eastAsia="ＭＳ 明朝"/>
+          <w:sz w:val="24"/>
+          <w:lang w:eastAsia="ja-JP"/>
+        </w:rPr>
+      </w:r>
+      <w:r>
+        <w:rPr>
+          <w:rFonts w:ascii="Century" w:hAnsi="Century" w:eastAsia="ＭＳ 明朝"/>
+          <w:sz w:val="24"/>
+          <w:lang w:eastAsia="ja-JP"/>
+        </w:rPr>
+      </w:r>
+      <w:r>
+        <w:rPr>
+          <w:rFonts w:ascii="Century" w:hAnsi="Century" w:eastAsia="ＭＳ 明朝"/>
           <w:sz w:val="24"/>
           <w:lang w:eastAsia="ja-JP"/>
         </w:rPr>
@@ -6426,19 +7163,27 @@
     </w:p>
     <w:p>
       <w:pPr>
-        <w:pStyle w:val="3"/>
-        <w:rPr>
-          <w:lang w:eastAsia="ja-JP"/>
-        </w:rPr>
-      </w:pPr>
-      <w:r>
-        <w:rPr>
+        <w:keepNext/>
+        <w:spacing w:lineRule="exact" w:line="360"/>
+        <w:ind w:firstLine="0" w:left="0"/>
+        <w:rPr>
+          <w:lang w:eastAsia="ja-JP"/>
+        </w:rPr>
+      </w:pPr>
+      <w:r>
+        <w:rPr>
+          <w:rFonts w:ascii="Century" w:hAnsi="Century" w:eastAsia="ＭＳ 明朝"/>
+          <w:b/>
+          <w:sz w:val="24"/>
           <w:lang w:eastAsia="ja-JP"/>
         </w:rPr>
         <w:t>2.2.4</w:t>
       </w:r>
       <w:r>
         <w:rPr>
+          <w:rFonts w:ascii="Century" w:hAnsi="Century" w:eastAsia="ＭＳ 明朝"/>
+          <w:b/>
+          <w:sz w:val="24"/>
           <w:lang w:eastAsia="ja-JP"/>
         </w:rPr>
         <w:t xml:space="preserve">　制度的環境と統治コスト</w:t>
@@ -6446,7 +7191,8 @@
     </w:p>
     <w:p>
       <w:pPr>
-        <w:ind w:firstLine="210"/>
+        <w:spacing w:lineRule="exact" w:line="360"/>
+        <w:ind w:firstLine="240"/>
         <w:jc w:val="both"/>
         <w:rPr>
           <w:rFonts w:eastAsiaTheme="minorEastAsia"/>
@@ -6454,7 +7200,7 @@
       </w:pPr>
       <w:r>
         <w:rPr>
-          <w:rFonts w:hint="eastAsia"/>
+          <w:rFonts w:hint="eastAsia" w:ascii="Century" w:hAnsi="Century" w:eastAsia="ＭＳ 明朝"/>
           <w:sz w:val="24"/>
           <w:lang w:eastAsia="ja-JP"/>
         </w:rPr>
@@ -6462,35 +7208,35 @@
       </w:r>
       <w:r>
         <w:rPr>
-          <w:rFonts w:hint="eastAsia"/>
-          <w:sz w:val="24"/>
-          <w:lang w:eastAsia="ja-JP"/>
-        </w:rPr>
-      </w:r>
-      <w:r>
-        <w:rPr>
-          <w:rFonts w:hint="eastAsia"/>
-          <w:sz w:val="24"/>
-          <w:lang w:eastAsia="ja-JP"/>
-        </w:rPr>
-      </w:r>
-      <w:r>
-        <w:rPr>
-          <w:rFonts w:hint="eastAsia"/>
-          <w:sz w:val="24"/>
-          <w:lang w:eastAsia="ja-JP"/>
-        </w:rPr>
-      </w:r>
-      <w:r>
-        <w:rPr>
-          <w:rFonts w:hint="eastAsia"/>
-          <w:sz w:val="24"/>
-          <w:lang w:eastAsia="ja-JP"/>
-        </w:rPr>
-      </w:r>
-      <w:r>
-        <w:rPr>
-          <w:rFonts w:hint="eastAsia"/>
+          <w:rFonts w:hint="eastAsia" w:ascii="Century" w:hAnsi="Century" w:eastAsia="ＭＳ 明朝"/>
+          <w:sz w:val="24"/>
+          <w:lang w:eastAsia="ja-JP"/>
+        </w:rPr>
+      </w:r>
+      <w:r>
+        <w:rPr>
+          <w:rFonts w:hint="eastAsia" w:ascii="Century" w:hAnsi="Century" w:eastAsia="ＭＳ 明朝"/>
+          <w:sz w:val="24"/>
+          <w:lang w:eastAsia="ja-JP"/>
+        </w:rPr>
+      </w:r>
+      <w:r>
+        <w:rPr>
+          <w:rFonts w:hint="eastAsia" w:ascii="Century" w:hAnsi="Century" w:eastAsia="ＭＳ 明朝"/>
+          <w:sz w:val="24"/>
+          <w:lang w:eastAsia="ja-JP"/>
+        </w:rPr>
+      </w:r>
+      <w:r>
+        <w:rPr>
+          <w:rFonts w:hint="eastAsia" w:ascii="Century" w:hAnsi="Century" w:eastAsia="ＭＳ 明朝"/>
+          <w:sz w:val="24"/>
+          <w:lang w:eastAsia="ja-JP"/>
+        </w:rPr>
+      </w:r>
+      <w:r>
+        <w:rPr>
+          <w:rFonts w:hint="eastAsia" w:ascii="Century" w:hAnsi="Century" w:eastAsia="ＭＳ 明朝"/>
           <w:sz w:val="24"/>
           <w:lang w:eastAsia="ja-JP"/>
         </w:rPr>
@@ -6498,7 +7244,7 @@
       </w:r>
       <w:r>
         <w:rPr>
-          <w:rFonts w:hint="eastAsia"/>
+          <w:rFonts w:hint="eastAsia" w:ascii="Century" w:hAnsi="Century" w:eastAsia="ＭＳ 明朝"/>
           <w:sz w:val="24"/>
           <w:lang w:eastAsia="ja-JP"/>
         </w:rPr>
@@ -6506,7 +7252,7 @@
       </w:r>
       <w:r>
         <w:rPr>
-          <w:rFonts w:hint="eastAsia"/>
+          <w:rFonts w:hint="eastAsia" w:ascii="Century" w:hAnsi="Century" w:eastAsia="ＭＳ 明朝"/>
           <w:sz w:val="24"/>
           <w:lang w:eastAsia="ja-JP"/>
         </w:rPr>
@@ -6514,7 +7260,7 @@
       </w:r>
       <w:r>
         <w:rPr>
-          <w:rFonts w:hint="eastAsia"/>
+          <w:rFonts w:hint="eastAsia" w:ascii="Century" w:hAnsi="Century" w:eastAsia="ＭＳ 明朝"/>
           <w:sz w:val="24"/>
           <w:lang w:eastAsia="ja-JP"/>
         </w:rPr>
@@ -6522,7 +7268,7 @@
       </w:r>
       <w:r>
         <w:rPr>
-          <w:rFonts w:hint="eastAsia"/>
+          <w:rFonts w:hint="eastAsia" w:ascii="Century" w:hAnsi="Century" w:eastAsia="ＭＳ 明朝"/>
           <w:sz w:val="24"/>
           <w:lang w:eastAsia="ja-JP"/>
         </w:rPr>
@@ -6530,7 +7276,7 @@
       </w:r>
       <w:r>
         <w:rPr>
-          <w:rFonts w:hint="eastAsia"/>
+          <w:rFonts w:hint="eastAsia" w:ascii="Century" w:hAnsi="Century" w:eastAsia="ＭＳ 明朝"/>
           <w:sz w:val="24"/>
           <w:lang w:eastAsia="ja-JP"/>
         </w:rPr>
@@ -6538,7 +7284,7 @@
       </w:r>
       <w:r>
         <w:rPr>
-          <w:rFonts w:hint="eastAsia"/>
+          <w:rFonts w:hint="eastAsia" w:ascii="Century" w:hAnsi="Century" w:eastAsia="ＭＳ 明朝"/>
           <w:sz w:val="24"/>
           <w:lang w:eastAsia="ja-JP"/>
         </w:rPr>
@@ -6547,7 +7293,8 @@
     </w:p>
     <w:p>
       <w:pPr>
-        <w:ind w:firstLine="210"/>
+        <w:spacing w:lineRule="exact" w:line="360"/>
+        <w:ind w:firstLine="240"/>
         <w:jc w:val="both"/>
         <w:rPr>
           <w:rFonts w:eastAsiaTheme="minorEastAsia"/>
@@ -6555,7 +7302,7 @@
       </w:pPr>
       <w:r>
         <w:rPr>
-          <w:rFonts w:hint="eastAsia"/>
+          <w:rFonts w:hint="eastAsia" w:ascii="Century" w:hAnsi="Century" w:eastAsia="ＭＳ 明朝"/>
           <w:sz w:val="24"/>
           <w:lang w:eastAsia="ja-JP"/>
         </w:rPr>
@@ -6563,7 +7310,7 @@
       </w:r>
       <w:r>
         <w:rPr>
-          <w:rFonts w:hint="eastAsia"/>
+          <w:rFonts w:hint="eastAsia" w:ascii="Century" w:hAnsi="Century" w:eastAsia="ＭＳ 明朝"/>
           <w:sz w:val="24"/>
           <w:lang w:eastAsia="ja-JP"/>
         </w:rPr>
@@ -6571,35 +7318,35 @@
       </w:r>
       <w:r>
         <w:rPr>
-          <w:rFonts w:hint="eastAsia"/>
-          <w:sz w:val="24"/>
-          <w:lang w:eastAsia="ja-JP"/>
-        </w:rPr>
-      </w:r>
-      <w:r>
-        <w:rPr>
-          <w:rFonts w:hint="eastAsia"/>
-          <w:sz w:val="24"/>
-          <w:lang w:eastAsia="ja-JP"/>
-        </w:rPr>
-      </w:r>
-      <w:r>
-        <w:rPr>
-          <w:rFonts w:hint="eastAsia"/>
-          <w:sz w:val="24"/>
-          <w:lang w:eastAsia="ja-JP"/>
-        </w:rPr>
-      </w:r>
-      <w:r>
-        <w:rPr>
-          <w:rFonts w:hint="eastAsia"/>
-          <w:sz w:val="24"/>
-          <w:lang w:eastAsia="ja-JP"/>
-        </w:rPr>
-      </w:r>
-      <w:r>
-        <w:rPr>
-          <w:rFonts w:hint="eastAsia"/>
+          <w:rFonts w:hint="eastAsia" w:ascii="Century" w:hAnsi="Century" w:eastAsia="ＭＳ 明朝"/>
+          <w:sz w:val="24"/>
+          <w:lang w:eastAsia="ja-JP"/>
+        </w:rPr>
+      </w:r>
+      <w:r>
+        <w:rPr>
+          <w:rFonts w:hint="eastAsia" w:ascii="Century" w:hAnsi="Century" w:eastAsia="ＭＳ 明朝"/>
+          <w:sz w:val="24"/>
+          <w:lang w:eastAsia="ja-JP"/>
+        </w:rPr>
+      </w:r>
+      <w:r>
+        <w:rPr>
+          <w:rFonts w:hint="eastAsia" w:ascii="Century" w:hAnsi="Century" w:eastAsia="ＭＳ 明朝"/>
+          <w:sz w:val="24"/>
+          <w:lang w:eastAsia="ja-JP"/>
+        </w:rPr>
+      </w:r>
+      <w:r>
+        <w:rPr>
+          <w:rFonts w:hint="eastAsia" w:ascii="Century" w:hAnsi="Century" w:eastAsia="ＭＳ 明朝"/>
+          <w:sz w:val="24"/>
+          <w:lang w:eastAsia="ja-JP"/>
+        </w:rPr>
+      </w:r>
+      <w:r>
+        <w:rPr>
+          <w:rFonts w:hint="eastAsia" w:ascii="Century" w:hAnsi="Century" w:eastAsia="ＭＳ 明朝"/>
           <w:sz w:val="24"/>
           <w:lang w:eastAsia="ja-JP"/>
         </w:rPr>
@@ -6607,7 +7354,7 @@
       </w:r>
       <w:r>
         <w:rPr>
-          <w:rFonts w:hint="eastAsia"/>
+          <w:rFonts w:hint="eastAsia" w:ascii="Century" w:hAnsi="Century" w:eastAsia="ＭＳ 明朝"/>
           <w:sz w:val="24"/>
           <w:lang w:eastAsia="ja-JP"/>
         </w:rPr>
@@ -6615,35 +7362,35 @@
       </w:r>
       <w:r>
         <w:rPr>
-          <w:rFonts w:hint="eastAsia"/>
-          <w:sz w:val="24"/>
-          <w:lang w:eastAsia="ja-JP"/>
-        </w:rPr>
-      </w:r>
-      <w:r>
-        <w:rPr>
-          <w:rFonts w:hint="eastAsia"/>
-          <w:sz w:val="24"/>
-          <w:lang w:eastAsia="ja-JP"/>
-        </w:rPr>
-      </w:r>
-      <w:r>
-        <w:rPr>
-          <w:rFonts w:hint="eastAsia"/>
-          <w:sz w:val="24"/>
-          <w:lang w:eastAsia="ja-JP"/>
-        </w:rPr>
-      </w:r>
-      <w:r>
-        <w:rPr>
-          <w:rFonts w:hint="eastAsia"/>
-          <w:sz w:val="24"/>
-          <w:lang w:eastAsia="ja-JP"/>
-        </w:rPr>
-      </w:r>
-      <w:r>
-        <w:rPr>
-          <w:rFonts w:hint="eastAsia"/>
+          <w:rFonts w:hint="eastAsia" w:ascii="Century" w:hAnsi="Century" w:eastAsia="ＭＳ 明朝"/>
+          <w:sz w:val="24"/>
+          <w:lang w:eastAsia="ja-JP"/>
+        </w:rPr>
+      </w:r>
+      <w:r>
+        <w:rPr>
+          <w:rFonts w:hint="eastAsia" w:ascii="Century" w:hAnsi="Century" w:eastAsia="ＭＳ 明朝"/>
+          <w:sz w:val="24"/>
+          <w:lang w:eastAsia="ja-JP"/>
+        </w:rPr>
+      </w:r>
+      <w:r>
+        <w:rPr>
+          <w:rFonts w:hint="eastAsia" w:ascii="Century" w:hAnsi="Century" w:eastAsia="ＭＳ 明朝"/>
+          <w:sz w:val="24"/>
+          <w:lang w:eastAsia="ja-JP"/>
+        </w:rPr>
+      </w:r>
+      <w:r>
+        <w:rPr>
+          <w:rFonts w:hint="eastAsia" w:ascii="Century" w:hAnsi="Century" w:eastAsia="ＭＳ 明朝"/>
+          <w:sz w:val="24"/>
+          <w:lang w:eastAsia="ja-JP"/>
+        </w:rPr>
+      </w:r>
+      <w:r>
+        <w:rPr>
+          <w:rFonts w:hint="eastAsia" w:ascii="Century" w:hAnsi="Century" w:eastAsia="ＭＳ 明朝"/>
           <w:sz w:val="24"/>
           <w:lang w:eastAsia="ja-JP"/>
         </w:rPr>
@@ -6652,7 +7399,8 @@
     </w:p>
     <w:p>
       <w:pPr>
-        <w:ind w:firstLineChars="100" w:firstLine="210"/>
+        <w:spacing w:lineRule="exact" w:line="360"/>
+        <w:ind w:firstLineChars="100" w:firstLine="240"/>
         <w:jc w:val="both"/>
         <w:rPr>
           <w:lang w:eastAsia="ja-JP"/>
@@ -6660,7 +7408,7 @@
       </w:pPr>
       <w:r>
         <w:rPr>
-          <w:rFonts w:hint="eastAsia"/>
+          <w:rFonts w:hint="eastAsia" w:ascii="Century" w:hAnsi="Century" w:eastAsia="ＭＳ 明朝"/>
           <w:sz w:val="24"/>
           <w:lang w:eastAsia="ja-JP"/>
         </w:rPr>
@@ -6668,7 +7416,7 @@
       </w:r>
       <w:r>
         <w:rPr>
-          <w:rFonts w:hint="eastAsia"/>
+          <w:rFonts w:hint="eastAsia" w:ascii="Century" w:hAnsi="Century" w:eastAsia="ＭＳ 明朝"/>
           <w:sz w:val="24"/>
           <w:lang w:eastAsia="ja-JP"/>
         </w:rPr>
@@ -6679,7 +7427,7 @@
     <w:sectPr>
       <w:footerReference w:type="default" r:id="rId7"/>
       <w:pgSz w:w="11906" w:h="16838"/>
-      <w:pgMar w:top="1701" w:right="1701" w:bottom="1701" w:left="1701" w:header="708" w:footer="708" w:gutter="0"/>
+      <w:pgMar w:top="1984" w:right="1701" w:bottom="1701" w:left="1701" w:header="708" w:footer="708" w:gutter="0"/>
       <w:cols w:space="720"/>
       <w:docGrid w:linePitch="360"/>
     </w:sectPr>
@@ -7355,6 +8103,9 @@
     <w:pPr>
       <w:widowControl w:val="0"/>
     </w:pPr>
+    <w:rPr>
+      <w:sz w:val="24"/>
+    </w:rPr>
   </w:style>
   <w:style w:type="paragraph" w:styleId="1">
     <w:name w:val="heading 1"/>
